--- a/00-首页/题组Word/习题书/第三篇-有机化学/9-杂环化合物与含杂原子有机物-学生版-打印版.docx
+++ b/00-首页/题组Word/习题书/第三篇-有机化学/9-杂环化合物与含杂原子有机物-学生版-打印版.docx
@@ -2,7 +2,7 @@
 <file path=word/document.xml><?xml version="1.0" encoding="utf-8"?>
 <w:document xmlns:w="http://schemas.openxmlformats.org/wordprocessingml/2006/main" xmlns:m="http://schemas.openxmlformats.org/officeDocument/2006/math" xmlns:r="http://schemas.openxmlformats.org/officeDocument/2006/relationships" xmlns:o="urn:schemas-microsoft-com:office:office" xmlns:v="urn:schemas-microsoft-com:vml" xmlns:w10="urn:schemas-microsoft-com:office:word" xmlns:a="http://schemas.openxmlformats.org/drawingml/2006/main" xmlns:pic="http://schemas.openxmlformats.org/drawingml/2006/picture" xmlns:wp="http://schemas.openxmlformats.org/drawingml/2006/wordprocessingDrawing">
   <w:body>
-    <w:bookmarkStart w:id="127" w:name="第-9-章-杂环化合物与含杂原子有机物"/>
+    <w:bookmarkStart w:id="137" w:name="第-9-章-杂环化合物与含杂原子有机物"/>
     <w:p>
       <w:pPr>
         <w:pStyle w:val="Heading1"/>
@@ -11248,7 +11248,7 @@
       </w:r>
     </w:p>
     <w:bookmarkEnd w:id="96"/>
-    <w:bookmarkStart w:id="97" w:name="化合物x五实验推断葡萄糖"/>
+    <w:bookmarkStart w:id="106" w:name="卟啉生物导弹导向载体"/>
     <w:p>
       <w:pPr>
         <w:pStyle w:val="Heading2"/>
@@ -11260,6 +11260,750 @@
           <w:rFonts w:ascii="Times New Roman" w:hAnsi="Times New Roman" w:eastAsia="Times New Roman" w:cs="Times New Roman"/>
         </w:rPr>
         <w:t xml:space="preserve">9.27 </w:t>
+      </w:r>
+      <w:r>
+        <w:rPr>
+          <w:rFonts w:hint="eastAsia" w:ascii="Times New Roman" w:hAnsi="Times New Roman" w:eastAsia="SimHei" w:cs="Times New Roman"/>
+        </w:rPr>
+        <w:t xml:space="preserve">卟啉生物导弹导向载体</w:t>
+      </w:r>
+    </w:p>
+    <w:p>
+      <w:pPr>
+        <w:pStyle w:val="FirstParagraph"/>
+      </w:pPr>
+      <w:r>
+        <w:rPr>
+          <w:rFonts w:hint="eastAsia" w:ascii="Times New Roman" w:hAnsi="Times New Roman" w:eastAsia="FangSong" w:cs="Times New Roman"/>
+        </w:rPr>
+        <w:t>癌症又称为恶性肿瘤</w:t>
+      </w:r>
+      <w:r>
+        <w:rPr>
+          <w:rFonts w:hint="eastAsia" w:ascii="Times New Roman" w:hAnsi="Times New Roman" w:eastAsia="Times New Roman" w:cs="Times New Roman"/>
+        </w:rPr>
+        <w:t>，</w:t>
+      </w:r>
+      <w:r>
+        <w:rPr>
+          <w:rFonts w:hint="eastAsia" w:ascii="Times New Roman" w:hAnsi="Times New Roman" w:eastAsia="FangSong" w:cs="Times New Roman"/>
+        </w:rPr>
+        <w:t>治疗癌症的传统方法是采用放疗和化疗</w:t>
+      </w:r>
+      <w:r>
+        <w:rPr>
+          <w:rFonts w:hint="eastAsia" w:ascii="Times New Roman" w:hAnsi="Times New Roman" w:eastAsia="Times New Roman" w:cs="Times New Roman"/>
+        </w:rPr>
+        <w:t>，</w:t>
+      </w:r>
+      <w:r>
+        <w:rPr>
+          <w:rFonts w:hint="eastAsia" w:ascii="Times New Roman" w:hAnsi="Times New Roman" w:eastAsia="FangSong" w:cs="Times New Roman"/>
+        </w:rPr>
+        <w:t>但这些方法对病情缓解率很低</w:t>
+      </w:r>
+      <w:r>
+        <w:rPr>
+          <w:rFonts w:hint="eastAsia" w:ascii="Times New Roman" w:hAnsi="Times New Roman" w:eastAsia="Times New Roman" w:cs="Times New Roman"/>
+        </w:rPr>
+        <w:t>。</w:t>
+      </w:r>
+      <w:r>
+        <w:rPr>
+          <w:rFonts w:hint="eastAsia" w:ascii="Times New Roman" w:hAnsi="Times New Roman" w:eastAsia="FangSong" w:cs="Times New Roman"/>
+        </w:rPr>
+        <w:t>近年来</w:t>
+      </w:r>
+      <w:r>
+        <w:rPr>
+          <w:rFonts w:hint="eastAsia" w:ascii="Times New Roman" w:hAnsi="Times New Roman" w:eastAsia="Times New Roman" w:cs="Times New Roman"/>
+        </w:rPr>
+        <w:t>，</w:t>
+      </w:r>
+      <w:r>
+        <w:rPr>
+          <w:rFonts w:hint="eastAsia" w:ascii="Times New Roman" w:hAnsi="Times New Roman" w:eastAsia="FangSong" w:cs="Times New Roman"/>
+        </w:rPr>
+        <w:t>利用</w:t>
+      </w:r>
+      <w:r>
+        <w:rPr>
+          <w:rFonts w:hint="eastAsia" w:ascii="Times New Roman" w:hAnsi="Times New Roman" w:eastAsia="Times New Roman" w:cs="Times New Roman"/>
+        </w:rPr>
+        <w:t>”</w:t>
+      </w:r>
+      <w:r>
+        <w:rPr>
+          <w:rFonts w:hint="eastAsia" w:ascii="Times New Roman" w:hAnsi="Times New Roman" w:eastAsia="FangSong" w:cs="Times New Roman"/>
+        </w:rPr>
+        <w:t>生物导弹</w:t>
+      </w:r>
+      <w:r>
+        <w:rPr>
+          <w:rFonts w:hint="eastAsia" w:ascii="Times New Roman" w:hAnsi="Times New Roman" w:eastAsia="Times New Roman" w:cs="Times New Roman"/>
+        </w:rPr>
+        <w:t>”</w:t>
+      </w:r>
+      <w:r>
+        <w:rPr>
+          <w:rFonts w:hint="eastAsia" w:ascii="Times New Roman" w:hAnsi="Times New Roman" w:eastAsia="FangSong" w:cs="Times New Roman"/>
+        </w:rPr>
+        <w:t>治疗癌症已取得成功</w:t>
+      </w:r>
+      <w:r>
+        <w:rPr>
+          <w:rFonts w:hint="eastAsia" w:ascii="Times New Roman" w:hAnsi="Times New Roman" w:eastAsia="Times New Roman" w:cs="Times New Roman"/>
+        </w:rPr>
+        <w:t>。</w:t>
+      </w:r>
+      <w:r>
+        <w:rPr>
+          <w:rFonts w:hint="eastAsia" w:ascii="Times New Roman" w:hAnsi="Times New Roman" w:eastAsia="Times New Roman" w:cs="Times New Roman"/>
+        </w:rPr>
+        <w:t>“</w:t>
+      </w:r>
+      <w:r>
+        <w:rPr>
+          <w:rFonts w:hint="eastAsia" w:ascii="Times New Roman" w:hAnsi="Times New Roman" w:eastAsia="FangSong" w:cs="Times New Roman"/>
+        </w:rPr>
+        <w:t>生物导弹</w:t>
+      </w:r>
+      <w:r>
+        <w:rPr>
+          <w:rFonts w:hint="eastAsia" w:ascii="Times New Roman" w:hAnsi="Times New Roman" w:eastAsia="Times New Roman" w:cs="Times New Roman"/>
+        </w:rPr>
+        <w:t>”</w:t>
+      </w:r>
+      <w:r>
+        <w:rPr>
+          <w:rFonts w:hint="eastAsia" w:ascii="Times New Roman" w:hAnsi="Times New Roman" w:eastAsia="Times New Roman" w:cs="Times New Roman"/>
+        </w:rPr>
+        <w:t>（</w:t>
+      </w:r>
+      <w:r>
+        <w:rPr>
+          <w:rFonts w:hint="eastAsia" w:ascii="Times New Roman" w:hAnsi="Times New Roman" w:eastAsia="FangSong" w:cs="Times New Roman"/>
+        </w:rPr>
+        <w:t>又称靶向药物</w:t>
+      </w:r>
+      <w:r>
+        <w:rPr>
+          <w:rFonts w:hint="eastAsia" w:ascii="Times New Roman" w:hAnsi="Times New Roman" w:eastAsia="Times New Roman" w:cs="Times New Roman"/>
+        </w:rPr>
+        <w:t>）</w:t>
+      </w:r>
+      <w:r>
+        <w:rPr>
+          <w:rFonts w:hint="eastAsia" w:ascii="Times New Roman" w:hAnsi="Times New Roman" w:eastAsia="FangSong" w:cs="Times New Roman"/>
+        </w:rPr>
+        <w:t>就是利用对某些组织细胞具有特殊亲和力的分子作载体</w:t>
+      </w:r>
+      <w:r>
+        <w:rPr>
+          <w:rFonts w:hint="eastAsia" w:ascii="Times New Roman" w:hAnsi="Times New Roman" w:eastAsia="Times New Roman" w:cs="Times New Roman"/>
+        </w:rPr>
+        <w:t>，</w:t>
+      </w:r>
+      <w:r>
+        <w:rPr>
+          <w:rFonts w:hint="eastAsia" w:ascii="Times New Roman" w:hAnsi="Times New Roman" w:eastAsia="FangSong" w:cs="Times New Roman"/>
+        </w:rPr>
+        <w:t>将药物定向输送到病变部位</w:t>
+      </w:r>
+      <w:r>
+        <w:rPr>
+          <w:rFonts w:hint="eastAsia" w:ascii="Times New Roman" w:hAnsi="Times New Roman" w:eastAsia="Times New Roman" w:cs="Times New Roman"/>
+        </w:rPr>
+        <w:t>，</w:t>
+      </w:r>
+      <w:r>
+        <w:rPr>
+          <w:rFonts w:hint="eastAsia" w:ascii="Times New Roman" w:hAnsi="Times New Roman" w:eastAsia="FangSong" w:cs="Times New Roman"/>
+        </w:rPr>
+        <w:t>达到既攻克病魔</w:t>
+      </w:r>
+      <w:r>
+        <w:rPr>
+          <w:rFonts w:hint="eastAsia" w:ascii="Times New Roman" w:hAnsi="Times New Roman" w:eastAsia="Times New Roman" w:cs="Times New Roman"/>
+        </w:rPr>
+        <w:t>，</w:t>
+      </w:r>
+      <w:r>
+        <w:rPr>
+          <w:rFonts w:hint="eastAsia" w:ascii="Times New Roman" w:hAnsi="Times New Roman" w:eastAsia="FangSong" w:cs="Times New Roman"/>
+        </w:rPr>
+        <w:t>又减少毒副作用的目的</w:t>
+      </w:r>
+      <w:r>
+        <w:rPr>
+          <w:rFonts w:hint="eastAsia" w:ascii="Times New Roman" w:hAnsi="Times New Roman" w:eastAsia="Times New Roman" w:cs="Times New Roman"/>
+        </w:rPr>
+        <w:t>。</w:t>
+      </w:r>
+    </w:p>
+    <w:p>
+      <w:pPr>
+        <w:pStyle w:val="BodyText"/>
+        <w:spacing w:before="160" w:after="80"/>
+        <w:jc w:val="center"/>
+      </w:pPr>
+      <w:r>
+        <w:rPr>
+          <w:rFonts w:ascii="Times New Roman" w:hAnsi="Times New Roman" w:eastAsia="Times New Roman" w:cs="Times New Roman"/>
+        </w:rPr>
+        <w:drawing>
+          <wp:inline>
+            <wp:extent cx="3600000" cy="1281355"/>
+            <wp:effectExtent b="0" l="0" r="0" t="0"/>
+            <wp:docPr descr="" title="" id="98" name="Picture"/>
+            <a:graphic>
+              <a:graphicData uri="http://schemas.openxmlformats.org/drawingml/2006/picture">
+                <pic:pic>
+                  <pic:nvPicPr>
+                    <pic:cNvPr descr="6e13f8eaaa35e36d96fac52d8731a0b9a411d3825e8ad8ab570464fc9faf3f73.jpg" id="99" name="Picture"/>
+                    <pic:cNvPicPr>
+                      <a:picLocks noChangeArrowheads="1" noChangeAspect="1"/>
+                    </pic:cNvPicPr>
+                  </pic:nvPicPr>
+                  <pic:blipFill>
+                    <a:blip r:embed="rId97"/>
+                    <a:stretch>
+                      <a:fillRect/>
+                    </a:stretch>
+                  </pic:blipFill>
+                  <pic:spPr bwMode="auto">
+                    <a:xfrm>
+                      <a:off x="0" y="0"/>
+                      <a:ext cx="3600000" cy="1281355"/>
+                    </a:xfrm>
+                    <a:prstGeom prst="rect">
+                      <a:avLst/>
+                    </a:prstGeom>
+                    <a:noFill/>
+                    <a:ln w="9525">
+                      <a:noFill/>
+                      <a:headEnd/>
+                      <a:tailEnd/>
+                    </a:ln>
+                  </pic:spPr>
+                </pic:pic>
+              </a:graphicData>
+            </a:graphic>
+          </wp:inline>
+        </w:drawing>
+      </w:r>
+    </w:p>
+    <w:p>
+      <w:pPr>
+        <w:pStyle w:val="BodyText"/>
+      </w:pPr>
+      <w:r>
+        <w:rPr>
+          <w:rFonts w:hint="eastAsia" w:ascii="Times New Roman" w:hAnsi="Times New Roman" w:eastAsia="FangSong" w:cs="Times New Roman"/>
+        </w:rPr>
+        <w:t>具有卟啉环的化合物对某些组织细胞具有特殊亲和力</w:t>
+      </w:r>
+      <w:r>
+        <w:rPr>
+          <w:rFonts w:hint="eastAsia" w:ascii="Times New Roman" w:hAnsi="Times New Roman" w:eastAsia="Times New Roman" w:cs="Times New Roman"/>
+        </w:rPr>
+        <w:t>，</w:t>
+      </w:r>
+      <w:r>
+        <w:rPr>
+          <w:rFonts w:hint="eastAsia" w:ascii="Times New Roman" w:hAnsi="Times New Roman" w:eastAsia="FangSong" w:cs="Times New Roman"/>
+        </w:rPr>
+        <w:t>可作为导向载体使用</w:t>
+      </w:r>
+      <w:r>
+        <w:rPr>
+          <w:rFonts w:hint="eastAsia" w:ascii="Times New Roman" w:hAnsi="Times New Roman" w:eastAsia="Times New Roman" w:cs="Times New Roman"/>
+        </w:rPr>
+        <w:t>。</w:t>
+      </w:r>
+      <w:r>
+        <w:rPr>
+          <w:rFonts w:hint="eastAsia" w:ascii="Times New Roman" w:hAnsi="Times New Roman" w:eastAsia="FangSong" w:cs="Times New Roman"/>
+        </w:rPr>
+        <w:t>某研究小组通过对卟啉环结构的修饰</w:t>
+      </w:r>
+      <w:r>
+        <w:rPr>
+          <w:rFonts w:hint="eastAsia" w:ascii="Times New Roman" w:hAnsi="Times New Roman" w:eastAsia="Times New Roman" w:cs="Times New Roman"/>
+        </w:rPr>
+        <w:t>，</w:t>
+      </w:r>
+      <w:r>
+        <w:rPr>
+          <w:rFonts w:hint="eastAsia" w:ascii="Times New Roman" w:hAnsi="Times New Roman" w:eastAsia="FangSong" w:cs="Times New Roman"/>
+        </w:rPr>
+        <w:t>设计合成了可用作导向载体的前体</w:t>
+      </w:r>
+      <w:r>
+        <w:rPr>
+          <w:rFonts w:ascii="Times New Roman" w:hAnsi="Times New Roman" w:eastAsia="Times New Roman" w:cs="Times New Roman"/>
+        </w:rPr>
+        <w:t xml:space="preserve"> </w:t>
+      </w:r>
+      <w:r>
+        <w:rPr>
+          <w:rFonts w:hint="eastAsia" w:ascii="Times New Roman" w:hAnsi="Times New Roman" w:eastAsia="Times New Roman" w:cs="Times New Roman"/>
+        </w:rPr>
+        <w:t xml:space="preserve">A：</w:t>
+      </w:r>
+    </w:p>
+    <w:p>
+      <w:pPr>
+        <w:pStyle w:val="BodyText"/>
+        <w:spacing w:before="160" w:after="80"/>
+        <w:jc w:val="center"/>
+      </w:pPr>
+      <w:r>
+        <w:rPr>
+          <w:rFonts w:ascii="Times New Roman" w:hAnsi="Times New Roman" w:eastAsia="Times New Roman" w:cs="Times New Roman"/>
+        </w:rPr>
+        <w:drawing>
+          <wp:inline>
+            <wp:extent cx="3600000" cy="1460061"/>
+            <wp:effectExtent b="0" l="0" r="0" t="0"/>
+            <wp:docPr descr="" title="" id="101" name="Picture"/>
+            <a:graphic>
+              <a:graphicData uri="http://schemas.openxmlformats.org/drawingml/2006/picture">
+                <pic:pic>
+                  <pic:nvPicPr>
+                    <pic:cNvPr descr="84479323eda0d43629a30661ca45466b0d5a203a81da287675324c07b7bd7a24.jpg" id="102" name="Picture"/>
+                    <pic:cNvPicPr>
+                      <a:picLocks noChangeArrowheads="1" noChangeAspect="1"/>
+                    </pic:cNvPicPr>
+                  </pic:nvPicPr>
+                  <pic:blipFill>
+                    <a:blip r:embed="rId100"/>
+                    <a:stretch>
+                      <a:fillRect/>
+                    </a:stretch>
+                  </pic:blipFill>
+                  <pic:spPr bwMode="auto">
+                    <a:xfrm>
+                      <a:off x="0" y="0"/>
+                      <a:ext cx="3600000" cy="1460061"/>
+                    </a:xfrm>
+                    <a:prstGeom prst="rect">
+                      <a:avLst/>
+                    </a:prstGeom>
+                    <a:noFill/>
+                    <a:ln w="9525">
+                      <a:noFill/>
+                      <a:headEnd/>
+                      <a:tailEnd/>
+                    </a:ln>
+                  </pic:spPr>
+                </pic:pic>
+              </a:graphicData>
+            </a:graphic>
+          </wp:inline>
+        </w:drawing>
+      </w:r>
+    </w:p>
+    <w:p>
+      <w:pPr>
+        <w:pStyle w:val="BodyText"/>
+      </w:pPr>
+      <w:r>
+        <w:rPr>
+          <w:rFonts w:ascii="Times New Roman" w:hAnsi="Times New Roman" w:eastAsia="Times New Roman" w:cs="Times New Roman"/>
+        </w:rPr>
+        <w:t xml:space="preserve">A </w:t>
+      </w:r>
+      <w:r>
+        <w:rPr>
+          <w:rFonts w:hint="eastAsia" w:ascii="Times New Roman" w:hAnsi="Times New Roman" w:eastAsia="FangSong" w:cs="Times New Roman"/>
+        </w:rPr>
+        <w:t>的合成路线如下</w:t>
+      </w:r>
+      <w:r>
+        <w:rPr>
+          <w:rFonts w:hint="eastAsia" w:ascii="Times New Roman" w:hAnsi="Times New Roman" w:eastAsia="Times New Roman" w:cs="Times New Roman"/>
+        </w:rPr>
+        <w:t>：</w:t>
+      </w:r>
+    </w:p>
+    <w:p>
+      <w:pPr>
+        <w:pStyle w:val="BodyText"/>
+        <w:spacing w:before="160" w:after="80"/>
+        <w:jc w:val="center"/>
+      </w:pPr>
+      <w:r>
+        <w:rPr>
+          <w:rFonts w:ascii="Times New Roman" w:hAnsi="Times New Roman" w:eastAsia="Times New Roman" w:cs="Times New Roman"/>
+        </w:rPr>
+        <w:drawing>
+          <wp:inline>
+            <wp:extent cx="3600000" cy="1053256"/>
+            <wp:effectExtent b="0" l="0" r="0" t="0"/>
+            <wp:docPr descr="" title="" id="104" name="Picture"/>
+            <a:graphic>
+              <a:graphicData uri="http://schemas.openxmlformats.org/drawingml/2006/picture">
+                <pic:pic>
+                  <pic:nvPicPr>
+                    <pic:cNvPr descr="a810064772d6c29ffd2d213ac0a4f11b3aea3e4c8d7b284cd13c780ee5e250bc.jpg" id="105" name="Picture"/>
+                    <pic:cNvPicPr>
+                      <a:picLocks noChangeArrowheads="1" noChangeAspect="1"/>
+                    </pic:cNvPicPr>
+                  </pic:nvPicPr>
+                  <pic:blipFill>
+                    <a:blip r:embed="rId103"/>
+                    <a:stretch>
+                      <a:fillRect/>
+                    </a:stretch>
+                  </pic:blipFill>
+                  <pic:spPr bwMode="auto">
+                    <a:xfrm>
+                      <a:off x="0" y="0"/>
+                      <a:ext cx="3600000" cy="1053256"/>
+                    </a:xfrm>
+                    <a:prstGeom prst="rect">
+                      <a:avLst/>
+                    </a:prstGeom>
+                    <a:noFill/>
+                    <a:ln w="9525">
+                      <a:noFill/>
+                      <a:headEnd/>
+                      <a:tailEnd/>
+                    </a:ln>
+                  </pic:spPr>
+                </pic:pic>
+              </a:graphicData>
+            </a:graphic>
+          </wp:inline>
+        </w:drawing>
+      </w:r>
+    </w:p>
+    <w:p>
+      <w:pPr>
+        <w:pStyle w:val="BodyText"/>
+      </w:pPr>
+      <w:r>
+        <w:rPr>
+          <w:rFonts w:ascii="Times New Roman" w:hAnsi="Times New Roman" w:eastAsia="Times New Roman" w:cs="Times New Roman"/>
+        </w:rPr>
+        <w:t xml:space="preserve">3-1. </w:t>
+      </w:r>
+      <w:r>
+        <w:rPr>
+          <w:rFonts w:hint="eastAsia" w:ascii="Times New Roman" w:hAnsi="Times New Roman" w:eastAsia="FangSong" w:cs="Times New Roman"/>
+        </w:rPr>
+        <w:t xml:space="preserve">写出</w:t>
+      </w:r>
+      <w:r>
+        <w:rPr>
+          <w:rFonts w:ascii="Times New Roman" w:hAnsi="Times New Roman" w:eastAsia="Times New Roman" w:cs="Times New Roman"/>
+        </w:rPr>
+        <w:t xml:space="preserve"> B、C </w:t>
+      </w:r>
+      <w:r>
+        <w:rPr>
+          <w:rFonts w:hint="eastAsia" w:ascii="Times New Roman" w:hAnsi="Times New Roman" w:eastAsia="FangSong" w:cs="Times New Roman"/>
+        </w:rPr>
+        <w:t xml:space="preserve">和</w:t>
+      </w:r>
+      <w:r>
+        <w:rPr>
+          <w:rFonts w:ascii="Times New Roman" w:hAnsi="Times New Roman" w:eastAsia="Times New Roman" w:cs="Times New Roman"/>
+        </w:rPr>
+        <w:t xml:space="preserve"> D </w:t>
+      </w:r>
+      <w:r>
+        <w:rPr>
+          <w:rFonts w:hint="eastAsia" w:ascii="Times New Roman" w:hAnsi="Times New Roman" w:eastAsia="FangSong" w:cs="Times New Roman"/>
+        </w:rPr>
+        <w:t>的结构式</w:t>
+      </w:r>
+      <w:r>
+        <w:rPr>
+          <w:rFonts w:hint="eastAsia" w:ascii="Times New Roman" w:hAnsi="Times New Roman" w:eastAsia="Times New Roman" w:cs="Times New Roman"/>
+        </w:rPr>
+        <w:t>。</w:t>
+      </w:r>
+      <w:r>
+        <w:rPr>
+          <w:rFonts w:ascii="Times New Roman" w:hAnsi="Times New Roman" w:eastAsia="Times New Roman" w:cs="Times New Roman"/>
+        </w:rPr>
+        <w:t xml:space="preserve"> </w:t>
+      </w:r>
+      <w:r>
+        <w:rPr>
+          <w:rFonts w:ascii="Times New Roman" w:hAnsi="Times New Roman" w:eastAsia="Times New Roman" w:cs="Times New Roman"/>
+        </w:rPr>
+        <w:t xml:space="preserve">3-2. </w:t>
+      </w:r>
+      <w:r>
+        <w:rPr>
+          <w:rFonts w:hint="eastAsia" w:ascii="Times New Roman" w:hAnsi="Times New Roman" w:eastAsia="Times New Roman" w:cs="Times New Roman"/>
+        </w:rPr>
+        <w:t>β-D-</w:t>
+      </w:r>
+      <w:r>
+        <w:rPr>
+          <w:rFonts w:hint="eastAsia" w:ascii="Times New Roman" w:hAnsi="Times New Roman" w:eastAsia="FangSong" w:cs="Times New Roman"/>
+        </w:rPr>
+        <w:t>葡萄糖结构中的五个羟基哪个最活泼</w:t>
+      </w:r>
+      <w:r>
+        <w:rPr>
+          <w:rFonts w:hint="eastAsia" w:ascii="Times New Roman" w:hAnsi="Times New Roman" w:eastAsia="Times New Roman" w:cs="Times New Roman"/>
+        </w:rPr>
+        <w:t>？</w:t>
+      </w:r>
+      <w:r>
+        <w:rPr>
+          <w:rFonts w:hint="eastAsia" w:ascii="Times New Roman" w:hAnsi="Times New Roman" w:eastAsia="FangSong" w:cs="Times New Roman"/>
+        </w:rPr>
+        <w:t>用</w:t>
+      </w:r>
+      <w:r>
+        <w:rPr>
+          <w:rFonts w:ascii="Times New Roman" w:hAnsi="Times New Roman" w:eastAsia="Times New Roman" w:cs="Times New Roman"/>
+        </w:rPr>
+        <w:t xml:space="preserve"> R、S </w:t>
+      </w:r>
+      <w:r>
+        <w:rPr>
+          <w:rFonts w:hint="eastAsia" w:ascii="Times New Roman" w:hAnsi="Times New Roman" w:eastAsia="FangSong" w:cs="Times New Roman"/>
+        </w:rPr>
+        <w:t xml:space="preserve">法标记该糖中</w:t>
+      </w:r>
+      <w:r>
+        <w:rPr>
+          <w:rFonts w:ascii="Times New Roman" w:hAnsi="Times New Roman" w:eastAsia="Times New Roman" w:cs="Times New Roman"/>
+        </w:rPr>
+        <w:t xml:space="preserve"> C</w:t>
+      </w:r>
+      <w:r>
+        <w:rPr>
+          <w:rFonts w:ascii="Times New Roman" w:hAnsi="Times New Roman" w:eastAsia="Times New Roman" w:cs="Times New Roman"/>
+          <w:vertAlign w:val="subscript"/>
+        </w:rPr>
+        <w:t>1</w:t>
+      </w:r>
+      <w:r>
+        <w:rPr>
+          <w:rFonts w:ascii="Times New Roman" w:hAnsi="Times New Roman" w:eastAsia="Times New Roman" w:cs="Times New Roman"/>
+        </w:rPr>
+        <w:t xml:space="preserve"> </w:t>
+      </w:r>
+      <w:r>
+        <w:rPr>
+          <w:rFonts w:hint="eastAsia" w:ascii="Times New Roman" w:hAnsi="Times New Roman" w:eastAsia="FangSong" w:cs="Times New Roman"/>
+        </w:rPr>
+        <w:t xml:space="preserve">和</w:t>
+      </w:r>
+      <w:r>
+        <w:rPr>
+          <w:rFonts w:ascii="Times New Roman" w:hAnsi="Times New Roman" w:eastAsia="Times New Roman" w:cs="Times New Roman"/>
+        </w:rPr>
+        <w:t xml:space="preserve"> C</w:t>
+      </w:r>
+      <w:r>
+        <w:rPr>
+          <w:rFonts w:ascii="Times New Roman" w:hAnsi="Times New Roman" w:eastAsia="Times New Roman" w:cs="Times New Roman"/>
+          <w:vertAlign w:val="subscript"/>
+        </w:rPr>
+        <w:t>3</w:t>
+      </w:r>
+      <w:r>
+        <w:rPr>
+          <w:rFonts w:ascii="Times New Roman" w:hAnsi="Times New Roman" w:eastAsia="Times New Roman" w:cs="Times New Roman"/>
+        </w:rPr>
+        <w:t xml:space="preserve"> </w:t>
+      </w:r>
+      <w:r>
+        <w:rPr>
+          <w:rFonts w:hint="eastAsia" w:ascii="Times New Roman" w:hAnsi="Times New Roman" w:eastAsia="FangSong" w:cs="Times New Roman"/>
+        </w:rPr>
+        <w:t>的构型</w:t>
+      </w:r>
+      <w:r>
+        <w:rPr>
+          <w:rFonts w:hint="eastAsia" w:ascii="Times New Roman" w:hAnsi="Times New Roman" w:eastAsia="Times New Roman" w:cs="Times New Roman"/>
+        </w:rPr>
+        <w:t>。</w:t>
+      </w:r>
+      <w:r>
+        <w:rPr>
+          <w:rFonts w:ascii="Times New Roman" w:hAnsi="Times New Roman" w:eastAsia="Times New Roman" w:cs="Times New Roman"/>
+        </w:rPr>
+        <w:t xml:space="preserve"> </w:t>
+      </w:r>
+      <w:r>
+        <w:rPr>
+          <w:rFonts w:ascii="Times New Roman" w:hAnsi="Times New Roman" w:eastAsia="Times New Roman" w:cs="Times New Roman"/>
+        </w:rPr>
+        <w:t xml:space="preserve">3-3. </w:t>
+      </w:r>
+      <w:r>
+        <w:rPr>
+          <w:rFonts w:hint="eastAsia" w:ascii="Times New Roman" w:hAnsi="Times New Roman" w:eastAsia="Times New Roman" w:cs="Times New Roman"/>
+        </w:rPr>
+        <w:t>D-</w:t>
+      </w:r>
+      <w:r>
+        <w:rPr>
+          <w:rFonts w:hint="eastAsia" w:ascii="Times New Roman" w:hAnsi="Times New Roman" w:eastAsia="FangSong" w:cs="Times New Roman"/>
+        </w:rPr>
+        <w:t>半乳糖与</w:t>
+      </w:r>
+      <w:r>
+        <w:rPr>
+          <w:rFonts w:ascii="Times New Roman" w:hAnsi="Times New Roman" w:eastAsia="Times New Roman" w:cs="Times New Roman"/>
+        </w:rPr>
+        <w:t xml:space="preserve"> </w:t>
+      </w:r>
+      <w:r>
+        <w:rPr>
+          <w:rFonts w:hint="eastAsia" w:ascii="Times New Roman" w:hAnsi="Times New Roman" w:eastAsia="Times New Roman" w:cs="Times New Roman"/>
+        </w:rPr>
+        <w:t>D-</w:t>
+      </w:r>
+      <w:r>
+        <w:rPr>
+          <w:rFonts w:hint="eastAsia" w:ascii="Times New Roman" w:hAnsi="Times New Roman" w:eastAsia="FangSong" w:cs="Times New Roman"/>
+        </w:rPr>
+        <w:t>葡萄糖相比只有</w:t>
+      </w:r>
+      <w:r>
+        <w:rPr>
+          <w:rFonts w:ascii="Times New Roman" w:hAnsi="Times New Roman" w:eastAsia="Times New Roman" w:cs="Times New Roman"/>
+        </w:rPr>
+        <w:t xml:space="preserve"> C</w:t>
+      </w:r>
+      <w:r>
+        <w:rPr>
+          <w:rFonts w:ascii="Times New Roman" w:hAnsi="Times New Roman" w:eastAsia="Times New Roman" w:cs="Times New Roman"/>
+          <w:vertAlign w:val="subscript"/>
+        </w:rPr>
+        <w:t>4</w:t>
+      </w:r>
+      <w:r>
+        <w:rPr>
+          <w:rFonts w:ascii="Times New Roman" w:hAnsi="Times New Roman" w:eastAsia="Times New Roman" w:cs="Times New Roman"/>
+        </w:rPr>
+        <w:t xml:space="preserve"> </w:t>
+      </w:r>
+      <w:r>
+        <w:rPr>
+          <w:rFonts w:hint="eastAsia" w:ascii="Times New Roman" w:hAnsi="Times New Roman" w:eastAsia="FangSong" w:cs="Times New Roman"/>
+        </w:rPr>
+        <w:t>构型不同</w:t>
+      </w:r>
+      <w:r>
+        <w:rPr>
+          <w:rFonts w:hint="eastAsia" w:ascii="Times New Roman" w:hAnsi="Times New Roman" w:eastAsia="Times New Roman" w:cs="Times New Roman"/>
+        </w:rPr>
+        <w:t>，</w:t>
+      </w:r>
+      <w:r>
+        <w:rPr>
+          <w:rFonts w:hint="eastAsia" w:ascii="Times New Roman" w:hAnsi="Times New Roman" w:eastAsia="FangSong" w:cs="Times New Roman"/>
+        </w:rPr>
+        <w:t>写出含</w:t>
+      </w:r>
+      <w:r>
+        <w:rPr>
+          <w:rFonts w:ascii="Times New Roman" w:hAnsi="Times New Roman" w:eastAsia="Times New Roman" w:cs="Times New Roman"/>
+        </w:rPr>
+        <w:t xml:space="preserve"> </w:t>
+      </w:r>
+      <w:r>
+        <w:rPr>
+          <w:rFonts w:hint="eastAsia" w:ascii="Times New Roman" w:hAnsi="Times New Roman" w:eastAsia="Times New Roman" w:cs="Times New Roman"/>
+        </w:rPr>
+        <w:t>D-</w:t>
+      </w:r>
+      <w:r>
+        <w:rPr>
+          <w:rFonts w:hint="eastAsia" w:ascii="Times New Roman" w:hAnsi="Times New Roman" w:eastAsia="FangSong" w:cs="Times New Roman"/>
+        </w:rPr>
+        <w:t>半乳糖片段的相应中间体</w:t>
+      </w:r>
+      <w:r>
+        <w:rPr>
+          <w:rFonts w:hint="eastAsia" w:ascii="Times New Roman" w:hAnsi="Times New Roman" w:eastAsia="Times New Roman" w:cs="Times New Roman"/>
+        </w:rPr>
+        <w:t>（</w:t>
+      </w:r>
+      <w:r>
+        <w:rPr>
+          <w:rFonts w:hint="eastAsia" w:ascii="Times New Roman" w:hAnsi="Times New Roman" w:eastAsia="FangSong" w:cs="Times New Roman"/>
+        </w:rPr>
+        <w:t>糖基部分结构</w:t>
+      </w:r>
+      <w:r>
+        <w:rPr>
+          <w:rFonts w:hint="eastAsia" w:ascii="Times New Roman" w:hAnsi="Times New Roman" w:eastAsia="Times New Roman" w:cs="Times New Roman"/>
+        </w:rPr>
+        <w:t>）。</w:t>
+      </w:r>
+      <w:r>
+        <w:rPr>
+          <w:rFonts w:ascii="Times New Roman" w:hAnsi="Times New Roman" w:eastAsia="Times New Roman" w:cs="Times New Roman"/>
+        </w:rPr>
+        <w:t xml:space="preserve"> </w:t>
+      </w:r>
+      <w:r>
+        <w:rPr>
+          <w:rFonts w:ascii="Times New Roman" w:hAnsi="Times New Roman" w:eastAsia="Times New Roman" w:cs="Times New Roman"/>
+        </w:rPr>
+        <w:t xml:space="preserve">3-4. A </w:t>
+      </w:r>
+      <w:r>
+        <w:rPr>
+          <w:rFonts w:hint="eastAsia" w:ascii="Times New Roman" w:hAnsi="Times New Roman" w:eastAsia="FangSong" w:cs="Times New Roman"/>
+        </w:rPr>
+        <w:t>在碱性条件下水解后才能作为导向载体</w:t>
+      </w:r>
+      <w:r>
+        <w:rPr>
+          <w:rFonts w:hint="eastAsia" w:ascii="Times New Roman" w:hAnsi="Times New Roman" w:eastAsia="Times New Roman" w:cs="Times New Roman"/>
+        </w:rPr>
+        <w:t>，</w:t>
+      </w:r>
+      <w:r>
+        <w:rPr>
+          <w:rFonts w:hint="eastAsia" w:ascii="Times New Roman" w:hAnsi="Times New Roman" w:eastAsia="FangSong" w:cs="Times New Roman"/>
+        </w:rPr>
+        <w:t>试分析其原因</w:t>
+      </w:r>
+      <w:r>
+        <w:rPr>
+          <w:rFonts w:hint="eastAsia" w:ascii="Times New Roman" w:hAnsi="Times New Roman" w:eastAsia="Times New Roman" w:cs="Times New Roman"/>
+        </w:rPr>
+        <w:t>。</w:t>
+      </w:r>
+    </w:p>
+    <w:p>
+      <w:pPr>
+        <w:spacing w:before="160" w:after="80"/>
+      </w:pPr>
+      <w:r>
+        <w:pict>
+          <v:rect style="width:0;height:1.5pt" o:hralign="center" o:hrstd="t" o:hr="t"/>
+        </w:pict>
+      </w:r>
+    </w:p>
+    <w:bookmarkEnd w:id="106"/>
+    <w:bookmarkStart w:id="107" w:name="化合物x五实验推断葡萄糖"/>
+    <w:p>
+      <w:pPr>
+        <w:pStyle w:val="Heading2"/>
+        <w:spacing w:before="280" w:after="80"/>
+        <w:keepNext/>
+      </w:pPr>
+      <w:r>
+        <w:rPr>
+          <w:rFonts w:ascii="Times New Roman" w:hAnsi="Times New Roman" w:eastAsia="Times New Roman" w:cs="Times New Roman"/>
+        </w:rPr>
+        <w:t xml:space="preserve">9.28 </w:t>
       </w:r>
       <w:r>
         <w:rPr>
@@ -11935,8 +12679,8 @@
         </w:pict>
       </w:r>
     </w:p>
-    <w:bookmarkEnd w:id="97"/>
-    <w:bookmarkStart w:id="101" w:name="初赛roundup一扫光"/>
+    <w:bookmarkEnd w:id="107"/>
+    <w:bookmarkStart w:id="111" w:name="初赛roundup一扫光"/>
     <w:p>
       <w:pPr>
         <w:pStyle w:val="Heading2"/>
@@ -11947,7 +12691,7 @@
         <w:rPr>
           <w:rFonts w:ascii="Times New Roman" w:hAnsi="Times New Roman" w:eastAsia="Times New Roman" w:cs="Times New Roman"/>
         </w:rPr>
-        <w:t xml:space="preserve">9.28 </w:t>
+        <w:t xml:space="preserve">9.29 </w:t>
       </w:r>
       <w:r>
         <w:rPr>
@@ -12403,18 +13147,18 @@
           <wp:inline>
             <wp:extent cx="3600000" cy="1505882"/>
             <wp:effectExtent b="0" l="0" r="0" t="0"/>
-            <wp:docPr descr="" title="" id="99" name="Picture"/>
+            <wp:docPr descr="" title="" id="109" name="Picture"/>
             <a:graphic>
               <a:graphicData uri="http://schemas.openxmlformats.org/drawingml/2006/picture">
                 <pic:pic>
                   <pic:nvPicPr>
-                    <pic:cNvPr descr="2478faffd4caaa05a576fbd29d0da93cb83877ffb73f6fa486ba46e14ba08070.jpg" id="100" name="Picture"/>
+                    <pic:cNvPr descr="2478faffd4caaa05a576fbd29d0da93cb83877ffb73f6fa486ba46e14ba08070.jpg" id="110" name="Picture"/>
                     <pic:cNvPicPr>
                       <a:picLocks noChangeArrowheads="1" noChangeAspect="1"/>
                     </pic:cNvPicPr>
                   </pic:nvPicPr>
                   <pic:blipFill>
-                    <a:blip r:embed="rId98"/>
+                    <a:blip r:embed="rId108"/>
                     <a:stretch>
                       <a:fillRect/>
                     </a:stretch>
@@ -13315,8 +14059,8 @@
         </w:pict>
       </w:r>
     </w:p>
-    <w:bookmarkEnd w:id="101"/>
-    <w:bookmarkStart w:id="102" w:name="cnh2no4n2氨基酸数目"/>
+    <w:bookmarkEnd w:id="111"/>
+    <w:bookmarkStart w:id="112" w:name="cnh2no4n2氨基酸数目"/>
     <w:p>
       <w:pPr>
         <w:pStyle w:val="Heading2"/>
@@ -13327,7 +14071,7 @@
         <w:rPr>
           <w:rFonts w:ascii="Times New Roman" w:hAnsi="Times New Roman" w:eastAsia="Times New Roman" w:cs="Times New Roman"/>
         </w:rPr>
-        <w:t xml:space="preserve">9.29 </w:t>
+        <w:t xml:space="preserve">9.30 </w:t>
       </w:r>
       <w:r>
         <w:rPr>
@@ -13772,8 +14516,8 @@
         </w:pict>
       </w:r>
     </w:p>
-    <w:bookmarkEnd w:id="102"/>
-    <w:bookmarkStart w:id="103" w:name="赖氨酸型甲与二羧基乙"/>
+    <w:bookmarkEnd w:id="112"/>
+    <w:bookmarkStart w:id="113" w:name="赖氨酸型甲与二羧基乙"/>
     <w:p>
       <w:pPr>
         <w:pStyle w:val="Heading2"/>
@@ -13784,7 +14528,7 @@
         <w:rPr>
           <w:rFonts w:ascii="Times New Roman" w:hAnsi="Times New Roman" w:eastAsia="Times New Roman" w:cs="Times New Roman"/>
         </w:rPr>
-        <w:t xml:space="preserve">9.30 </w:t>
+        <w:t xml:space="preserve">9.31 </w:t>
       </w:r>
       <w:r>
         <w:rPr>
@@ -14246,8 +14990,8 @@
         </w:pict>
       </w:r>
     </w:p>
-    <w:bookmarkEnd w:id="103"/>
-    <w:bookmarkStart w:id="107" w:name="淀粉水解a至f六结构"/>
+    <w:bookmarkEnd w:id="113"/>
+    <w:bookmarkStart w:id="117" w:name="淀粉水解a至f六结构"/>
     <w:p>
       <w:pPr>
         <w:pStyle w:val="Heading2"/>
@@ -14258,7 +15002,7 @@
         <w:rPr>
           <w:rFonts w:ascii="Times New Roman" w:hAnsi="Times New Roman" w:eastAsia="Times New Roman" w:cs="Times New Roman"/>
         </w:rPr>
-        <w:t xml:space="preserve">9.31 </w:t>
+        <w:t xml:space="preserve">9.32 </w:t>
       </w:r>
       <w:r>
         <w:rPr>
@@ -14634,18 +15378,18 @@
           <wp:inline>
             <wp:extent cx="3600000" cy="2516883"/>
             <wp:effectExtent b="0" l="0" r="0" t="0"/>
-            <wp:docPr descr="" title="" id="105" name="Picture"/>
+            <wp:docPr descr="" title="" id="115" name="Picture"/>
             <a:graphic>
               <a:graphicData uri="http://schemas.openxmlformats.org/drawingml/2006/picture">
                 <pic:pic>
                   <pic:nvPicPr>
-                    <pic:cNvPr descr="8b2e910501140d778742e5ea8325b5f9dc149806ba266e2240fe049bccf5f399.jpg" id="106" name="Picture"/>
+                    <pic:cNvPr descr="8b2e910501140d778742e5ea8325b5f9dc149806ba266e2240fe049bccf5f399.jpg" id="116" name="Picture"/>
                     <pic:cNvPicPr>
                       <a:picLocks noChangeArrowheads="1" noChangeAspect="1"/>
                     </pic:cNvPicPr>
                   </pic:nvPicPr>
                   <pic:blipFill>
-                    <a:blip r:embed="rId104"/>
+                    <a:blip r:embed="rId114"/>
                     <a:stretch>
                       <a:fillRect/>
                     </a:stretch>
@@ -14991,8 +15735,8 @@
         </w:pict>
       </w:r>
     </w:p>
-    <w:bookmarkEnd w:id="107"/>
-    <w:bookmarkStart w:id="117" w:name="lyocell纤维与nmmo制备"/>
+    <w:bookmarkEnd w:id="117"/>
+    <w:bookmarkStart w:id="127" w:name="lyocell纤维与nmmo制备"/>
     <w:p>
       <w:pPr>
         <w:pStyle w:val="Heading2"/>
@@ -15003,7 +15747,7 @@
         <w:rPr>
           <w:rFonts w:ascii="Times New Roman" w:hAnsi="Times New Roman" w:eastAsia="Times New Roman" w:cs="Times New Roman"/>
         </w:rPr>
-        <w:t xml:space="preserve">9.32 </w:t>
+        <w:t xml:space="preserve">9.33 </w:t>
       </w:r>
       <w:r>
         <w:rPr>
@@ -15210,18 +15954,18 @@
           <wp:inline>
             <wp:extent cx="3600000" cy="478632"/>
             <wp:effectExtent b="0" l="0" r="0" t="0"/>
-            <wp:docPr descr="" title="" id="109" name="Picture"/>
+            <wp:docPr descr="" title="" id="119" name="Picture"/>
             <a:graphic>
               <a:graphicData uri="http://schemas.openxmlformats.org/drawingml/2006/picture">
                 <pic:pic>
                   <pic:nvPicPr>
-                    <pic:cNvPr descr="665b7fdad7e8865b9127c2d06d1f7c7548bdf6b38c6cd1e68b4624770938f2a3.jpg" id="110" name="Picture"/>
+                    <pic:cNvPr descr="665b7fdad7e8865b9127c2d06d1f7c7548bdf6b38c6cd1e68b4624770938f2a3.jpg" id="120" name="Picture"/>
                     <pic:cNvPicPr>
                       <a:picLocks noChangeArrowheads="1" noChangeAspect="1"/>
                     </pic:cNvPicPr>
                   </pic:nvPicPr>
                   <pic:blipFill>
-                    <a:blip r:embed="rId108"/>
+                    <a:blip r:embed="rId118"/>
                     <a:stretch>
                       <a:fillRect/>
                     </a:stretch>
@@ -15437,18 +16181,18 @@
           <wp:inline>
             <wp:extent cx="3600000" cy="2238052"/>
             <wp:effectExtent b="0" l="0" r="0" t="0"/>
-            <wp:docPr descr="" title="" id="112" name="Picture"/>
+            <wp:docPr descr="" title="" id="122" name="Picture"/>
             <a:graphic>
               <a:graphicData uri="http://schemas.openxmlformats.org/drawingml/2006/picture">
                 <pic:pic>
                   <pic:nvPicPr>
-                    <pic:cNvPr descr="8eb10493fce05761c9c88b0655b21bcafff825110ac0db133d3f513b2de8755a.jpg" id="113" name="Picture"/>
+                    <pic:cNvPr descr="8eb10493fce05761c9c88b0655b21bcafff825110ac0db133d3f513b2de8755a.jpg" id="123" name="Picture"/>
                     <pic:cNvPicPr>
                       <a:picLocks noChangeArrowheads="1" noChangeAspect="1"/>
                     </pic:cNvPicPr>
                   </pic:nvPicPr>
                   <pic:blipFill>
-                    <a:blip r:embed="rId111"/>
+                    <a:blip r:embed="rId121"/>
                     <a:stretch>
                       <a:fillRect/>
                     </a:stretch>
@@ -15789,18 +16533,18 @@
           <wp:inline>
             <wp:extent cx="3600000" cy="1226463"/>
             <wp:effectExtent b="0" l="0" r="0" t="0"/>
-            <wp:docPr descr="" title="" id="115" name="Picture"/>
+            <wp:docPr descr="" title="" id="125" name="Picture"/>
             <a:graphic>
               <a:graphicData uri="http://schemas.openxmlformats.org/drawingml/2006/picture">
                 <pic:pic>
                   <pic:nvPicPr>
-                    <pic:cNvPr descr="db2db22059ed5e3ebd541114a1ec2a2a47cdfb517310f8ebed60e87a8dfd0776.jpg" id="116" name="Picture"/>
+                    <pic:cNvPr descr="db2db22059ed5e3ebd541114a1ec2a2a47cdfb517310f8ebed60e87a8dfd0776.jpg" id="126" name="Picture"/>
                     <pic:cNvPicPr>
                       <a:picLocks noChangeArrowheads="1" noChangeAspect="1"/>
                     </pic:cNvPicPr>
                   </pic:nvPicPr>
                   <pic:blipFill>
-                    <a:blip r:embed="rId114"/>
+                    <a:blip r:embed="rId124"/>
                     <a:stretch>
                       <a:fillRect/>
                     </a:stretch>
@@ -16239,8 +16983,8 @@
         </w:pict>
       </w:r>
     </w:p>
-    <w:bookmarkEnd w:id="117"/>
-    <w:bookmarkStart w:id="118" w:name="多肽415g水解三问"/>
+    <w:bookmarkEnd w:id="127"/>
+    <w:bookmarkStart w:id="128" w:name="多肽415g水解三问"/>
     <w:p>
       <w:pPr>
         <w:pStyle w:val="Heading2"/>
@@ -16251,7 +16995,7 @@
         <w:rPr>
           <w:rFonts w:ascii="Times New Roman" w:hAnsi="Times New Roman" w:eastAsia="Times New Roman" w:cs="Times New Roman"/>
         </w:rPr>
-        <w:t xml:space="preserve">9.33 </w:t>
+        <w:t xml:space="preserve">9.34 </w:t>
       </w:r>
       <w:r>
         <w:rPr>
@@ -16887,8 +17631,8 @@
         </w:pict>
       </w:r>
     </w:p>
-    <w:bookmarkEnd w:id="118"/>
-    <w:bookmarkStart w:id="119" w:name="甲醛掩蔽滴定定氨基酸a"/>
+    <w:bookmarkEnd w:id="128"/>
+    <w:bookmarkStart w:id="129" w:name="甲醛掩蔽滴定定氨基酸a"/>
     <w:p>
       <w:pPr>
         <w:pStyle w:val="Heading2"/>
@@ -16899,7 +17643,7 @@
         <w:rPr>
           <w:rFonts w:ascii="Times New Roman" w:hAnsi="Times New Roman" w:eastAsia="Times New Roman" w:cs="Times New Roman"/>
         </w:rPr>
-        <w:t xml:space="preserve">9.34 </w:t>
+        <w:t xml:space="preserve">9.35 </w:t>
       </w:r>
       <w:r>
         <w:rPr>
@@ -18283,8 +19027,8 @@
         </w:pict>
       </w:r>
     </w:p>
-    <w:bookmarkEnd w:id="119"/>
-    <w:bookmarkStart w:id="126" w:name="离子液体酶催化阿斯巴糖"/>
+    <w:bookmarkEnd w:id="129"/>
+    <w:bookmarkStart w:id="136" w:name="离子液体酶催化阿斯巴糖"/>
     <w:p>
       <w:pPr>
         <w:pStyle w:val="Heading2"/>
@@ -18295,7 +19039,7 @@
         <w:rPr>
           <w:rFonts w:ascii="Times New Roman" w:hAnsi="Times New Roman" w:eastAsia="Times New Roman" w:cs="Times New Roman"/>
         </w:rPr>
-        <w:t xml:space="preserve">9.35 </w:t>
+        <w:t xml:space="preserve">9.36 </w:t>
       </w:r>
       <w:r>
         <w:rPr>
@@ -18419,18 +19163,18 @@
           <wp:inline>
             <wp:extent cx="3600000" cy="1915673"/>
             <wp:effectExtent b="0" l="0" r="0" t="0"/>
-            <wp:docPr descr="" title="" id="121" name="Picture"/>
+            <wp:docPr descr="" title="" id="131" name="Picture"/>
             <a:graphic>
               <a:graphicData uri="http://schemas.openxmlformats.org/drawingml/2006/picture">
                 <pic:pic>
                   <pic:nvPicPr>
-                    <pic:cNvPr descr="8c81c63e87715e3474d36f3d21b7bc9feb93ab1ed4436ef4f3385b28d0f0f277.jpg" id="122" name="Picture"/>
+                    <pic:cNvPr descr="8c81c63e87715e3474d36f3d21b7bc9feb93ab1ed4436ef4f3385b28d0f0f277.jpg" id="132" name="Picture"/>
                     <pic:cNvPicPr>
                       <a:picLocks noChangeArrowheads="1" noChangeAspect="1"/>
                     </pic:cNvPicPr>
                   </pic:nvPicPr>
                   <pic:blipFill>
-                    <a:blip r:embed="rId120"/>
+                    <a:blip r:embed="rId130"/>
                     <a:stretch>
                       <a:fillRect/>
                     </a:stretch>
@@ -18602,18 +19346,18 @@
           <wp:inline>
             <wp:extent cx="3600000" cy="2402320"/>
             <wp:effectExtent b="0" l="0" r="0" t="0"/>
-            <wp:docPr descr="" title="" id="124" name="Picture"/>
+            <wp:docPr descr="" title="" id="134" name="Picture"/>
             <a:graphic>
               <a:graphicData uri="http://schemas.openxmlformats.org/drawingml/2006/picture">
                 <pic:pic>
                   <pic:nvPicPr>
-                    <pic:cNvPr descr="9eaf2dbe7b076af011cb42762eae35e229bed66c9073543bc25853a83e73593f.jpg" id="125" name="Picture"/>
+                    <pic:cNvPr descr="9eaf2dbe7b076af011cb42762eae35e229bed66c9073543bc25853a83e73593f.jpg" id="135" name="Picture"/>
                     <pic:cNvPicPr>
                       <a:picLocks noChangeArrowheads="1" noChangeAspect="1"/>
                     </pic:cNvPicPr>
                   </pic:nvPicPr>
                   <pic:blipFill>
-                    <a:blip r:embed="rId123"/>
+                    <a:blip r:embed="rId133"/>
                     <a:stretch>
                       <a:fillRect/>
                     </a:stretch>
@@ -19145,8 +19889,8 @@
         </w:pict>
       </w:r>
     </w:p>
-    <w:bookmarkEnd w:id="126"/>
-    <w:bookmarkEnd w:id="127"/>
+    <w:bookmarkEnd w:id="136"/>
+    <w:bookmarkEnd w:id="137"/>
     <w:sectPr>
       <w:footerReference w:type="default" r:id="rId9"/>
       <w:headerReference w:type="default" r:id="rId11"/>

--- a/00-首页/题组Word/习题书/第三篇-有机化学/9-杂环化合物与含杂原子有机物-学生版-打印版.docx
+++ b/00-首页/题组Word/习题书/第三篇-有机化学/9-杂环化合物与含杂原子有机物-学生版-打印版.docx
@@ -7366,263 +7366,6 @@
           <w:rFonts w:hint="eastAsia" w:ascii="Times New Roman" w:hAnsi="Times New Roman" w:eastAsia="Times New Roman" w:cs="Times New Roman"/>
         </w:rPr>
         <w:t>________。</w:t>
-      </w:r>
-    </w:p>
-    <w:p>
-      <w:pPr>
-        <w:pStyle w:val="BlockText"/>
-      </w:pPr>
-      <w:r>
-        <w:rPr>
-          <w:rFonts w:hint="eastAsia" w:ascii="Times New Roman" w:hAnsi="Times New Roman" w:eastAsia="FangSong" w:cs="Times New Roman"/>
-          <w:b/>
-          <w:bCs/>
-        </w:rPr>
-        <w:t xml:space="preserve">校勘注</w:t>
-      </w:r>
-      <w:r>
-        <w:rPr>
-          <w:rFonts w:hint="eastAsia" w:ascii="Times New Roman" w:hAnsi="Times New Roman" w:eastAsia="Times New Roman" w:cs="Times New Roman"/>
-        </w:rPr>
-        <w:t>：</w:t>
-      </w:r>
-      <w:r>
-        <w:rPr>
-          <w:rFonts w:hint="eastAsia" w:ascii="Times New Roman" w:hAnsi="Times New Roman" w:eastAsia="FangSong" w:cs="Times New Roman"/>
-        </w:rPr>
-        <w:t>题面</w:t>
-      </w:r>
-      <w:r>
-        <w:rPr>
-          <w:rFonts w:ascii="Times New Roman" w:hAnsi="Times New Roman" w:eastAsia="Times New Roman" w:cs="Times New Roman"/>
-        </w:rPr>
-        <w:t xml:space="preserve"> (3) </w:t>
-      </w:r>
-      <w:r>
-        <w:rPr>
-          <w:rFonts w:hint="eastAsia" w:ascii="Times New Roman" w:hAnsi="Times New Roman" w:eastAsia="FangSong" w:cs="Times New Roman"/>
-        </w:rPr>
-        <w:t xml:space="preserve">苷羟基括注</w:t>
-      </w:r>
-      <w:r>
-        <w:rPr>
-          <w:rFonts w:ascii="Times New Roman" w:hAnsi="Times New Roman" w:eastAsia="Times New Roman" w:cs="Times New Roman"/>
-        </w:rPr>
-        <w:t xml:space="preserve"> </w:t>
-      </w:r>
-      <m:oMath>
-        <m:oMathPr>
-          <m:ctrlPr>
-            <w:rPr>
-              <w:sz w:val="28"/>
-              <w:szCs w:val="28"/>
-            </w:rPr>
-          </m:ctrlPr>
-        </m:oMathPr>
-        <m:r>
-          <m:rPr>
-            <m:sty m:val="p"/>
-          </m:rPr>
-          <m:t>—</m:t>
-        </m:r>
-        <m:r>
-          <m:t>O</m:t>
-        </m:r>
-        <m:r>
-          <m:rPr>
-            <m:sty m:val="p"/>
-          </m:rPr>
-          <m:t>—</m:t>
-        </m:r>
-        <m:r>
-          <m:t>C</m:t>
-        </m:r>
-        <m:r>
-          <m:rPr>
-            <m:sty m:val="p"/>
-          </m:rPr>
-          <m:t>—</m:t>
-        </m:r>
-        <m:r>
-          <m:t>O</m:t>
-        </m:r>
-        <m:r>
-          <m:t>H</m:t>
-        </m:r>
-      </m:oMath>
-      <w:r>
-        <w:rPr>
-          <w:rFonts w:ascii="Times New Roman" w:hAnsi="Times New Roman" w:eastAsia="Times New Roman" w:cs="Times New Roman"/>
-        </w:rPr>
-        <w:t xml:space="preserve"> </w:t>
-      </w:r>
-      <w:r>
-        <w:rPr>
-          <w:rFonts w:hint="eastAsia" w:ascii="Times New Roman" w:hAnsi="Times New Roman" w:eastAsia="FangSong" w:cs="Times New Roman"/>
-        </w:rPr>
-        <w:t>原书为片段图</w:t>
-      </w:r>
-      <w:r>
-        <w:rPr>
-          <w:rFonts w:hint="eastAsia" w:ascii="Times New Roman" w:hAnsi="Times New Roman" w:eastAsia="Times New Roman" w:cs="Times New Roman"/>
-        </w:rPr>
-        <w:t>（5e651396，OCR</w:t>
-      </w:r>
-      <w:r>
-        <w:rPr>
-          <w:rFonts w:ascii="Times New Roman" w:hAnsi="Times New Roman" w:eastAsia="Times New Roman" w:cs="Times New Roman"/>
-        </w:rPr>
-        <w:t xml:space="preserve"> </w:t>
-      </w:r>
-      <w:r>
-        <w:rPr>
-          <w:rFonts w:hint="eastAsia" w:ascii="Times New Roman" w:hAnsi="Times New Roman" w:eastAsia="FangSong" w:cs="Times New Roman"/>
-        </w:rPr>
-        <w:t xml:space="preserve">错位至参考解答区</w:t>
-      </w:r>
-      <w:r>
-        <w:rPr>
-          <w:rFonts w:ascii="Times New Roman" w:hAnsi="Times New Roman" w:eastAsia="Times New Roman" w:cs="Times New Roman"/>
-        </w:rPr>
-        <w:t xml:space="preserve"> </w:t>
-      </w:r>
-      <w:r>
-        <w:rPr>
-          <w:rFonts w:hint="eastAsia" w:ascii="Times New Roman" w:hAnsi="Times New Roman" w:eastAsia="Times New Roman" w:cs="Times New Roman"/>
-        </w:rPr>
-        <w:t>L513），</w:t>
-      </w:r>
-      <w:r>
-        <w:rPr>
-          <w:rFonts w:hint="eastAsia" w:ascii="Times New Roman" w:hAnsi="Times New Roman" w:eastAsia="FangSong" w:cs="Times New Roman"/>
-        </w:rPr>
-        <w:t>此处保留文字转写</w:t>
-      </w:r>
-      <w:r>
-        <w:rPr>
-          <w:rFonts w:hint="eastAsia" w:ascii="Times New Roman" w:hAnsi="Times New Roman" w:eastAsia="Times New Roman" w:cs="Times New Roman"/>
-        </w:rPr>
-        <w:t>；</w:t>
-      </w:r>
-      <w:r>
-        <w:rPr>
-          <w:rFonts w:hint="eastAsia" w:ascii="Times New Roman" w:hAnsi="Times New Roman" w:eastAsia="FangSong" w:cs="Times New Roman"/>
-        </w:rPr>
-        <w:t>紧随</w:t>
-      </w:r>
-      <w:r>
-        <w:rPr>
-          <w:rFonts w:ascii="Times New Roman" w:hAnsi="Times New Roman" w:eastAsia="Times New Roman" w:cs="Times New Roman"/>
-        </w:rPr>
-        <w:t xml:space="preserve"> (3) </w:t>
-      </w:r>
-      <w:r>
-        <w:rPr>
-          <w:rFonts w:hint="eastAsia" w:ascii="Times New Roman" w:hAnsi="Times New Roman" w:eastAsia="FangSong" w:cs="Times New Roman"/>
-        </w:rPr>
-        <w:t>之后的第二张图</w:t>
-      </w:r>
-      <w:r>
-        <w:rPr>
-          <w:rFonts w:hint="eastAsia" w:ascii="Times New Roman" w:hAnsi="Times New Roman" w:eastAsia="Times New Roman" w:cs="Times New Roman"/>
-        </w:rPr>
-        <w:t>（1de3f35f，</w:t>
-      </w:r>
-      <w:r>
-        <w:rPr>
-          <w:rFonts w:hint="eastAsia" w:ascii="Times New Roman" w:hAnsi="Times New Roman" w:eastAsia="FangSong" w:cs="Times New Roman"/>
-        </w:rPr>
-        <w:t>蔗糖结构</w:t>
-      </w:r>
-      <w:r>
-        <w:rPr>
-          <w:rFonts w:hint="eastAsia" w:ascii="Times New Roman" w:hAnsi="Times New Roman" w:eastAsia="Times New Roman" w:cs="Times New Roman"/>
-        </w:rPr>
-        <w:t>）</w:t>
-      </w:r>
-      <w:r>
-        <w:rPr>
-          <w:rFonts w:hint="eastAsia" w:ascii="Times New Roman" w:hAnsi="Times New Roman" w:eastAsia="FangSong" w:cs="Times New Roman"/>
-        </w:rPr>
-        <w:t>实为</w:t>
-      </w:r>
-      <w:r>
-        <w:rPr>
-          <w:rFonts w:ascii="Times New Roman" w:hAnsi="Times New Roman" w:eastAsia="Times New Roman" w:cs="Times New Roman"/>
-        </w:rPr>
-        <w:t xml:space="preserve"> (4)</w:t>
-      </w:r>
-      <w:r>
-        <w:rPr>
-          <w:rFonts w:hint="eastAsia" w:ascii="Times New Roman" w:hAnsi="Times New Roman" w:eastAsia="Times New Roman" w:cs="Times New Roman"/>
-        </w:rPr>
-        <w:t>“</w:t>
-      </w:r>
-      <w:r>
-        <w:rPr>
-          <w:rFonts w:hint="eastAsia" w:ascii="Times New Roman" w:hAnsi="Times New Roman" w:eastAsia="FangSong" w:cs="Times New Roman"/>
-        </w:rPr>
-        <w:t>结构如下图所示</w:t>
-      </w:r>
-      <w:r>
-        <w:rPr>
-          <w:rFonts w:hint="eastAsia" w:ascii="Times New Roman" w:hAnsi="Times New Roman" w:eastAsia="Times New Roman" w:cs="Times New Roman"/>
-        </w:rPr>
-        <w:t>”</w:t>
-      </w:r>
-      <w:r>
-        <w:rPr>
-          <w:rFonts w:hint="eastAsia" w:ascii="Times New Roman" w:hAnsi="Times New Roman" w:eastAsia="FangSong" w:cs="Times New Roman"/>
-        </w:rPr>
-        <w:t>之答案图</w:t>
-      </w:r>
-      <w:r>
-        <w:rPr>
-          <w:rFonts w:hint="eastAsia" w:ascii="Times New Roman" w:hAnsi="Times New Roman" w:eastAsia="Times New Roman" w:cs="Times New Roman"/>
-        </w:rPr>
-        <w:t>，OCR</w:t>
-      </w:r>
-      <w:r>
-        <w:rPr>
-          <w:rFonts w:ascii="Times New Roman" w:hAnsi="Times New Roman" w:eastAsia="Times New Roman" w:cs="Times New Roman"/>
-        </w:rPr>
-        <w:t xml:space="preserve"> </w:t>
-      </w:r>
-      <w:r>
-        <w:rPr>
-          <w:rFonts w:hint="eastAsia" w:ascii="Times New Roman" w:hAnsi="Times New Roman" w:eastAsia="FangSong" w:cs="Times New Roman"/>
-        </w:rPr>
-        <w:t xml:space="preserve">浮动于</w:t>
-      </w:r>
-      <w:r>
-        <w:rPr>
-          <w:rFonts w:ascii="Times New Roman" w:hAnsi="Times New Roman" w:eastAsia="Times New Roman" w:cs="Times New Roman"/>
-        </w:rPr>
-        <w:t xml:space="preserve"> (4) </w:t>
-      </w:r>
-      <w:r>
-        <w:rPr>
-          <w:rFonts w:hint="eastAsia" w:ascii="Times New Roman" w:hAnsi="Times New Roman" w:eastAsia="FangSong" w:cs="Times New Roman"/>
-        </w:rPr>
-        <w:t>题面之前</w:t>
-      </w:r>
-      <w:r>
-        <w:rPr>
-          <w:rFonts w:hint="eastAsia" w:ascii="Times New Roman" w:hAnsi="Times New Roman" w:eastAsia="Times New Roman" w:cs="Times New Roman"/>
-        </w:rPr>
-        <w:t>，</w:t>
-      </w:r>
-      <w:r>
-        <w:rPr>
-          <w:rFonts w:hint="eastAsia" w:ascii="Times New Roman" w:hAnsi="Times New Roman" w:eastAsia="FangSong" w:cs="Times New Roman"/>
-        </w:rPr>
-        <w:t>已按内容归位至答案区</w:t>
-      </w:r>
-      <w:r>
-        <w:rPr>
-          <w:rFonts w:hint="eastAsia" w:ascii="Times New Roman" w:hAnsi="Times New Roman" w:eastAsia="Times New Roman" w:cs="Times New Roman"/>
-        </w:rPr>
-        <w:t>。</w:t>
       </w:r>
     </w:p>
     <w:p>

--- a/00-首页/题组Word/习题书/第三篇-有机化学/9-杂环化合物与含杂原子有机物-学生版-打印版.docx
+++ b/00-首页/题组Word/习题书/第三篇-有机化学/9-杂环化合物与含杂原子有机物-学生版-打印版.docx
@@ -162,7 +162,7 @@
         </w:rPr>
         <w:drawing>
           <wp:inline>
-            <wp:extent cx="3600000" cy="2014507"/>
+            <wp:extent cx="3349784" cy="2014507"/>
             <wp:effectExtent b="0" l="0" r="0" t="0"/>
             <wp:docPr descr="" title="" id="11" name="Picture"/>
             <a:graphic>
@@ -183,7 +183,7 @@
                   <pic:spPr bwMode="auto">
                     <a:xfrm>
                       <a:off x="0" y="0"/>
-                      <a:ext cx="3600000" cy="2014507"/>
+                      <a:ext cx="3349784" cy="2014507"/>
                     </a:xfrm>
                     <a:prstGeom prst="rect">
                       <a:avLst/>
@@ -204,6 +204,21 @@
     </w:p>
     <w:p>
       <w:pPr>
+        <w:spacing w:before="0" w:after="0"/>
+      </w:pPr>
+    </w:p>
+    <w:p>
+      <w:pPr>
+        <w:spacing w:before="0" w:after="0"/>
+      </w:pPr>
+    </w:p>
+    <w:p>
+      <w:pPr>
+        <w:spacing w:before="0" w:after="0"/>
+      </w:pPr>
+    </w:p>
+    <w:p>
+      <w:pPr>
         <w:spacing w:before="160" w:after="80"/>
       </w:pPr>
       <w:r>
@@ -256,7 +271,7 @@
         </w:rPr>
         <w:drawing>
           <wp:inline>
-            <wp:extent cx="3600000" cy="681399"/>
+            <wp:extent cx="3600000" cy="681188"/>
             <wp:effectExtent b="0" l="0" r="0" t="0"/>
             <wp:docPr descr="" title="" id="15" name="Picture"/>
             <a:graphic>
@@ -277,7 +292,7 @@
                   <pic:spPr bwMode="auto">
                     <a:xfrm>
                       <a:off x="0" y="0"/>
-                      <a:ext cx="3600000" cy="681399"/>
+                      <a:ext cx="3600000" cy="681188"/>
                     </a:xfrm>
                     <a:prstGeom prst="rect">
                       <a:avLst/>
@@ -323,6 +338,46 @@
     </w:p>
     <w:p>
       <w:pPr>
+        <w:spacing w:before="0" w:after="0"/>
+      </w:pPr>
+    </w:p>
+    <w:p>
+      <w:pPr>
+        <w:spacing w:before="0" w:after="0"/>
+      </w:pPr>
+    </w:p>
+    <w:p>
+      <w:pPr>
+        <w:spacing w:before="0" w:after="0"/>
+      </w:pPr>
+    </w:p>
+    <w:p>
+      <w:pPr>
+        <w:spacing w:before="0" w:after="0"/>
+      </w:pPr>
+    </w:p>
+    <w:p>
+      <w:pPr>
+        <w:spacing w:before="0" w:after="0"/>
+      </w:pPr>
+    </w:p>
+    <w:p>
+      <w:pPr>
+        <w:spacing w:before="0" w:after="0"/>
+      </w:pPr>
+    </w:p>
+    <w:p>
+      <w:pPr>
+        <w:spacing w:before="0" w:after="0"/>
+      </w:pPr>
+    </w:p>
+    <w:p>
+      <w:pPr>
+        <w:spacing w:before="0" w:after="0"/>
+      </w:pPr>
+    </w:p>
+    <w:p>
+      <w:pPr>
         <w:spacing w:before="160" w:after="80"/>
       </w:pPr>
       <w:r>
@@ -375,7 +430,7 @@
         </w:rPr>
         <w:drawing>
           <wp:inline>
-            <wp:extent cx="3600000" cy="901185"/>
+            <wp:extent cx="3600000" cy="867984"/>
             <wp:effectExtent b="0" l="0" r="0" t="0"/>
             <wp:docPr descr="" title="" id="19" name="Picture"/>
             <a:graphic>
@@ -396,7 +451,7 @@
                   <pic:spPr bwMode="auto">
                     <a:xfrm>
                       <a:off x="0" y="0"/>
-                      <a:ext cx="3600000" cy="901185"/>
+                      <a:ext cx="3600000" cy="867984"/>
                     </a:xfrm>
                     <a:prstGeom prst="rect">
                       <a:avLst/>
@@ -439,6 +494,46 @@
         </w:rPr>
         <w:t xml:space="preserve"> the order of events and the choice of bases in this sequence involving selective lithiation of a substituted furan.</w:t>
       </w:r>
+    </w:p>
+    <w:p>
+      <w:pPr>
+        <w:spacing w:before="0" w:after="0"/>
+      </w:pPr>
+    </w:p>
+    <w:p>
+      <w:pPr>
+        <w:spacing w:before="0" w:after="0"/>
+      </w:pPr>
+    </w:p>
+    <w:p>
+      <w:pPr>
+        <w:spacing w:before="0" w:after="0"/>
+      </w:pPr>
+    </w:p>
+    <w:p>
+      <w:pPr>
+        <w:spacing w:before="0" w:after="0"/>
+      </w:pPr>
+    </w:p>
+    <w:p>
+      <w:pPr>
+        <w:spacing w:before="0" w:after="0"/>
+      </w:pPr>
+    </w:p>
+    <w:p>
+      <w:pPr>
+        <w:spacing w:before="0" w:after="0"/>
+      </w:pPr>
+    </w:p>
+    <w:p>
+      <w:pPr>
+        <w:spacing w:before="0" w:after="0"/>
+      </w:pPr>
+    </w:p>
+    <w:p>
+      <w:pPr>
+        <w:spacing w:before="0" w:after="0"/>
+      </w:pPr>
     </w:p>
     <w:p>
       <w:pPr>
@@ -2518,7 +2613,7 @@
         </w:rPr>
         <w:drawing>
           <wp:inline>
-            <wp:extent cx="3600000" cy="1105393"/>
+            <wp:extent cx="3600000" cy="1090456"/>
             <wp:effectExtent b="0" l="0" r="0" t="0"/>
             <wp:docPr descr="" title="" id="27" name="Picture"/>
             <a:graphic>
@@ -2539,7 +2634,7 @@
                   <pic:spPr bwMode="auto">
                     <a:xfrm>
                       <a:off x="0" y="0"/>
-                      <a:ext cx="3600000" cy="1105393"/>
+                      <a:ext cx="3600000" cy="1090456"/>
                     </a:xfrm>
                     <a:prstGeom prst="rect">
                       <a:avLst/>
@@ -2729,6 +2824,31 @@
     </w:p>
     <w:p>
       <w:pPr>
+        <w:spacing w:before="0" w:after="0"/>
+      </w:pPr>
+    </w:p>
+    <w:p>
+      <w:pPr>
+        <w:spacing w:before="0" w:after="0"/>
+      </w:pPr>
+    </w:p>
+    <w:p>
+      <w:pPr>
+        <w:spacing w:before="0" w:after="0"/>
+      </w:pPr>
+    </w:p>
+    <w:p>
+      <w:pPr>
+        <w:spacing w:before="0" w:after="0"/>
+      </w:pPr>
+    </w:p>
+    <w:p>
+      <w:pPr>
+        <w:spacing w:before="0" w:after="0"/>
+      </w:pPr>
+    </w:p>
+    <w:p>
+      <w:pPr>
         <w:spacing w:before="160" w:after="80"/>
       </w:pPr>
       <w:r>
@@ -2981,6 +3101,8 @@
     <w:p>
       <w:pPr>
         <w:pStyle w:val="BodyText"/>
+        <w:ind w:left="480" w:hanging="480"/>
+        <w:spacing w:after="0"/>
       </w:pPr>
       <w:r>
         <w:rPr>
@@ -3000,6 +3122,13 @@
         </w:rPr>
         <w:t xml:space="preserve"> </w:t>
       </w:r>
+    </w:p>
+    <w:p>
+      <w:pPr>
+        <w:pStyle w:val="BodyText"/>
+        <w:ind w:left="480" w:hanging="480"/>
+        <w:spacing w:before="0" w:after="0"/>
+      </w:pPr>
       <w:r>
         <w:rPr>
           <w:rFonts w:ascii="Times New Roman" w:hAnsi="Times New Roman" w:eastAsia="Times New Roman" w:cs="Times New Roman"/>
@@ -3018,6 +3147,13 @@
         </w:rPr>
         <w:t xml:space="preserve"> </w:t>
       </w:r>
+    </w:p>
+    <w:p>
+      <w:pPr>
+        <w:pStyle w:val="BodyText"/>
+        <w:ind w:left="480" w:hanging="480"/>
+        <w:spacing w:before="0" w:after="0"/>
+      </w:pPr>
       <w:r>
         <w:rPr>
           <w:rFonts w:ascii="Times New Roman" w:hAnsi="Times New Roman" w:eastAsia="Times New Roman" w:cs="Times New Roman"/>
@@ -3036,6 +3172,13 @@
         </w:rPr>
         <w:t xml:space="preserve"> </w:t>
       </w:r>
+    </w:p>
+    <w:p>
+      <w:pPr>
+        <w:pStyle w:val="BodyText"/>
+        <w:ind w:left="480" w:hanging="480"/>
+        <w:spacing w:before="0" w:after="180"/>
+      </w:pPr>
       <w:r>
         <w:rPr>
           <w:rFonts w:ascii="Times New Roman" w:hAnsi="Times New Roman" w:eastAsia="Times New Roman" w:cs="Times New Roman"/>
@@ -3048,6 +3191,16 @@
         </w:rPr>
         <w:t xml:space="preserve">可以使紫色石蕊试液变红</w:t>
       </w:r>
+    </w:p>
+    <w:p>
+      <w:pPr>
+        <w:spacing w:before="0" w:after="0"/>
+      </w:pPr>
+    </w:p>
+    <w:p>
+      <w:pPr>
+        <w:spacing w:before="0" w:after="0"/>
+      </w:pPr>
     </w:p>
     <w:p>
       <w:pPr>
@@ -3136,6 +3289,8 @@
     <w:p>
       <w:pPr>
         <w:pStyle w:val="BodyText"/>
+        <w:ind w:left="480" w:hanging="480"/>
+        <w:spacing w:after="0"/>
       </w:pPr>
       <w:r>
         <w:rPr>
@@ -3155,6 +3310,13 @@
         </w:rPr>
         <w:t xml:space="preserve"> </w:t>
       </w:r>
+    </w:p>
+    <w:p>
+      <w:pPr>
+        <w:pStyle w:val="BodyText"/>
+        <w:ind w:left="480" w:hanging="480"/>
+        <w:spacing w:before="0" w:after="0"/>
+      </w:pPr>
       <w:r>
         <w:rPr>
           <w:rFonts w:ascii="Times New Roman" w:hAnsi="Times New Roman" w:eastAsia="Times New Roman" w:cs="Times New Roman"/>
@@ -3173,6 +3335,13 @@
         </w:rPr>
         <w:t xml:space="preserve"> </w:t>
       </w:r>
+    </w:p>
+    <w:p>
+      <w:pPr>
+        <w:pStyle w:val="BodyText"/>
+        <w:ind w:left="480" w:hanging="480"/>
+        <w:spacing w:before="0" w:after="0"/>
+      </w:pPr>
       <w:r>
         <w:rPr>
           <w:rFonts w:ascii="Times New Roman" w:hAnsi="Times New Roman" w:eastAsia="Times New Roman" w:cs="Times New Roman"/>
@@ -3191,6 +3360,13 @@
         </w:rPr>
         <w:t xml:space="preserve"> </w:t>
       </w:r>
+    </w:p>
+    <w:p>
+      <w:pPr>
+        <w:pStyle w:val="BodyText"/>
+        <w:ind w:left="480" w:hanging="480"/>
+        <w:spacing w:before="0" w:after="180"/>
+      </w:pPr>
       <w:r>
         <w:rPr>
           <w:rFonts w:ascii="Times New Roman" w:hAnsi="Times New Roman" w:eastAsia="Times New Roman" w:cs="Times New Roman"/>
@@ -3203,6 +3379,16 @@
         </w:rPr>
         <w:t xml:space="preserve">蛋白质溶液遇硫酸铜后产生的沉淀能重新溶解于水</w:t>
       </w:r>
+    </w:p>
+    <w:p>
+      <w:pPr>
+        <w:spacing w:before="0" w:after="0"/>
+      </w:pPr>
+    </w:p>
+    <w:p>
+      <w:pPr>
+        <w:spacing w:before="0" w:after="0"/>
+      </w:pPr>
     </w:p>
     <w:p>
       <w:pPr>
@@ -3415,6 +3601,31 @@
     </w:p>
     <w:p>
       <w:pPr>
+        <w:spacing w:before="0" w:after="0"/>
+      </w:pPr>
+    </w:p>
+    <w:p>
+      <w:pPr>
+        <w:spacing w:before="0" w:after="0"/>
+      </w:pPr>
+    </w:p>
+    <w:p>
+      <w:pPr>
+        <w:spacing w:before="0" w:after="0"/>
+      </w:pPr>
+    </w:p>
+    <w:p>
+      <w:pPr>
+        <w:spacing w:before="0" w:after="0"/>
+      </w:pPr>
+    </w:p>
+    <w:p>
+      <w:pPr>
+        <w:spacing w:before="0" w:after="0"/>
+      </w:pPr>
+    </w:p>
+    <w:p>
+      <w:pPr>
         <w:spacing w:before="160" w:after="80"/>
       </w:pPr>
       <w:r>
@@ -3899,6 +4110,31 @@
     </w:p>
     <w:p>
       <w:pPr>
+        <w:spacing w:before="0" w:after="0"/>
+      </w:pPr>
+    </w:p>
+    <w:p>
+      <w:pPr>
+        <w:spacing w:before="0" w:after="0"/>
+      </w:pPr>
+    </w:p>
+    <w:p>
+      <w:pPr>
+        <w:spacing w:before="0" w:after="0"/>
+      </w:pPr>
+    </w:p>
+    <w:p>
+      <w:pPr>
+        <w:spacing w:before="0" w:after="0"/>
+      </w:pPr>
+    </w:p>
+    <w:p>
+      <w:pPr>
+        <w:spacing w:before="0" w:after="0"/>
+      </w:pPr>
+    </w:p>
+    <w:p>
+      <w:pPr>
         <w:spacing w:before="160" w:after="80"/>
       </w:pPr>
       <w:r>
@@ -4121,7 +4357,7 @@
         </w:rPr>
         <w:drawing>
           <wp:inline>
-            <wp:extent cx="3600000" cy="1482568"/>
+            <wp:extent cx="3600000" cy="1449640"/>
             <wp:effectExtent b="0" l="0" r="0" t="0"/>
             <wp:docPr descr="" title="" id="38" name="Picture"/>
             <a:graphic>
@@ -4142,7 +4378,7 @@
                   <pic:spPr bwMode="auto">
                     <a:xfrm>
                       <a:off x="0" y="0"/>
-                      <a:ext cx="3600000" cy="1482568"/>
+                      <a:ext cx="3600000" cy="1449640"/>
                     </a:xfrm>
                     <a:prstGeom prst="rect">
                       <a:avLst/>
@@ -4163,6 +4399,46 @@
     </w:p>
     <w:p>
       <w:pPr>
+        <w:spacing w:before="0" w:after="0"/>
+      </w:pPr>
+    </w:p>
+    <w:p>
+      <w:pPr>
+        <w:spacing w:before="0" w:after="0"/>
+      </w:pPr>
+    </w:p>
+    <w:p>
+      <w:pPr>
+        <w:spacing w:before="0" w:after="0"/>
+      </w:pPr>
+    </w:p>
+    <w:p>
+      <w:pPr>
+        <w:spacing w:before="0" w:after="0"/>
+      </w:pPr>
+    </w:p>
+    <w:p>
+      <w:pPr>
+        <w:spacing w:before="0" w:after="0"/>
+      </w:pPr>
+    </w:p>
+    <w:p>
+      <w:pPr>
+        <w:spacing w:before="0" w:after="0"/>
+      </w:pPr>
+    </w:p>
+    <w:p>
+      <w:pPr>
+        <w:spacing w:before="0" w:after="0"/>
+      </w:pPr>
+    </w:p>
+    <w:p>
+      <w:pPr>
+        <w:spacing w:before="0" w:after="0"/>
+      </w:pPr>
+    </w:p>
+    <w:p>
+      <w:pPr>
         <w:spacing w:before="160" w:after="80"/>
       </w:pPr>
       <w:r>
@@ -4298,7 +4574,7 @@
         </w:rPr>
         <w:drawing>
           <wp:inline>
-            <wp:extent cx="3600000" cy="1062785"/>
+            <wp:extent cx="3600000" cy="1012856"/>
             <wp:effectExtent b="0" l="0" r="0" t="0"/>
             <wp:docPr descr="" title="" id="42" name="Picture"/>
             <a:graphic>
@@ -4319,7 +4595,7 @@
                   <pic:spPr bwMode="auto">
                     <a:xfrm>
                       <a:off x="0" y="0"/>
-                      <a:ext cx="3600000" cy="1062785"/>
+                      <a:ext cx="3600000" cy="1012856"/>
                     </a:xfrm>
                     <a:prstGeom prst="rect">
                       <a:avLst/>
@@ -4340,6 +4616,46 @@
     </w:p>
     <w:p>
       <w:pPr>
+        <w:spacing w:before="0" w:after="0"/>
+      </w:pPr>
+    </w:p>
+    <w:p>
+      <w:pPr>
+        <w:spacing w:before="0" w:after="0"/>
+      </w:pPr>
+    </w:p>
+    <w:p>
+      <w:pPr>
+        <w:spacing w:before="0" w:after="0"/>
+      </w:pPr>
+    </w:p>
+    <w:p>
+      <w:pPr>
+        <w:spacing w:before="0" w:after="0"/>
+      </w:pPr>
+    </w:p>
+    <w:p>
+      <w:pPr>
+        <w:spacing w:before="0" w:after="0"/>
+      </w:pPr>
+    </w:p>
+    <w:p>
+      <w:pPr>
+        <w:spacing w:before="0" w:after="0"/>
+      </w:pPr>
+    </w:p>
+    <w:p>
+      <w:pPr>
+        <w:spacing w:before="0" w:after="0"/>
+      </w:pPr>
+    </w:p>
+    <w:p>
+      <w:pPr>
+        <w:spacing w:before="0" w:after="0"/>
+      </w:pPr>
+    </w:p>
+    <w:p>
+      <w:pPr>
         <w:spacing w:before="160" w:after="80"/>
       </w:pPr>
       <w:r>
@@ -4505,7 +4821,7 @@
         </w:rPr>
         <w:drawing>
           <wp:inline>
-            <wp:extent cx="3600000" cy="1973360"/>
+            <wp:extent cx="3600000" cy="1935282"/>
             <wp:effectExtent b="0" l="0" r="0" t="0"/>
             <wp:docPr descr="" title="" id="46" name="Picture"/>
             <a:graphic>
@@ -4526,7 +4842,7 @@
                   <pic:spPr bwMode="auto">
                     <a:xfrm>
                       <a:off x="0" y="0"/>
-                      <a:ext cx="3600000" cy="1973360"/>
+                      <a:ext cx="3600000" cy="1935282"/>
                     </a:xfrm>
                     <a:prstGeom prst="rect">
                       <a:avLst/>
@@ -4547,6 +4863,31 @@
     </w:p>
     <w:p>
       <w:pPr>
+        <w:spacing w:before="0" w:after="0"/>
+      </w:pPr>
+    </w:p>
+    <w:p>
+      <w:pPr>
+        <w:spacing w:before="0" w:after="0"/>
+      </w:pPr>
+    </w:p>
+    <w:p>
+      <w:pPr>
+        <w:spacing w:before="0" w:after="0"/>
+      </w:pPr>
+    </w:p>
+    <w:p>
+      <w:pPr>
+        <w:spacing w:before="0" w:after="0"/>
+      </w:pPr>
+    </w:p>
+    <w:p>
+      <w:pPr>
+        <w:spacing w:before="0" w:after="0"/>
+      </w:pPr>
+    </w:p>
+    <w:p>
+      <w:pPr>
         <w:spacing w:before="160" w:after="80"/>
       </w:pPr>
       <w:r>
@@ -4706,7 +5047,7 @@
         </w:rPr>
         <w:drawing>
           <wp:inline>
-            <wp:extent cx="3600000" cy="1658426"/>
+            <wp:extent cx="3600000" cy="1656818"/>
             <wp:effectExtent b="0" l="0" r="0" t="0"/>
             <wp:docPr descr="" title="" id="50" name="Picture"/>
             <a:graphic>
@@ -4727,7 +5068,7 @@
                   <pic:spPr bwMode="auto">
                     <a:xfrm>
                       <a:off x="0" y="0"/>
-                      <a:ext cx="3600000" cy="1658426"/>
+                      <a:ext cx="3600000" cy="1656818"/>
                     </a:xfrm>
                     <a:prstGeom prst="rect">
                       <a:avLst/>
@@ -4773,6 +5114,46 @@
     </w:p>
     <w:p>
       <w:pPr>
+        <w:spacing w:before="0" w:after="0"/>
+      </w:pPr>
+    </w:p>
+    <w:p>
+      <w:pPr>
+        <w:spacing w:before="0" w:after="0"/>
+      </w:pPr>
+    </w:p>
+    <w:p>
+      <w:pPr>
+        <w:spacing w:before="0" w:after="0"/>
+      </w:pPr>
+    </w:p>
+    <w:p>
+      <w:pPr>
+        <w:spacing w:before="0" w:after="0"/>
+      </w:pPr>
+    </w:p>
+    <w:p>
+      <w:pPr>
+        <w:spacing w:before="0" w:after="0"/>
+      </w:pPr>
+    </w:p>
+    <w:p>
+      <w:pPr>
+        <w:spacing w:before="0" w:after="0"/>
+      </w:pPr>
+    </w:p>
+    <w:p>
+      <w:pPr>
+        <w:spacing w:before="0" w:after="0"/>
+      </w:pPr>
+    </w:p>
+    <w:p>
+      <w:pPr>
+        <w:spacing w:before="0" w:after="0"/>
+      </w:pPr>
+    </w:p>
+    <w:p>
+      <w:pPr>
         <w:spacing w:before="160" w:after="80"/>
       </w:pPr>
       <w:r>
@@ -4902,7 +5283,7 @@
         </w:rPr>
         <w:drawing>
           <wp:inline>
-            <wp:extent cx="3600000" cy="523636"/>
+            <wp:extent cx="3600000" cy="513566"/>
             <wp:effectExtent b="0" l="0" r="0" t="0"/>
             <wp:docPr descr="" title="" id="54" name="Picture"/>
             <a:graphic>
@@ -4923,7 +5304,7 @@
                   <pic:spPr bwMode="auto">
                     <a:xfrm>
                       <a:off x="0" y="0"/>
-                      <a:ext cx="3600000" cy="523636"/>
+                      <a:ext cx="3600000" cy="513566"/>
                     </a:xfrm>
                     <a:prstGeom prst="rect">
                       <a:avLst/>
@@ -4969,6 +5350,46 @@
     </w:p>
     <w:p>
       <w:pPr>
+        <w:spacing w:before="0" w:after="0"/>
+      </w:pPr>
+    </w:p>
+    <w:p>
+      <w:pPr>
+        <w:spacing w:before="0" w:after="0"/>
+      </w:pPr>
+    </w:p>
+    <w:p>
+      <w:pPr>
+        <w:spacing w:before="0" w:after="0"/>
+      </w:pPr>
+    </w:p>
+    <w:p>
+      <w:pPr>
+        <w:spacing w:before="0" w:after="0"/>
+      </w:pPr>
+    </w:p>
+    <w:p>
+      <w:pPr>
+        <w:spacing w:before="0" w:after="0"/>
+      </w:pPr>
+    </w:p>
+    <w:p>
+      <w:pPr>
+        <w:spacing w:before="0" w:after="0"/>
+      </w:pPr>
+    </w:p>
+    <w:p>
+      <w:pPr>
+        <w:spacing w:before="0" w:after="0"/>
+      </w:pPr>
+    </w:p>
+    <w:p>
+      <w:pPr>
+        <w:spacing w:before="0" w:after="0"/>
+      </w:pPr>
+    </w:p>
+    <w:p>
+      <w:pPr>
         <w:spacing w:before="160" w:after="80"/>
       </w:pPr>
       <w:r>
@@ -5182,7 +5603,7 @@
         </w:rPr>
         <w:drawing>
           <wp:inline>
-            <wp:extent cx="3600000" cy="1004120"/>
+            <wp:extent cx="3594293" cy="1004120"/>
             <wp:effectExtent b="0" l="0" r="0" t="0"/>
             <wp:docPr descr="" title="" id="58" name="Picture"/>
             <a:graphic>
@@ -5203,7 +5624,7 @@
                   <pic:spPr bwMode="auto">
                     <a:xfrm>
                       <a:off x="0" y="0"/>
-                      <a:ext cx="3600000" cy="1004120"/>
+                      <a:ext cx="3594293" cy="1004120"/>
                     </a:xfrm>
                     <a:prstGeom prst="rect">
                       <a:avLst/>
@@ -5224,6 +5645,46 @@
     </w:p>
     <w:p>
       <w:pPr>
+        <w:spacing w:before="0" w:after="0"/>
+      </w:pPr>
+    </w:p>
+    <w:p>
+      <w:pPr>
+        <w:spacing w:before="0" w:after="0"/>
+      </w:pPr>
+    </w:p>
+    <w:p>
+      <w:pPr>
+        <w:spacing w:before="0" w:after="0"/>
+      </w:pPr>
+    </w:p>
+    <w:p>
+      <w:pPr>
+        <w:spacing w:before="0" w:after="0"/>
+      </w:pPr>
+    </w:p>
+    <w:p>
+      <w:pPr>
+        <w:spacing w:before="0" w:after="0"/>
+      </w:pPr>
+    </w:p>
+    <w:p>
+      <w:pPr>
+        <w:spacing w:before="0" w:after="0"/>
+      </w:pPr>
+    </w:p>
+    <w:p>
+      <w:pPr>
+        <w:spacing w:before="0" w:after="0"/>
+      </w:pPr>
+    </w:p>
+    <w:p>
+      <w:pPr>
+        <w:spacing w:before="0" w:after="0"/>
+      </w:pPr>
+    </w:p>
+    <w:p>
+      <w:pPr>
         <w:spacing w:before="160" w:after="80"/>
       </w:pPr>
       <w:r>
@@ -5377,7 +5838,7 @@
         </w:rPr>
         <w:drawing>
           <wp:inline>
-            <wp:extent cx="3600000" cy="742952"/>
+            <wp:extent cx="3600000" cy="736913"/>
             <wp:effectExtent b="0" l="0" r="0" t="0"/>
             <wp:docPr descr="" title="" id="62" name="Picture"/>
             <a:graphic>
@@ -5398,7 +5859,7 @@
                   <pic:spPr bwMode="auto">
                     <a:xfrm>
                       <a:off x="0" y="0"/>
-                      <a:ext cx="3600000" cy="742952"/>
+                      <a:ext cx="3600000" cy="736913"/>
                     </a:xfrm>
                     <a:prstGeom prst="rect">
                       <a:avLst/>
@@ -5419,6 +5880,46 @@
     </w:p>
     <w:p>
       <w:pPr>
+        <w:spacing w:before="0" w:after="0"/>
+      </w:pPr>
+    </w:p>
+    <w:p>
+      <w:pPr>
+        <w:spacing w:before="0" w:after="0"/>
+      </w:pPr>
+    </w:p>
+    <w:p>
+      <w:pPr>
+        <w:spacing w:before="0" w:after="0"/>
+      </w:pPr>
+    </w:p>
+    <w:p>
+      <w:pPr>
+        <w:spacing w:before="0" w:after="0"/>
+      </w:pPr>
+    </w:p>
+    <w:p>
+      <w:pPr>
+        <w:spacing w:before="0" w:after="0"/>
+      </w:pPr>
+    </w:p>
+    <w:p>
+      <w:pPr>
+        <w:spacing w:before="0" w:after="0"/>
+      </w:pPr>
+    </w:p>
+    <w:p>
+      <w:pPr>
+        <w:spacing w:before="0" w:after="0"/>
+      </w:pPr>
+    </w:p>
+    <w:p>
+      <w:pPr>
+        <w:spacing w:before="0" w:after="0"/>
+      </w:pPr>
+    </w:p>
+    <w:p>
+      <w:pPr>
         <w:spacing w:before="160" w:after="80"/>
       </w:pPr>
       <w:r>
@@ -5628,7 +6129,7 @@
         </w:rPr>
         <w:drawing>
           <wp:inline>
-            <wp:extent cx="3600000" cy="707812"/>
+            <wp:extent cx="3595310" cy="707812"/>
             <wp:effectExtent b="0" l="0" r="0" t="0"/>
             <wp:docPr descr="" title="" id="66" name="Picture"/>
             <a:graphic>
@@ -5649,7 +6150,7 @@
                   <pic:spPr bwMode="auto">
                     <a:xfrm>
                       <a:off x="0" y="0"/>
-                      <a:ext cx="3600000" cy="707812"/>
+                      <a:ext cx="3595310" cy="707812"/>
                     </a:xfrm>
                     <a:prstGeom prst="rect">
                       <a:avLst/>
@@ -5927,6 +6428,31 @@
     </w:p>
     <w:p>
       <w:pPr>
+        <w:spacing w:before="0" w:after="0"/>
+      </w:pPr>
+    </w:p>
+    <w:p>
+      <w:pPr>
+        <w:spacing w:before="0" w:after="0"/>
+      </w:pPr>
+    </w:p>
+    <w:p>
+      <w:pPr>
+        <w:spacing w:before="0" w:after="0"/>
+      </w:pPr>
+    </w:p>
+    <w:p>
+      <w:pPr>
+        <w:spacing w:before="0" w:after="0"/>
+      </w:pPr>
+    </w:p>
+    <w:p>
+      <w:pPr>
+        <w:spacing w:before="0" w:after="0"/>
+      </w:pPr>
+    </w:p>
+    <w:p>
+      <w:pPr>
         <w:spacing w:before="160" w:after="80"/>
       </w:pPr>
       <w:r>
@@ -6098,6 +6624,21 @@
         </w:rPr>
         <w:t xml:space="preserve">？</w:t>
       </w:r>
+    </w:p>
+    <w:p>
+      <w:pPr>
+        <w:spacing w:before="0" w:after="0"/>
+      </w:pPr>
+    </w:p>
+    <w:p>
+      <w:pPr>
+        <w:spacing w:before="0" w:after="0"/>
+      </w:pPr>
+    </w:p>
+    <w:p>
+      <w:pPr>
+        <w:spacing w:before="0" w:after="0"/>
+      </w:pPr>
     </w:p>
     <w:p>
       <w:pPr>
@@ -6374,6 +6915,31 @@
           </wp:inline>
         </w:drawing>
       </w:r>
+    </w:p>
+    <w:p>
+      <w:pPr>
+        <w:spacing w:before="0" w:after="0"/>
+      </w:pPr>
+    </w:p>
+    <w:p>
+      <w:pPr>
+        <w:spacing w:before="0" w:after="0"/>
+      </w:pPr>
+    </w:p>
+    <w:p>
+      <w:pPr>
+        <w:spacing w:before="0" w:after="0"/>
+      </w:pPr>
+    </w:p>
+    <w:p>
+      <w:pPr>
+        <w:spacing w:before="0" w:after="0"/>
+      </w:pPr>
+    </w:p>
+    <w:p>
+      <w:pPr>
+        <w:spacing w:before="0" w:after="0"/>
+      </w:pPr>
     </w:p>
     <w:p>
       <w:pPr>
@@ -7219,7 +7785,7 @@
         </w:rPr>
         <w:drawing>
           <wp:inline>
-            <wp:extent cx="3600000" cy="1516981"/>
+            <wp:extent cx="3600000" cy="1494340"/>
             <wp:effectExtent b="0" l="0" r="0" t="0"/>
             <wp:docPr descr="" title="" id="78" name="Picture"/>
             <a:graphic>
@@ -7240,7 +7806,7 @@
                   <pic:spPr bwMode="auto">
                     <a:xfrm>
                       <a:off x="0" y="0"/>
-                      <a:ext cx="3600000" cy="1516981"/>
+                      <a:ext cx="3600000" cy="1494340"/>
                     </a:xfrm>
                     <a:prstGeom prst="rect">
                       <a:avLst/>
@@ -7370,6 +7936,46 @@
     </w:p>
     <w:p>
       <w:pPr>
+        <w:spacing w:before="0" w:after="0"/>
+      </w:pPr>
+    </w:p>
+    <w:p>
+      <w:pPr>
+        <w:spacing w:before="0" w:after="0"/>
+      </w:pPr>
+    </w:p>
+    <w:p>
+      <w:pPr>
+        <w:spacing w:before="0" w:after="0"/>
+      </w:pPr>
+    </w:p>
+    <w:p>
+      <w:pPr>
+        <w:spacing w:before="0" w:after="0"/>
+      </w:pPr>
+    </w:p>
+    <w:p>
+      <w:pPr>
+        <w:spacing w:before="0" w:after="0"/>
+      </w:pPr>
+    </w:p>
+    <w:p>
+      <w:pPr>
+        <w:spacing w:before="0" w:after="0"/>
+      </w:pPr>
+    </w:p>
+    <w:p>
+      <w:pPr>
+        <w:spacing w:before="0" w:after="0"/>
+      </w:pPr>
+    </w:p>
+    <w:p>
+      <w:pPr>
+        <w:spacing w:before="0" w:after="0"/>
+      </w:pPr>
+    </w:p>
+    <w:p>
+      <w:pPr>
         <w:spacing w:before="160" w:after="80"/>
       </w:pPr>
       <w:r>
@@ -7852,6 +8458,46 @@
     </w:p>
     <w:p>
       <w:pPr>
+        <w:spacing w:before="0" w:after="0"/>
+      </w:pPr>
+    </w:p>
+    <w:p>
+      <w:pPr>
+        <w:spacing w:before="0" w:after="0"/>
+      </w:pPr>
+    </w:p>
+    <w:p>
+      <w:pPr>
+        <w:spacing w:before="0" w:after="0"/>
+      </w:pPr>
+    </w:p>
+    <w:p>
+      <w:pPr>
+        <w:spacing w:before="0" w:after="0"/>
+      </w:pPr>
+    </w:p>
+    <w:p>
+      <w:pPr>
+        <w:spacing w:before="0" w:after="0"/>
+      </w:pPr>
+    </w:p>
+    <w:p>
+      <w:pPr>
+        <w:spacing w:before="0" w:after="0"/>
+      </w:pPr>
+    </w:p>
+    <w:p>
+      <w:pPr>
+        <w:spacing w:before="0" w:after="0"/>
+      </w:pPr>
+    </w:p>
+    <w:p>
+      <w:pPr>
+        <w:spacing w:before="0" w:after="0"/>
+      </w:pPr>
+    </w:p>
+    <w:p>
+      <w:pPr>
         <w:spacing w:before="160" w:after="80"/>
       </w:pPr>
       <w:r>
@@ -7937,6 +8583,8 @@
     <w:p>
       <w:pPr>
         <w:pStyle w:val="BodyText"/>
+        <w:ind w:left="480" w:hanging="480"/>
+        <w:spacing w:after="0"/>
       </w:pPr>
       <w:r>
         <w:rPr>
@@ -8152,6 +8800,13 @@
         </w:rPr>
         <w:t xml:space="preserve"> </w:t>
       </w:r>
+    </w:p>
+    <w:p>
+      <w:pPr>
+        <w:pStyle w:val="BodyText"/>
+        <w:ind w:left="480" w:hanging="480"/>
+        <w:spacing w:before="0" w:after="0"/>
+      </w:pPr>
       <w:r>
         <w:rPr>
           <w:rFonts w:ascii="Times New Roman" w:hAnsi="Times New Roman" w:eastAsia="Times New Roman" w:cs="Times New Roman"/>
@@ -8411,6 +9066,13 @@
         </w:rPr>
         <w:t xml:space="preserve"> </w:t>
       </w:r>
+    </w:p>
+    <w:p>
+      <w:pPr>
+        <w:pStyle w:val="BodyText"/>
+        <w:ind w:left="480" w:hanging="480"/>
+        <w:spacing w:before="0" w:after="0"/>
+      </w:pPr>
       <w:r>
         <w:rPr>
           <w:rFonts w:ascii="Times New Roman" w:hAnsi="Times New Roman" w:eastAsia="Times New Roman" w:cs="Times New Roman"/>
@@ -8673,6 +9335,13 @@
         </w:rPr>
         <w:t xml:space="preserve"> </w:t>
       </w:r>
+    </w:p>
+    <w:p>
+      <w:pPr>
+        <w:pStyle w:val="BodyText"/>
+        <w:ind w:left="480" w:hanging="480"/>
+        <w:spacing w:before="0" w:after="180"/>
+      </w:pPr>
       <w:r>
         <w:rPr>
           <w:rFonts w:ascii="Times New Roman" w:hAnsi="Times New Roman" w:eastAsia="Times New Roman" w:cs="Times New Roman"/>
@@ -8887,208 +9556,13 @@
     </w:p>
     <w:p>
       <w:pPr>
-        <w:pStyle w:val="BlockText"/>
-      </w:pPr>
-      <w:r>
-        <w:rPr>
-          <w:rFonts w:hint="eastAsia" w:ascii="Times New Roman" w:hAnsi="Times New Roman" w:eastAsia="FangSong" w:cs="Times New Roman"/>
-          <w:b/>
-          <w:bCs/>
-        </w:rPr>
-        <w:t xml:space="preserve">校勘注</w:t>
-      </w:r>
-      <w:r>
-        <w:rPr>
-          <w:rFonts w:hint="eastAsia" w:ascii="Times New Roman" w:hAnsi="Times New Roman" w:eastAsia="Times New Roman" w:cs="Times New Roman"/>
-        </w:rPr>
-        <w:t>：</w:t>
-      </w:r>
-      <w:r>
-        <w:rPr>
-          <w:rFonts w:hint="eastAsia" w:ascii="Times New Roman" w:hAnsi="Times New Roman" w:eastAsia="FangSong" w:cs="Times New Roman"/>
-        </w:rPr>
-        <w:t>原书选项为竖排结构式</w:t>
-      </w:r>
-      <w:r>
-        <w:rPr>
-          <w:rFonts w:hint="eastAsia" w:ascii="Times New Roman" w:hAnsi="Times New Roman" w:eastAsia="Times New Roman" w:cs="Times New Roman"/>
-        </w:rPr>
-        <w:t>，OCR</w:t>
-      </w:r>
-      <w:r>
-        <w:rPr>
-          <w:rFonts w:ascii="Times New Roman" w:hAnsi="Times New Roman" w:eastAsia="Times New Roman" w:cs="Times New Roman"/>
-        </w:rPr>
-        <w:t xml:space="preserve"> </w:t>
-      </w:r>
-      <w:r>
-        <w:rPr>
-          <w:rFonts w:hint="eastAsia" w:ascii="Times New Roman" w:hAnsi="Times New Roman" w:eastAsia="FangSong" w:cs="Times New Roman"/>
-        </w:rPr>
-        <w:t>拍扁为横排残段</w:t>
-      </w:r>
-      <w:r>
-        <w:rPr>
-          <w:rFonts w:hint="eastAsia" w:ascii="Times New Roman" w:hAnsi="Times New Roman" w:eastAsia="Times New Roman" w:cs="Times New Roman"/>
-        </w:rPr>
-        <w:t>；</w:t>
-      </w:r>
-      <w:r>
-        <w:rPr>
-          <w:rFonts w:hint="eastAsia" w:ascii="Times New Roman" w:hAnsi="Times New Roman" w:eastAsia="FangSong" w:cs="Times New Roman"/>
-        </w:rPr>
-        <w:t>按</w:t>
-      </w:r>
-      <w:r>
-        <w:rPr>
-          <w:rFonts w:hint="eastAsia" w:ascii="Times New Roman" w:hAnsi="Times New Roman" w:eastAsia="Times New Roman" w:cs="Times New Roman"/>
-        </w:rPr>
-        <w:t>”A＝</w:t>
-      </w:r>
-      <w:r>
-        <w:rPr>
-          <w:rFonts w:hint="eastAsia" w:ascii="Times New Roman" w:hAnsi="Times New Roman" w:eastAsia="FangSong" w:cs="Times New Roman"/>
-        </w:rPr>
-        <w:t>葡萄糖原形</w:t>
-      </w:r>
-      <w:r>
-        <w:rPr>
-          <w:rFonts w:hint="eastAsia" w:ascii="Times New Roman" w:hAnsi="Times New Roman" w:eastAsia="Times New Roman" w:cs="Times New Roman"/>
-        </w:rPr>
-        <w:t>（OH×5＋</w:t>
-      </w:r>
-      <w:r>
-        <w:rPr>
-          <w:rFonts w:hint="eastAsia" w:ascii="Times New Roman" w:hAnsi="Times New Roman" w:eastAsia="FangSong" w:cs="Times New Roman"/>
-        </w:rPr>
-        <w:t>端醛</w:t>
-      </w:r>
-      <w:r>
-        <w:rPr>
-          <w:rFonts w:ascii="Times New Roman" w:hAnsi="Times New Roman" w:eastAsia="Times New Roman" w:cs="Times New Roman"/>
-        </w:rPr>
-        <w:t xml:space="preserve"> </w:t>
-      </w:r>
-      <w:r>
-        <w:rPr>
-          <w:rFonts w:hint="eastAsia" w:ascii="Times New Roman" w:hAnsi="Times New Roman" w:eastAsia="Times New Roman" w:cs="Times New Roman"/>
-        </w:rPr>
-        <w:t>O）、B＝</w:t>
-      </w:r>
-      <w:r>
-        <w:rPr>
-          <w:rFonts w:hint="eastAsia" w:ascii="Times New Roman" w:hAnsi="Times New Roman" w:eastAsia="FangSong" w:cs="Times New Roman"/>
-        </w:rPr>
-        <w:t>氨基</w:t>
-      </w:r>
-      <w:r>
-        <w:rPr>
-          <w:rFonts w:hint="eastAsia" w:ascii="Times New Roman" w:hAnsi="Times New Roman" w:eastAsia="Times New Roman" w:cs="Times New Roman"/>
-        </w:rPr>
-        <w:t>×5＋</w:t>
-      </w:r>
-      <w:r>
-        <w:rPr>
-          <w:rFonts w:hint="eastAsia" w:ascii="Times New Roman" w:hAnsi="Times New Roman" w:eastAsia="FangSong" w:cs="Times New Roman"/>
-        </w:rPr>
-        <w:t>端</w:t>
-      </w:r>
-      <w:r>
-        <w:rPr>
-          <w:rFonts w:ascii="Times New Roman" w:hAnsi="Times New Roman" w:eastAsia="Times New Roman" w:cs="Times New Roman"/>
-        </w:rPr>
-        <w:t xml:space="preserve"> </w:t>
-      </w:r>
-      <w:r>
-        <w:rPr>
-          <w:rFonts w:hint="eastAsia" w:ascii="Times New Roman" w:hAnsi="Times New Roman" w:eastAsia="Times New Roman" w:cs="Times New Roman"/>
-        </w:rPr>
-        <w:t>O、C＝</w:t>
-      </w:r>
-      <w:r>
-        <w:rPr>
-          <w:rFonts w:hint="eastAsia" w:ascii="Times New Roman" w:hAnsi="Times New Roman" w:eastAsia="FangSong" w:cs="Times New Roman"/>
-        </w:rPr>
-        <w:t>氨基</w:t>
-      </w:r>
-      <w:r>
-        <w:rPr>
-          <w:rFonts w:hint="eastAsia" w:ascii="Times New Roman" w:hAnsi="Times New Roman" w:eastAsia="Times New Roman" w:cs="Times New Roman"/>
-        </w:rPr>
-        <w:t>×5＋</w:t>
-      </w:r>
-      <w:r>
-        <w:rPr>
-          <w:rFonts w:hint="eastAsia" w:ascii="Times New Roman" w:hAnsi="Times New Roman" w:eastAsia="FangSong" w:cs="Times New Roman"/>
-        </w:rPr>
-        <w:t>端</w:t>
-      </w:r>
-      <w:r>
-        <w:rPr>
-          <w:rFonts w:ascii="Times New Roman" w:hAnsi="Times New Roman" w:eastAsia="Times New Roman" w:cs="Times New Roman"/>
-        </w:rPr>
-        <w:t xml:space="preserve"> </w:t>
-      </w:r>
-      <w:r>
-        <w:rPr>
-          <w:rFonts w:hint="eastAsia" w:ascii="Times New Roman" w:hAnsi="Times New Roman" w:eastAsia="Times New Roman" w:cs="Times New Roman"/>
-        </w:rPr>
-        <w:t>NH、D＝</w:t>
-      </w:r>
-      <w:r>
-        <w:rPr>
-          <w:rFonts w:hint="eastAsia" w:ascii="Times New Roman" w:hAnsi="Times New Roman" w:eastAsia="FangSong" w:cs="Times New Roman"/>
-        </w:rPr>
-        <w:t>羟基</w:t>
-      </w:r>
-      <w:r>
-        <w:rPr>
-          <w:rFonts w:hint="eastAsia" w:ascii="Times New Roman" w:hAnsi="Times New Roman" w:eastAsia="Times New Roman" w:cs="Times New Roman"/>
-        </w:rPr>
-        <w:t>×5＋</w:t>
-      </w:r>
-      <w:r>
-        <w:rPr>
-          <w:rFonts w:hint="eastAsia" w:ascii="Times New Roman" w:hAnsi="Times New Roman" w:eastAsia="FangSong" w:cs="Times New Roman"/>
-        </w:rPr>
-        <w:t>端</w:t>
-      </w:r>
-      <w:r>
-        <w:rPr>
-          <w:rFonts w:ascii="Times New Roman" w:hAnsi="Times New Roman" w:eastAsia="Times New Roman" w:cs="Times New Roman"/>
-        </w:rPr>
-        <w:t xml:space="preserve"> </w:t>
-      </w:r>
-      <w:r>
-        <w:rPr>
-          <w:rFonts w:hint="eastAsia" w:ascii="Times New Roman" w:hAnsi="Times New Roman" w:eastAsia="Times New Roman" w:cs="Times New Roman"/>
-        </w:rPr>
-        <w:t>NH”</w:t>
-      </w:r>
-      <w:r>
-        <w:rPr>
-          <w:rFonts w:hint="eastAsia" w:ascii="Times New Roman" w:hAnsi="Times New Roman" w:eastAsia="FangSong" w:cs="Times New Roman"/>
-        </w:rPr>
-        <w:t>的键连关系整理转写</w:t>
-      </w:r>
-      <w:r>
-        <w:rPr>
-          <w:rFonts w:hint="eastAsia" w:ascii="Times New Roman" w:hAnsi="Times New Roman" w:eastAsia="Times New Roman" w:cs="Times New Roman"/>
-        </w:rPr>
-        <w:t>，</w:t>
-      </w:r>
-      <w:r>
-        <w:rPr>
-          <w:rFonts w:hint="eastAsia" w:ascii="Times New Roman" w:hAnsi="Times New Roman" w:eastAsia="FangSong" w:cs="Times New Roman"/>
-        </w:rPr>
-        <w:t>碳链骨架与基团归属未变</w:t>
-      </w:r>
-      <w:r>
-        <w:rPr>
-          <w:rFonts w:hint="eastAsia" w:ascii="Times New Roman" w:hAnsi="Times New Roman" w:eastAsia="Times New Roman" w:cs="Times New Roman"/>
-        </w:rPr>
-        <w:t>。</w:t>
-      </w:r>
+        <w:spacing w:before="0" w:after="0"/>
+      </w:pPr>
+    </w:p>
+    <w:p>
+      <w:pPr>
+        <w:spacing w:before="0" w:after="0"/>
+      </w:pPr>
     </w:p>
     <w:p>
       <w:pPr>
@@ -9344,12 +9818,53 @@
     <w:p>
       <w:pPr>
         <w:pStyle w:val="BodyText"/>
-      </w:pPr>
-      <w:r>
-        <w:rPr>
-          <w:rFonts w:ascii="Times New Roman" w:hAnsi="Times New Roman" w:eastAsia="Times New Roman" w:cs="Times New Roman"/>
-        </w:rPr>
-        <w:t xml:space="preserve">A. 3　　B. 2　　C. 1　　D. </w:t>
+        <w:ind w:left="480" w:hanging="480"/>
+        <w:spacing w:after="0"/>
+      </w:pPr>
+      <w:r>
+        <w:rPr>
+          <w:rFonts w:ascii="Times New Roman" w:hAnsi="Times New Roman" w:eastAsia="Times New Roman" w:cs="Times New Roman"/>
+        </w:rPr>
+        <w:t xml:space="preserve">A. 3　　</w:t>
+      </w:r>
+    </w:p>
+    <w:p>
+      <w:pPr>
+        <w:pStyle w:val="BodyText"/>
+        <w:ind w:left="480" w:hanging="480"/>
+        <w:spacing w:before="0" w:after="0"/>
+      </w:pPr>
+      <w:r>
+        <w:rPr>
+          <w:rFonts w:ascii="Times New Roman" w:hAnsi="Times New Roman" w:eastAsia="Times New Roman" w:cs="Times New Roman"/>
+        </w:rPr>
+        <w:t xml:space="preserve">B. 2　　</w:t>
+      </w:r>
+    </w:p>
+    <w:p>
+      <w:pPr>
+        <w:pStyle w:val="BodyText"/>
+        <w:ind w:left="480" w:hanging="480"/>
+        <w:spacing w:before="0" w:after="0"/>
+      </w:pPr>
+      <w:r>
+        <w:rPr>
+          <w:rFonts w:ascii="Times New Roman" w:hAnsi="Times New Roman" w:eastAsia="Times New Roman" w:cs="Times New Roman"/>
+        </w:rPr>
+        <w:t xml:space="preserve">C. 1　　</w:t>
+      </w:r>
+    </w:p>
+    <w:p>
+      <w:pPr>
+        <w:pStyle w:val="BodyText"/>
+        <w:ind w:left="480" w:hanging="480"/>
+        <w:spacing w:before="0" w:after="180"/>
+      </w:pPr>
+      <w:r>
+        <w:rPr>
+          <w:rFonts w:ascii="Times New Roman" w:hAnsi="Times New Roman" w:eastAsia="Times New Roman" w:cs="Times New Roman"/>
+        </w:rPr>
+        <w:t xml:space="preserve">D. </w:t>
       </w:r>
       <w:r>
         <w:rPr>
@@ -9357,6 +9872,16 @@
         </w:rPr>
         <w:t xml:space="preserve">无法计算</w:t>
       </w:r>
+    </w:p>
+    <w:p>
+      <w:pPr>
+        <w:spacing w:before="0" w:after="0"/>
+      </w:pPr>
+    </w:p>
+    <w:p>
+      <w:pPr>
+        <w:spacing w:before="0" w:after="0"/>
+      </w:pPr>
     </w:p>
     <w:p>
       <w:pPr>
@@ -9631,6 +10156,27 @@
       </w:r>
     </w:p>
     <w:p>
+      <w:pPr/>
+      <w:r>
+        <w:rPr>
+          <w:rFonts w:ascii="Times New Roman" w:hAnsi="Times New Roman" w:eastAsia="Times New Roman" w:cs="Times New Roman"/>
+        </w:rPr>
+        <w:t xml:space="preserve">A、B </w:t>
+      </w:r>
+      <w:r>
+        <w:rPr>
+          <w:rFonts w:hint="eastAsia" w:ascii="Times New Roman" w:hAnsi="Times New Roman" w:eastAsia="FangSong" w:cs="Times New Roman"/>
+        </w:rPr>
+        <w:t>的分子式是</w:t>
+      </w:r>
+      <w:r>
+        <w:rPr>
+          <w:rFonts w:hint="eastAsia" w:ascii="Times New Roman" w:hAnsi="Times New Roman" w:eastAsia="Times New Roman" w:cs="Times New Roman"/>
+        </w:rPr>
+        <w:t>________。</w:t>
+      </w:r>
+    </w:p>
+    <w:p>
       <w:pPr>
         <w:numPr>
           <w:ilvl w:val="0"/>
@@ -9639,15 +10185,74 @@
       </w:pPr>
       <w:r>
         <w:rPr>
-          <w:rFonts w:ascii="Times New Roman" w:hAnsi="Times New Roman" w:eastAsia="Times New Roman" w:cs="Times New Roman"/>
-        </w:rPr>
-        <w:t xml:space="preserve">A、B </w:t>
-      </w:r>
-      <w:r>
-        <w:rPr>
-          <w:rFonts w:hint="eastAsia" w:ascii="Times New Roman" w:hAnsi="Times New Roman" w:eastAsia="FangSong" w:cs="Times New Roman"/>
-        </w:rPr>
-        <w:t>的分子式是</w:t>
+          <w:rFonts w:hint="eastAsia" w:ascii="Times New Roman" w:hAnsi="Times New Roman" w:eastAsia="FangSong" w:cs="Times New Roman"/>
+        </w:rPr>
+        <w:t xml:space="preserve">光谱测定显示</w:t>
+      </w:r>
+      <w:r>
+        <w:rPr>
+          <w:rFonts w:ascii="Times New Roman" w:hAnsi="Times New Roman" w:eastAsia="Times New Roman" w:cs="Times New Roman"/>
+        </w:rPr>
+        <w:t xml:space="preserve"> A </w:t>
+      </w:r>
+      <w:r>
+        <w:rPr>
+          <w:rFonts w:hint="eastAsia" w:ascii="Times New Roman" w:hAnsi="Times New Roman" w:eastAsia="FangSong" w:cs="Times New Roman"/>
+        </w:rPr>
+        <w:t>的分子结构中不存在甲基</w:t>
+      </w:r>
+      <w:r>
+        <w:rPr>
+          <w:rFonts w:hint="eastAsia" w:ascii="Times New Roman" w:hAnsi="Times New Roman" w:eastAsia="Times New Roman" w:cs="Times New Roman"/>
+        </w:rPr>
+        <w:t>（</w:t>
+      </w:r>
+      <m:oMath>
+        <m:r>
+          <m:rPr>
+            <m:sty m:val="p"/>
+          </m:rPr>
+          <m:t>−</m:t>
+        </m:r>
+        <m:r>
+          <m:t>C</m:t>
+        </m:r>
+        <m:sSub>
+          <m:e>
+            <m:r>
+              <m:t>H</m:t>
+            </m:r>
+          </m:e>
+          <m:sub>
+            <m:r>
+              <m:t>3</m:t>
+            </m:r>
+          </m:sub>
+        </m:sSub>
+      </m:oMath>
+      <w:r>
+        <w:rPr>
+          <w:rFonts w:hint="eastAsia" w:ascii="Times New Roman" w:hAnsi="Times New Roman" w:eastAsia="Times New Roman" w:cs="Times New Roman"/>
+        </w:rPr>
+        <w:t>），</w:t>
+      </w:r>
+      <w:r>
+        <w:rPr>
+          <w:rFonts w:hint="eastAsia" w:ascii="Times New Roman" w:hAnsi="Times New Roman" w:eastAsia="FangSong" w:cs="Times New Roman"/>
+        </w:rPr>
+        <w:t>则</w:t>
+      </w:r>
+      <w:r>
+        <w:rPr>
+          <w:rFonts w:ascii="Times New Roman" w:hAnsi="Times New Roman" w:eastAsia="Times New Roman" w:cs="Times New Roman"/>
+        </w:rPr>
+        <w:t xml:space="preserve"> A </w:t>
+      </w:r>
+      <w:r>
+        <w:rPr>
+          <w:rFonts w:hint="eastAsia" w:ascii="Times New Roman" w:hAnsi="Times New Roman" w:eastAsia="FangSong" w:cs="Times New Roman"/>
+        </w:rPr>
+        <w:t>的结构简式是</w:t>
       </w:r>
       <w:r>
         <w:rPr>
@@ -9673,48 +10278,19 @@
         <w:rPr>
           <w:rFonts w:ascii="Times New Roman" w:hAnsi="Times New Roman" w:eastAsia="Times New Roman" w:cs="Times New Roman"/>
         </w:rPr>
-        <w:t xml:space="preserve"> A </w:t>
-      </w:r>
-      <w:r>
-        <w:rPr>
-          <w:rFonts w:hint="eastAsia" w:ascii="Times New Roman" w:hAnsi="Times New Roman" w:eastAsia="FangSong" w:cs="Times New Roman"/>
-        </w:rPr>
-        <w:t>的分子结构中不存在甲基</w:t>
-      </w:r>
-      <w:r>
-        <w:rPr>
-          <w:rFonts w:hint="eastAsia" w:ascii="Times New Roman" w:hAnsi="Times New Roman" w:eastAsia="Times New Roman" w:cs="Times New Roman"/>
-        </w:rPr>
-        <w:t>（</w:t>
-      </w:r>
-      <m:oMath>
-        <m:r>
-          <m:rPr>
-            <m:sty m:val="p"/>
-          </m:rPr>
-          <m:t>−</m:t>
-        </m:r>
-        <m:r>
-          <m:t>C</m:t>
-        </m:r>
-        <m:sSub>
-          <m:e>
-            <m:r>
-              <m:t>H</m:t>
-            </m:r>
-          </m:e>
-          <m:sub>
-            <m:r>
-              <m:t>3</m:t>
-            </m:r>
-          </m:sub>
-        </m:sSub>
-      </m:oMath>
-      <w:r>
-        <w:rPr>
-          <w:rFonts w:hint="eastAsia" w:ascii="Times New Roman" w:hAnsi="Times New Roman" w:eastAsia="Times New Roman" w:cs="Times New Roman"/>
-        </w:rPr>
-        <w:t>），</w:t>
+        <w:t xml:space="preserve"> B </w:t>
+      </w:r>
+      <w:r>
+        <w:rPr>
+          <w:rFonts w:hint="eastAsia" w:ascii="Times New Roman" w:hAnsi="Times New Roman" w:eastAsia="FangSong" w:cs="Times New Roman"/>
+        </w:rPr>
+        <w:t>的烃基部分不存在支链</w:t>
+      </w:r>
+      <w:r>
+        <w:rPr>
+          <w:rFonts w:hint="eastAsia" w:ascii="Times New Roman" w:hAnsi="Times New Roman" w:eastAsia="Times New Roman" w:cs="Times New Roman"/>
+        </w:rPr>
+        <w:t>，</w:t>
       </w:r>
       <w:r>
         <w:rPr>
@@ -9726,7 +10302,7 @@
         <w:rPr>
           <w:rFonts w:ascii="Times New Roman" w:hAnsi="Times New Roman" w:eastAsia="Times New Roman" w:cs="Times New Roman"/>
         </w:rPr>
-        <w:t xml:space="preserve"> A </w:t>
+        <w:t xml:space="preserve"> B </w:t>
       </w:r>
       <w:r>
         <w:rPr>
@@ -9743,59 +10319,13 @@
     </w:p>
     <w:p>
       <w:pPr>
-        <w:numPr>
-          <w:ilvl w:val="0"/>
-          <w:numId w:val="1005"/>
-        </w:numPr>
-      </w:pPr>
-      <w:r>
-        <w:rPr>
-          <w:rFonts w:hint="eastAsia" w:ascii="Times New Roman" w:hAnsi="Times New Roman" w:eastAsia="FangSong" w:cs="Times New Roman"/>
-        </w:rPr>
-        <w:t xml:space="preserve">光谱测定显示</w:t>
-      </w:r>
-      <w:r>
-        <w:rPr>
-          <w:rFonts w:ascii="Times New Roman" w:hAnsi="Times New Roman" w:eastAsia="Times New Roman" w:cs="Times New Roman"/>
-        </w:rPr>
-        <w:t xml:space="preserve"> B </w:t>
-      </w:r>
-      <w:r>
-        <w:rPr>
-          <w:rFonts w:hint="eastAsia" w:ascii="Times New Roman" w:hAnsi="Times New Roman" w:eastAsia="FangSong" w:cs="Times New Roman"/>
-        </w:rPr>
-        <w:t>的烃基部分不存在支链</w:t>
-      </w:r>
-      <w:r>
-        <w:rPr>
-          <w:rFonts w:hint="eastAsia" w:ascii="Times New Roman" w:hAnsi="Times New Roman" w:eastAsia="Times New Roman" w:cs="Times New Roman"/>
-        </w:rPr>
-        <w:t>，</w:t>
-      </w:r>
-      <w:r>
-        <w:rPr>
-          <w:rFonts w:hint="eastAsia" w:ascii="Times New Roman" w:hAnsi="Times New Roman" w:eastAsia="FangSong" w:cs="Times New Roman"/>
-        </w:rPr>
-        <w:t>则</w:t>
-      </w:r>
-      <w:r>
-        <w:rPr>
-          <w:rFonts w:ascii="Times New Roman" w:hAnsi="Times New Roman" w:eastAsia="Times New Roman" w:cs="Times New Roman"/>
-        </w:rPr>
-        <w:t xml:space="preserve"> B </w:t>
-      </w:r>
-      <w:r>
-        <w:rPr>
-          <w:rFonts w:hint="eastAsia" w:ascii="Times New Roman" w:hAnsi="Times New Roman" w:eastAsia="FangSong" w:cs="Times New Roman"/>
-        </w:rPr>
-        <w:t>的结构简式是</w:t>
-      </w:r>
-      <w:r>
-        <w:rPr>
-          <w:rFonts w:hint="eastAsia" w:ascii="Times New Roman" w:hAnsi="Times New Roman" w:eastAsia="Times New Roman" w:cs="Times New Roman"/>
-        </w:rPr>
-        <w:t>________。</w:t>
-      </w:r>
+        <w:spacing w:before="0" w:after="0"/>
+      </w:pPr>
+    </w:p>
+    <w:p>
+      <w:pPr>
+        <w:spacing w:before="0" w:after="0"/>
+      </w:pPr>
     </w:p>
     <w:p>
       <w:pPr>
@@ -10081,6 +10611,46 @@
         </w:rPr>
         <w:t>________。</w:t>
       </w:r>
+    </w:p>
+    <w:p>
+      <w:pPr>
+        <w:spacing w:before="0" w:after="0"/>
+      </w:pPr>
+    </w:p>
+    <w:p>
+      <w:pPr>
+        <w:spacing w:before="0" w:after="0"/>
+      </w:pPr>
+    </w:p>
+    <w:p>
+      <w:pPr>
+        <w:spacing w:before="0" w:after="0"/>
+      </w:pPr>
+    </w:p>
+    <w:p>
+      <w:pPr>
+        <w:spacing w:before="0" w:after="0"/>
+      </w:pPr>
+    </w:p>
+    <w:p>
+      <w:pPr>
+        <w:spacing w:before="0" w:after="0"/>
+      </w:pPr>
+    </w:p>
+    <w:p>
+      <w:pPr>
+        <w:spacing w:before="0" w:after="0"/>
+      </w:pPr>
+    </w:p>
+    <w:p>
+      <w:pPr>
+        <w:spacing w:before="0" w:after="0"/>
+      </w:pPr>
+    </w:p>
+    <w:p>
+      <w:pPr>
+        <w:spacing w:before="0" w:after="0"/>
+      </w:pPr>
     </w:p>
     <w:p>
       <w:pPr>
@@ -10425,6 +10995,21 @@
     </w:p>
     <w:p>
       <w:pPr>
+        <w:spacing w:before="0" w:after="0"/>
+      </w:pPr>
+    </w:p>
+    <w:p>
+      <w:pPr>
+        <w:spacing w:before="0" w:after="0"/>
+      </w:pPr>
+    </w:p>
+    <w:p>
+      <w:pPr>
+        <w:spacing w:before="0" w:after="0"/>
+      </w:pPr>
+    </w:p>
+    <w:p>
+      <w:pPr>
         <w:spacing w:before="160" w:after="80"/>
       </w:pPr>
       <w:r>
@@ -10982,6 +11567,46 @@
     </w:p>
     <w:p>
       <w:pPr>
+        <w:spacing w:before="0" w:after="0"/>
+      </w:pPr>
+    </w:p>
+    <w:p>
+      <w:pPr>
+        <w:spacing w:before="0" w:after="0"/>
+      </w:pPr>
+    </w:p>
+    <w:p>
+      <w:pPr>
+        <w:spacing w:before="0" w:after="0"/>
+      </w:pPr>
+    </w:p>
+    <w:p>
+      <w:pPr>
+        <w:spacing w:before="0" w:after="0"/>
+      </w:pPr>
+    </w:p>
+    <w:p>
+      <w:pPr>
+        <w:spacing w:before="0" w:after="0"/>
+      </w:pPr>
+    </w:p>
+    <w:p>
+      <w:pPr>
+        <w:spacing w:before="0" w:after="0"/>
+      </w:pPr>
+    </w:p>
+    <w:p>
+      <w:pPr>
+        <w:spacing w:before="0" w:after="0"/>
+      </w:pPr>
+    </w:p>
+    <w:p>
+      <w:pPr>
+        <w:spacing w:before="0" w:after="0"/>
+      </w:pPr>
+    </w:p>
+    <w:p>
+      <w:pPr>
         <w:spacing w:before="160" w:after="80"/>
       </w:pPr>
       <w:r>
@@ -11196,7 +11821,7 @@
         </w:rPr>
         <w:drawing>
           <wp:inline>
-            <wp:extent cx="3600000" cy="1281355"/>
+            <wp:extent cx="3600000" cy="1258453"/>
             <wp:effectExtent b="0" l="0" r="0" t="0"/>
             <wp:docPr descr="" title="" id="98" name="Picture"/>
             <a:graphic>
@@ -11217,7 +11842,7 @@
                   <pic:spPr bwMode="auto">
                     <a:xfrm>
                       <a:off x="0" y="0"/>
-                      <a:ext cx="3600000" cy="1281355"/>
+                      <a:ext cx="3600000" cy="1258453"/>
                     </a:xfrm>
                     <a:prstGeom prst="rect">
                       <a:avLst/>
@@ -11723,6 +12348,46 @@
         </w:rPr>
         <w:t>。</w:t>
       </w:r>
+    </w:p>
+    <w:p>
+      <w:pPr>
+        <w:spacing w:before="0" w:after="0"/>
+      </w:pPr>
+    </w:p>
+    <w:p>
+      <w:pPr>
+        <w:spacing w:before="0" w:after="0"/>
+      </w:pPr>
+    </w:p>
+    <w:p>
+      <w:pPr>
+        <w:spacing w:before="0" w:after="0"/>
+      </w:pPr>
+    </w:p>
+    <w:p>
+      <w:pPr>
+        <w:spacing w:before="0" w:after="0"/>
+      </w:pPr>
+    </w:p>
+    <w:p>
+      <w:pPr>
+        <w:spacing w:before="0" w:after="0"/>
+      </w:pPr>
+    </w:p>
+    <w:p>
+      <w:pPr>
+        <w:spacing w:before="0" w:after="0"/>
+      </w:pPr>
+    </w:p>
+    <w:p>
+      <w:pPr>
+        <w:spacing w:before="0" w:after="0"/>
+      </w:pPr>
+    </w:p>
+    <w:p>
+      <w:pPr>
+        <w:spacing w:before="0" w:after="0"/>
+      </w:pPr>
     </w:p>
     <w:p>
       <w:pPr>
@@ -12414,6 +13079,46 @@
     </w:p>
     <w:p>
       <w:pPr>
+        <w:spacing w:before="0" w:after="0"/>
+      </w:pPr>
+    </w:p>
+    <w:p>
+      <w:pPr>
+        <w:spacing w:before="0" w:after="0"/>
+      </w:pPr>
+    </w:p>
+    <w:p>
+      <w:pPr>
+        <w:spacing w:before="0" w:after="0"/>
+      </w:pPr>
+    </w:p>
+    <w:p>
+      <w:pPr>
+        <w:spacing w:before="0" w:after="0"/>
+      </w:pPr>
+    </w:p>
+    <w:p>
+      <w:pPr>
+        <w:spacing w:before="0" w:after="0"/>
+      </w:pPr>
+    </w:p>
+    <w:p>
+      <w:pPr>
+        <w:spacing w:before="0" w:after="0"/>
+      </w:pPr>
+    </w:p>
+    <w:p>
+      <w:pPr>
+        <w:spacing w:before="0" w:after="0"/>
+      </w:pPr>
+    </w:p>
+    <w:p>
+      <w:pPr>
+        <w:spacing w:before="0" w:after="0"/>
+      </w:pPr>
+    </w:p>
+    <w:p>
+      <w:pPr>
         <w:spacing w:before="160" w:after="80"/>
       </w:pPr>
       <w:r>
@@ -12888,7 +13593,7 @@
         </w:rPr>
         <w:drawing>
           <wp:inline>
-            <wp:extent cx="3600000" cy="1505882"/>
+            <wp:extent cx="3600000" cy="1465208"/>
             <wp:effectExtent b="0" l="0" r="0" t="0"/>
             <wp:docPr descr="" title="" id="109" name="Picture"/>
             <a:graphic>
@@ -12909,7 +13614,7 @@
                   <pic:spPr bwMode="auto">
                     <a:xfrm>
                       <a:off x="0" y="0"/>
-                      <a:ext cx="3600000" cy="1505882"/>
+                      <a:ext cx="3600000" cy="1465208"/>
                     </a:xfrm>
                     <a:prstGeom prst="rect">
                       <a:avLst/>
@@ -13679,118 +14384,43 @@
     </w:p>
     <w:p>
       <w:pPr>
-        <w:pStyle w:val="BlockText"/>
-      </w:pPr>
-      <w:r>
-        <w:rPr>
-          <w:rFonts w:hint="eastAsia" w:ascii="Times New Roman" w:hAnsi="Times New Roman" w:eastAsia="FangSong" w:cs="Times New Roman"/>
-          <w:b/>
-          <w:bCs/>
-        </w:rPr>
-        <w:t xml:space="preserve">校勘注</w:t>
-      </w:r>
-      <w:r>
-        <w:rPr>
-          <w:rFonts w:hint="eastAsia" w:ascii="Times New Roman" w:hAnsi="Times New Roman" w:eastAsia="Times New Roman" w:cs="Times New Roman"/>
-        </w:rPr>
-        <w:t>：</w:t>
-      </w:r>
-      <w:r>
-        <w:rPr>
-          <w:rFonts w:hint="eastAsia" w:ascii="Times New Roman" w:hAnsi="Times New Roman" w:eastAsia="FangSong" w:cs="Times New Roman"/>
-        </w:rPr>
-        <w:t>题面两处</w:t>
-      </w:r>
-      <w:r>
-        <w:rPr>
-          <w:rFonts w:hint="eastAsia" w:ascii="Times New Roman" w:hAnsi="Times New Roman" w:eastAsia="Times New Roman" w:cs="Times New Roman"/>
-        </w:rPr>
-        <w:t>”</w:t>
-      </w:r>
-      <w:r>
-        <w:rPr>
-          <w:rFonts w:hint="eastAsia" w:ascii="Times New Roman" w:hAnsi="Times New Roman" w:eastAsia="FangSong" w:cs="Times New Roman"/>
-        </w:rPr>
-        <w:t>动皮</w:t>
-      </w:r>
-      <w:r>
-        <w:rPr>
-          <w:rFonts w:hint="eastAsia" w:ascii="Times New Roman" w:hAnsi="Times New Roman" w:eastAsia="Times New Roman" w:cs="Times New Roman"/>
-        </w:rPr>
-        <w:t>”</w:t>
-      </w:r>
-      <w:r>
-        <w:rPr>
-          <w:rFonts w:hint="eastAsia" w:ascii="Times New Roman" w:hAnsi="Times New Roman" w:eastAsia="FangSong" w:cs="Times New Roman"/>
-        </w:rPr>
-        <w:t>系</w:t>
-      </w:r>
-      <w:r>
-        <w:rPr>
-          <w:rFonts w:hint="eastAsia" w:ascii="Times New Roman" w:hAnsi="Times New Roman" w:eastAsia="Times New Roman" w:cs="Times New Roman"/>
-        </w:rPr>
-        <w:t>”</w:t>
-      </w:r>
-      <w:r>
-        <w:rPr>
-          <w:rFonts w:hint="eastAsia" w:ascii="Times New Roman" w:hAnsi="Times New Roman" w:eastAsia="FangSong" w:cs="Times New Roman"/>
-        </w:rPr>
-        <w:t>韧皮</w:t>
-      </w:r>
-      <w:r>
-        <w:rPr>
-          <w:rFonts w:hint="eastAsia" w:ascii="Times New Roman" w:hAnsi="Times New Roman" w:eastAsia="Times New Roman" w:cs="Times New Roman"/>
-        </w:rPr>
-        <w:t>”OCR</w:t>
-      </w:r>
-      <w:r>
-        <w:rPr>
-          <w:rFonts w:ascii="Times New Roman" w:hAnsi="Times New Roman" w:eastAsia="Times New Roman" w:cs="Times New Roman"/>
-        </w:rPr>
-        <w:t xml:space="preserve"> </w:t>
-      </w:r>
-      <w:r>
-        <w:rPr>
-          <w:rFonts w:hint="eastAsia" w:ascii="Times New Roman" w:hAnsi="Times New Roman" w:eastAsia="FangSong" w:cs="Times New Roman"/>
-        </w:rPr>
-        <w:t>误植</w:t>
-      </w:r>
-      <w:r>
-        <w:rPr>
-          <w:rFonts w:hint="eastAsia" w:ascii="Times New Roman" w:hAnsi="Times New Roman" w:eastAsia="Times New Roman" w:cs="Times New Roman"/>
-        </w:rPr>
-        <w:t>，</w:t>
-      </w:r>
-      <w:r>
-        <w:rPr>
-          <w:rFonts w:hint="eastAsia" w:ascii="Times New Roman" w:hAnsi="Times New Roman" w:eastAsia="FangSong" w:cs="Times New Roman"/>
-        </w:rPr>
-        <w:t>径改</w:t>
-      </w:r>
-      <w:r>
-        <w:rPr>
-          <w:rFonts w:hint="eastAsia" w:ascii="Times New Roman" w:hAnsi="Times New Roman" w:eastAsia="Times New Roman" w:cs="Times New Roman"/>
-        </w:rPr>
-        <w:t>；</w:t>
-      </w:r>
-      <w:r>
-        <w:rPr>
-          <w:rFonts w:ascii="Times New Roman" w:hAnsi="Times New Roman" w:eastAsia="Times New Roman" w:cs="Times New Roman"/>
-        </w:rPr>
-        <w:t xml:space="preserve">“5~6”</w:t>
-      </w:r>
-      <w:r>
-        <w:rPr>
-          <w:rFonts w:hint="eastAsia" w:ascii="Times New Roman" w:hAnsi="Times New Roman" w:eastAsia="FangSong" w:cs="Times New Roman"/>
-        </w:rPr>
-        <w:t>等转写为</w:t>
-      </w:r>
-      <w:r>
-        <w:rPr>
-          <w:rFonts w:hint="eastAsia" w:ascii="Times New Roman" w:hAnsi="Times New Roman" w:eastAsia="Times New Roman" w:cs="Times New Roman"/>
-        </w:rPr>
-        <w:t>”5～6”。</w:t>
-      </w:r>
+        <w:spacing w:before="0" w:after="0"/>
+      </w:pPr>
+    </w:p>
+    <w:p>
+      <w:pPr>
+        <w:spacing w:before="0" w:after="0"/>
+      </w:pPr>
+    </w:p>
+    <w:p>
+      <w:pPr>
+        <w:spacing w:before="0" w:after="0"/>
+      </w:pPr>
+    </w:p>
+    <w:p>
+      <w:pPr>
+        <w:spacing w:before="0" w:after="0"/>
+      </w:pPr>
+    </w:p>
+    <w:p>
+      <w:pPr>
+        <w:spacing w:before="0" w:after="0"/>
+      </w:pPr>
+    </w:p>
+    <w:p>
+      <w:pPr>
+        <w:spacing w:before="0" w:after="0"/>
+      </w:pPr>
+    </w:p>
+    <w:p>
+      <w:pPr>
+        <w:spacing w:before="0" w:after="0"/>
+      </w:pPr>
+    </w:p>
+    <w:p>
+      <w:pPr>
+        <w:spacing w:before="0" w:after="0"/>
+      </w:pPr>
     </w:p>
     <w:p>
       <w:pPr>
@@ -13976,6 +14606,8 @@
     <w:p>
       <w:pPr>
         <w:pStyle w:val="BodyText"/>
+        <w:ind w:left="480" w:hanging="480"/>
+        <w:spacing w:after="0"/>
       </w:pPr>
       <w:r>
         <w:rPr>
@@ -14063,7 +14695,20 @@
         <w:rPr>
           <w:rFonts w:ascii="Times New Roman" w:hAnsi="Times New Roman" w:eastAsia="Times New Roman" w:cs="Times New Roman"/>
         </w:rPr>
-        <w:t xml:space="preserve">　　B.</w:t>
+        <w:t xml:space="preserve">　　</w:t>
+      </w:r>
+    </w:p>
+    <w:p>
+      <w:pPr>
+        <w:pStyle w:val="BodyText"/>
+        <w:ind w:left="480" w:hanging="480"/>
+        <w:spacing w:before="0" w:after="0"/>
+      </w:pPr>
+      <w:r>
+        <w:rPr>
+          <w:rFonts w:ascii="Times New Roman" w:hAnsi="Times New Roman" w:eastAsia="Times New Roman" w:cs="Times New Roman"/>
+        </w:rPr>
+        <w:t xml:space="preserve">B.</w:t>
       </w:r>
       <w:r>
         <w:rPr>
@@ -14124,7 +14769,20 @@
         <w:rPr>
           <w:rFonts w:ascii="Times New Roman" w:hAnsi="Times New Roman" w:eastAsia="Times New Roman" w:cs="Times New Roman"/>
         </w:rPr>
-        <w:t xml:space="preserve">　　C.</w:t>
+        <w:t xml:space="preserve">　　</w:t>
+      </w:r>
+    </w:p>
+    <w:p>
+      <w:pPr>
+        <w:pStyle w:val="BodyText"/>
+        <w:ind w:left="480" w:hanging="480"/>
+        <w:spacing w:before="0" w:after="0"/>
+      </w:pPr>
+      <w:r>
+        <w:rPr>
+          <w:rFonts w:ascii="Times New Roman" w:hAnsi="Times New Roman" w:eastAsia="Times New Roman" w:cs="Times New Roman"/>
+        </w:rPr>
+        <w:t xml:space="preserve">C.</w:t>
       </w:r>
       <w:r>
         <w:rPr>
@@ -14191,7 +14849,20 @@
         <w:rPr>
           <w:rFonts w:ascii="Times New Roman" w:hAnsi="Times New Roman" w:eastAsia="Times New Roman" w:cs="Times New Roman"/>
         </w:rPr>
-        <w:t xml:space="preserve">　　D.</w:t>
+        <w:t xml:space="preserve">　　</w:t>
+      </w:r>
+    </w:p>
+    <w:p>
+      <w:pPr>
+        <w:pStyle w:val="BodyText"/>
+        <w:ind w:left="480" w:hanging="480"/>
+        <w:spacing w:before="0" w:after="180"/>
+      </w:pPr>
+      <w:r>
+        <w:rPr>
+          <w:rFonts w:ascii="Times New Roman" w:hAnsi="Times New Roman" w:eastAsia="Times New Roman" w:cs="Times New Roman"/>
+        </w:rPr>
+        <w:t xml:space="preserve">D.</w:t>
       </w:r>
       <w:r>
         <w:rPr>
@@ -14251,6 +14922,16 @@
     </w:p>
     <w:p>
       <w:pPr>
+        <w:spacing w:before="0" w:after="0"/>
+      </w:pPr>
+    </w:p>
+    <w:p>
+      <w:pPr>
+        <w:spacing w:before="0" w:after="0"/>
+      </w:pPr>
+    </w:p>
+    <w:p>
+      <w:pPr>
         <w:spacing w:before="160" w:after="80"/>
       </w:pPr>
       <w:r>
@@ -14722,6 +15403,46 @@
         </w:rPr>
         <w:t>______。</w:t>
       </w:r>
+    </w:p>
+    <w:p>
+      <w:pPr>
+        <w:spacing w:before="0" w:after="0"/>
+      </w:pPr>
+    </w:p>
+    <w:p>
+      <w:pPr>
+        <w:spacing w:before="0" w:after="0"/>
+      </w:pPr>
+    </w:p>
+    <w:p>
+      <w:pPr>
+        <w:spacing w:before="0" w:after="0"/>
+      </w:pPr>
+    </w:p>
+    <w:p>
+      <w:pPr>
+        <w:spacing w:before="0" w:after="0"/>
+      </w:pPr>
+    </w:p>
+    <w:p>
+      <w:pPr>
+        <w:spacing w:before="0" w:after="0"/>
+      </w:pPr>
+    </w:p>
+    <w:p>
+      <w:pPr>
+        <w:spacing w:before="0" w:after="0"/>
+      </w:pPr>
+    </w:p>
+    <w:p>
+      <w:pPr>
+        <w:spacing w:before="0" w:after="0"/>
+      </w:pPr>
+    </w:p>
+    <w:p>
+      <w:pPr>
+        <w:spacing w:before="0" w:after="0"/>
+      </w:pPr>
     </w:p>
     <w:p>
       <w:pPr>
@@ -15467,6 +16188,46 @@
         </w:rPr>
         <w:t xml:space="preserve"> ________。</w:t>
       </w:r>
+    </w:p>
+    <w:p>
+      <w:pPr>
+        <w:spacing w:before="0" w:after="0"/>
+      </w:pPr>
+    </w:p>
+    <w:p>
+      <w:pPr>
+        <w:spacing w:before="0" w:after="0"/>
+      </w:pPr>
+    </w:p>
+    <w:p>
+      <w:pPr>
+        <w:spacing w:before="0" w:after="0"/>
+      </w:pPr>
+    </w:p>
+    <w:p>
+      <w:pPr>
+        <w:spacing w:before="0" w:after="0"/>
+      </w:pPr>
+    </w:p>
+    <w:p>
+      <w:pPr>
+        <w:spacing w:before="0" w:after="0"/>
+      </w:pPr>
+    </w:p>
+    <w:p>
+      <w:pPr>
+        <w:spacing w:before="0" w:after="0"/>
+      </w:pPr>
+    </w:p>
+    <w:p>
+      <w:pPr>
+        <w:spacing w:before="0" w:after="0"/>
+      </w:pPr>
+    </w:p>
+    <w:p>
+      <w:pPr>
+        <w:spacing w:before="0" w:after="0"/>
+      </w:pPr>
     </w:p>
     <w:p>
       <w:pPr>
@@ -16529,6 +17290,8 @@
     <w:p>
       <w:pPr>
         <w:pStyle w:val="BodyText"/>
+        <w:ind w:left="480" w:hanging="480"/>
+        <w:spacing w:after="0"/>
       </w:pPr>
       <w:r>
         <w:rPr>
@@ -16548,6 +17311,13 @@
         </w:rPr>
         <w:t xml:space="preserve"> </w:t>
       </w:r>
+    </w:p>
+    <w:p>
+      <w:pPr>
+        <w:pStyle w:val="BodyText"/>
+        <w:ind w:left="480" w:hanging="480"/>
+        <w:spacing w:before="0" w:after="0"/>
+      </w:pPr>
       <w:r>
         <w:rPr>
           <w:rFonts w:ascii="Times New Roman" w:hAnsi="Times New Roman" w:eastAsia="Times New Roman" w:cs="Times New Roman"/>
@@ -16584,6 +17354,13 @@
         </w:rPr>
         <w:t xml:space="preserve"> </w:t>
       </w:r>
+    </w:p>
+    <w:p>
+      <w:pPr>
+        <w:pStyle w:val="BodyText"/>
+        <w:ind w:left="480" w:hanging="480"/>
+        <w:spacing w:before="0" w:after="0"/>
+      </w:pPr>
       <w:r>
         <w:rPr>
           <w:rFonts w:ascii="Times New Roman" w:hAnsi="Times New Roman" w:eastAsia="Times New Roman" w:cs="Times New Roman"/>
@@ -16602,6 +17379,13 @@
         </w:rPr>
         <w:t xml:space="preserve"> </w:t>
       </w:r>
+    </w:p>
+    <w:p>
+      <w:pPr>
+        <w:pStyle w:val="BodyText"/>
+        <w:ind w:left="480" w:hanging="480"/>
+        <w:spacing w:before="0" w:after="180"/>
+      </w:pPr>
       <w:r>
         <w:rPr>
           <w:rFonts w:ascii="Times New Roman" w:hAnsi="Times New Roman" w:eastAsia="Times New Roman" w:cs="Times New Roman"/>
@@ -16715,6 +17499,16 @@
         </w:rPr>
         <w:t>________。</w:t>
       </w:r>
+    </w:p>
+    <w:p>
+      <w:pPr>
+        <w:spacing w:before="0" w:after="0"/>
+      </w:pPr>
+    </w:p>
+    <w:p>
+      <w:pPr>
+        <w:spacing w:before="0" w:after="0"/>
+      </w:pPr>
     </w:p>
     <w:p>
       <w:pPr>
@@ -17366,6 +18160,46 @@
     </w:p>
     <w:p>
       <w:pPr>
+        <w:spacing w:before="0" w:after="0"/>
+      </w:pPr>
+    </w:p>
+    <w:p>
+      <w:pPr>
+        <w:spacing w:before="0" w:after="0"/>
+      </w:pPr>
+    </w:p>
+    <w:p>
+      <w:pPr>
+        <w:spacing w:before="0" w:after="0"/>
+      </w:pPr>
+    </w:p>
+    <w:p>
+      <w:pPr>
+        <w:spacing w:before="0" w:after="0"/>
+      </w:pPr>
+    </w:p>
+    <w:p>
+      <w:pPr>
+        <w:spacing w:before="0" w:after="0"/>
+      </w:pPr>
+    </w:p>
+    <w:p>
+      <w:pPr>
+        <w:spacing w:before="0" w:after="0"/>
+      </w:pPr>
+    </w:p>
+    <w:p>
+      <w:pPr>
+        <w:spacing w:before="0" w:after="0"/>
+      </w:pPr>
+    </w:p>
+    <w:p>
+      <w:pPr>
+        <w:spacing w:before="0" w:after="0"/>
+      </w:pPr>
+    </w:p>
+    <w:p>
+      <w:pPr>
         <w:spacing w:before="160" w:after="80"/>
       </w:pPr>
       <w:r>
@@ -18562,203 +19396,43 @@
     </w:p>
     <w:p>
       <w:pPr>
-        <w:pStyle w:val="BlockText"/>
-      </w:pPr>
-      <w:r>
-        <w:rPr>
-          <w:rFonts w:hint="eastAsia" w:ascii="Times New Roman" w:hAnsi="Times New Roman" w:eastAsia="FangSong" w:cs="Times New Roman"/>
-          <w:b/>
-          <w:bCs/>
-        </w:rPr>
-        <w:t xml:space="preserve">校勘注</w:t>
-      </w:r>
-      <w:r>
-        <w:rPr>
-          <w:rFonts w:hint="eastAsia" w:ascii="Times New Roman" w:hAnsi="Times New Roman" w:eastAsia="Times New Roman" w:cs="Times New Roman"/>
-        </w:rPr>
-        <w:t>：</w:t>
-      </w:r>
-      <w:r>
-        <w:rPr>
-          <w:rFonts w:hint="eastAsia" w:ascii="Times New Roman" w:hAnsi="Times New Roman" w:eastAsia="FangSong" w:cs="Times New Roman"/>
-        </w:rPr>
-        <w:t>题面首句氨基酸通式与内盐式原书为竖排侧基</w:t>
-      </w:r>
-      <w:r>
-        <w:rPr>
-          <w:rFonts w:hint="eastAsia" w:ascii="Times New Roman" w:hAnsi="Times New Roman" w:eastAsia="Times New Roman" w:cs="Times New Roman"/>
-        </w:rPr>
-        <w:t>（NH</w:t>
-      </w:r>
-      <w:r>
-        <w:rPr>
-          <w:rFonts w:hint="eastAsia" w:ascii="Times New Roman" w:hAnsi="Times New Roman" w:eastAsia="Times New Roman" w:cs="Times New Roman"/>
-          <w:vertAlign w:val="subscript"/>
-        </w:rPr>
-        <w:t>2</w:t>
-      </w:r>
-      <w:r>
-        <w:rPr>
-          <w:rFonts w:hint="eastAsia" w:ascii="Times New Roman" w:hAnsi="Times New Roman" w:eastAsia="Times New Roman" w:cs="Times New Roman"/>
-        </w:rPr>
-        <w:t>／NH</w:t>
-      </w:r>
-      <w:r>
-        <w:rPr>
-          <w:rFonts w:hint="eastAsia" w:ascii="Times New Roman" w:hAnsi="Times New Roman" w:eastAsia="Times New Roman" w:cs="Times New Roman"/>
-          <w:vertAlign w:val="subscript"/>
-        </w:rPr>
-        <w:t>3</w:t>
-      </w:r>
-      <w:r>
-        <w:rPr>
-          <w:rFonts w:hint="eastAsia" w:ascii="Times New Roman" w:hAnsi="Times New Roman" w:eastAsia="Times New Roman" w:cs="Times New Roman"/>
-          <w:vertAlign w:val="superscript"/>
-        </w:rPr>
-        <w:t>+</w:t>
-      </w:r>
-      <w:r>
-        <w:rPr>
-          <w:rFonts w:ascii="Times New Roman" w:hAnsi="Times New Roman" w:eastAsia="Times New Roman" w:cs="Times New Roman"/>
-        </w:rPr>
-        <w:t xml:space="preserve"> </w:t>
-      </w:r>
-      <w:r>
-        <w:rPr>
-          <w:rFonts w:hint="eastAsia" w:ascii="Times New Roman" w:hAnsi="Times New Roman" w:eastAsia="FangSong" w:cs="Times New Roman"/>
-        </w:rPr>
-        <w:t xml:space="preserve">在</w:t>
-      </w:r>
-      <w:r>
-        <w:rPr>
-          <w:rFonts w:ascii="Times New Roman" w:hAnsi="Times New Roman" w:eastAsia="Times New Roman" w:cs="Times New Roman"/>
-        </w:rPr>
-        <w:t xml:space="preserve"> </w:t>
-      </w:r>
-      <w:r>
-        <w:rPr>
-          <w:rFonts w:hint="eastAsia" w:ascii="Times New Roman" w:hAnsi="Times New Roman" w:eastAsia="Times New Roman" w:cs="Times New Roman"/>
-        </w:rPr>
-        <w:t>α-</w:t>
-      </w:r>
-      <w:r>
-        <w:rPr>
-          <w:rFonts w:hint="eastAsia" w:ascii="Times New Roman" w:hAnsi="Times New Roman" w:eastAsia="FangSong" w:cs="Times New Roman"/>
-        </w:rPr>
-        <w:t>碳下方</w:t>
-      </w:r>
-      <w:r>
-        <w:rPr>
-          <w:rFonts w:hint="eastAsia" w:ascii="Times New Roman" w:hAnsi="Times New Roman" w:eastAsia="Times New Roman" w:cs="Times New Roman"/>
-        </w:rPr>
-        <w:t>），OCR</w:t>
-      </w:r>
-      <w:r>
-        <w:rPr>
-          <w:rFonts w:ascii="Times New Roman" w:hAnsi="Times New Roman" w:eastAsia="Times New Roman" w:cs="Times New Roman"/>
-        </w:rPr>
-        <w:t xml:space="preserve"> </w:t>
-      </w:r>
-      <w:r>
-        <w:rPr>
-          <w:rFonts w:hint="eastAsia" w:ascii="Times New Roman" w:hAnsi="Times New Roman" w:eastAsia="FangSong" w:cs="Times New Roman"/>
-        </w:rPr>
-        <w:t>拍扁错位</w:t>
-      </w:r>
-      <w:r>
-        <w:rPr>
-          <w:rFonts w:hint="eastAsia" w:ascii="Times New Roman" w:hAnsi="Times New Roman" w:eastAsia="Times New Roman" w:cs="Times New Roman"/>
-        </w:rPr>
-        <w:t>，</w:t>
-      </w:r>
-      <w:r>
-        <w:rPr>
-          <w:rFonts w:hint="eastAsia" w:ascii="Times New Roman" w:hAnsi="Times New Roman" w:eastAsia="FangSong" w:cs="Times New Roman"/>
-        </w:rPr>
-        <w:t>按通式</w:t>
-      </w:r>
-      <w:r>
-        <w:rPr>
-          <w:rFonts w:ascii="Times New Roman" w:hAnsi="Times New Roman" w:eastAsia="Times New Roman" w:cs="Times New Roman"/>
-        </w:rPr>
-        <w:t xml:space="preserve"> </w:t>
-      </w:r>
-      <m:oMath>
-        <m:oMathPr>
-          <m:ctrlPr>
-            <w:rPr>
-              <w:sz w:val="28"/>
-              <w:szCs w:val="28"/>
-            </w:rPr>
-          </m:ctrlPr>
-        </m:oMathPr>
-        <m:r>
-          <m:t>R</m:t>
-        </m:r>
-        <m:r>
-          <m:t>C</m:t>
-        </m:r>
-        <m:r>
-          <m:t>H</m:t>
-        </m:r>
-        <m:r>
-          <m:rPr>
-            <m:sty m:val="p"/>
-          </m:rPr>
-          <m:t>(</m:t>
-        </m:r>
-        <m:r>
-          <m:t>N</m:t>
-        </m:r>
-        <m:sSub>
-          <m:e>
-            <m:r>
-              <m:t>H</m:t>
-            </m:r>
-          </m:e>
-          <m:sub>
-            <m:r>
-              <m:t>2</m:t>
-            </m:r>
-          </m:sub>
-        </m:sSub>
-        <m:r>
-          <m:rPr>
-            <m:sty m:val="p"/>
-          </m:rPr>
-          <m:t>)</m:t>
-        </m:r>
-        <m:r>
-          <m:t>C</m:t>
-        </m:r>
-        <m:r>
-          <m:t>O</m:t>
-        </m:r>
-        <m:r>
-          <m:t>O</m:t>
-        </m:r>
-        <m:r>
-          <m:t>H</m:t>
-        </m:r>
-      </m:oMath>
-      <w:r>
-        <w:rPr>
-          <w:rFonts w:ascii="Times New Roman" w:hAnsi="Times New Roman" w:eastAsia="Times New Roman" w:cs="Times New Roman"/>
-        </w:rPr>
-        <w:t xml:space="preserve"> </w:t>
-      </w:r>
-      <w:r>
-        <w:rPr>
-          <w:rFonts w:hint="eastAsia" w:ascii="Times New Roman" w:hAnsi="Times New Roman" w:eastAsia="FangSong" w:cs="Times New Roman"/>
-        </w:rPr>
-        <w:t>整理转写</w:t>
-      </w:r>
-      <w:r>
-        <w:rPr>
-          <w:rFonts w:hint="eastAsia" w:ascii="Times New Roman" w:hAnsi="Times New Roman" w:eastAsia="Times New Roman" w:cs="Times New Roman"/>
-        </w:rPr>
-        <w:t>。</w:t>
-      </w:r>
+        <w:spacing w:before="0" w:after="0"/>
+      </w:pPr>
+    </w:p>
+    <w:p>
+      <w:pPr>
+        <w:spacing w:before="0" w:after="0"/>
+      </w:pPr>
+    </w:p>
+    <w:p>
+      <w:pPr>
+        <w:spacing w:before="0" w:after="0"/>
+      </w:pPr>
+    </w:p>
+    <w:p>
+      <w:pPr>
+        <w:spacing w:before="0" w:after="0"/>
+      </w:pPr>
+    </w:p>
+    <w:p>
+      <w:pPr>
+        <w:spacing w:before="0" w:after="0"/>
+      </w:pPr>
+    </w:p>
+    <w:p>
+      <w:pPr>
+        <w:spacing w:before="0" w:after="0"/>
+      </w:pPr>
+    </w:p>
+    <w:p>
+      <w:pPr>
+        <w:spacing w:before="0" w:after="0"/>
+      </w:pPr>
+    </w:p>
+    <w:p>
+      <w:pPr>
+        <w:spacing w:before="0" w:after="0"/>
+      </w:pPr>
     </w:p>
     <w:p>
       <w:pPr>
@@ -18904,7 +19578,7 @@
         </w:rPr>
         <w:drawing>
           <wp:inline>
-            <wp:extent cx="3600000" cy="1915673"/>
+            <wp:extent cx="3600000" cy="1904389"/>
             <wp:effectExtent b="0" l="0" r="0" t="0"/>
             <wp:docPr descr="" title="" id="131" name="Picture"/>
             <a:graphic>
@@ -18925,7 +19599,7 @@
                   <pic:spPr bwMode="auto">
                     <a:xfrm>
                       <a:off x="0" y="0"/>
-                      <a:ext cx="3600000" cy="1915673"/>
+                      <a:ext cx="3600000" cy="1904389"/>
                     </a:xfrm>
                     <a:prstGeom prst="rect">
                       <a:avLst/>
@@ -19087,7 +19761,7 @@
         </w:rPr>
         <w:drawing>
           <wp:inline>
-            <wp:extent cx="3600000" cy="2402320"/>
+            <wp:extent cx="3600000" cy="2395358"/>
             <wp:effectExtent b="0" l="0" r="0" t="0"/>
             <wp:docPr descr="" title="" id="134" name="Picture"/>
             <a:graphic>
@@ -19108,7 +19782,7 @@
                   <pic:spPr bwMode="auto">
                     <a:xfrm>
                       <a:off x="0" y="0"/>
-                      <a:ext cx="3600000" cy="2402320"/>
+                      <a:ext cx="3600000" cy="2395358"/>
                     </a:xfrm>
                     <a:prstGeom prst="rect">
                       <a:avLst/>
@@ -19533,94 +20207,43 @@
     </w:p>
     <w:p>
       <w:pPr>
-        <w:pStyle w:val="BlockText"/>
-      </w:pPr>
-      <w:r>
-        <w:rPr>
-          <w:rFonts w:hint="eastAsia" w:ascii="Times New Roman" w:hAnsi="Times New Roman" w:eastAsia="FangSong" w:cs="Times New Roman"/>
-          <w:b/>
-          <w:bCs/>
-        </w:rPr>
-        <w:t xml:space="preserve">校勘注</w:t>
-      </w:r>
-      <w:r>
-        <w:rPr>
-          <w:rFonts w:hint="eastAsia" w:ascii="Times New Roman" w:hAnsi="Times New Roman" w:eastAsia="Times New Roman" w:cs="Times New Roman"/>
-        </w:rPr>
-        <w:t>：</w:t>
-      </w:r>
-      <w:r>
-        <w:rPr>
-          <w:rFonts w:hint="eastAsia" w:ascii="Times New Roman" w:hAnsi="Times New Roman" w:eastAsia="FangSong" w:cs="Times New Roman"/>
-        </w:rPr>
-        <w:t>题面</w:t>
-      </w:r>
-      <w:r>
-        <w:rPr>
-          <w:rFonts w:hint="eastAsia" w:ascii="Times New Roman" w:hAnsi="Times New Roman" w:eastAsia="Times New Roman" w:cs="Times New Roman"/>
-        </w:rPr>
-        <w:t>”</w:t>
-      </w:r>
-      <w:r>
-        <w:rPr>
-          <w:rFonts w:hint="eastAsia" w:ascii="Times New Roman" w:hAnsi="Times New Roman" w:eastAsia="FangSong" w:cs="Times New Roman"/>
-        </w:rPr>
-        <w:t>室温离子用于酶催化反应</w:t>
-      </w:r>
-      <w:r>
-        <w:rPr>
-          <w:rFonts w:hint="eastAsia" w:ascii="Times New Roman" w:hAnsi="Times New Roman" w:eastAsia="Times New Roman" w:cs="Times New Roman"/>
-        </w:rPr>
-        <w:t>”</w:t>
-      </w:r>
-      <w:r>
-        <w:rPr>
-          <w:rFonts w:hint="eastAsia" w:ascii="Times New Roman" w:hAnsi="Times New Roman" w:eastAsia="FangSong" w:cs="Times New Roman"/>
-        </w:rPr>
-        <w:t>疑脱</w:t>
-      </w:r>
-      <w:r>
-        <w:rPr>
-          <w:rFonts w:hint="eastAsia" w:ascii="Times New Roman" w:hAnsi="Times New Roman" w:eastAsia="Times New Roman" w:cs="Times New Roman"/>
-        </w:rPr>
-        <w:t>”</w:t>
-      </w:r>
-      <w:r>
-        <w:rPr>
-          <w:rFonts w:hint="eastAsia" w:ascii="Times New Roman" w:hAnsi="Times New Roman" w:eastAsia="FangSong" w:cs="Times New Roman"/>
-        </w:rPr>
-        <w:t>液体</w:t>
-      </w:r>
-      <w:r>
-        <w:rPr>
-          <w:rFonts w:hint="eastAsia" w:ascii="Times New Roman" w:hAnsi="Times New Roman" w:eastAsia="Times New Roman" w:cs="Times New Roman"/>
-        </w:rPr>
-        <w:t>”</w:t>
-      </w:r>
-      <w:r>
-        <w:rPr>
-          <w:rFonts w:hint="eastAsia" w:ascii="Times New Roman" w:hAnsi="Times New Roman" w:eastAsia="FangSong" w:cs="Times New Roman"/>
-        </w:rPr>
-        <w:t>二字</w:t>
-      </w:r>
-      <w:r>
-        <w:rPr>
-          <w:rFonts w:hint="eastAsia" w:ascii="Times New Roman" w:hAnsi="Times New Roman" w:eastAsia="Times New Roman" w:cs="Times New Roman"/>
-        </w:rPr>
-        <w:t>，</w:t>
-      </w:r>
-      <w:r>
-        <w:rPr>
-          <w:rFonts w:hint="eastAsia" w:ascii="Times New Roman" w:hAnsi="Times New Roman" w:eastAsia="FangSong" w:cs="Times New Roman"/>
-        </w:rPr>
-        <w:t>照录</w:t>
-      </w:r>
-      <w:r>
-        <w:rPr>
-          <w:rFonts w:hint="eastAsia" w:ascii="Times New Roman" w:hAnsi="Times New Roman" w:eastAsia="Times New Roman" w:cs="Times New Roman"/>
-        </w:rPr>
-        <w:t>。</w:t>
-      </w:r>
+        <w:spacing w:before="0" w:after="0"/>
+      </w:pPr>
+    </w:p>
+    <w:p>
+      <w:pPr>
+        <w:spacing w:before="0" w:after="0"/>
+      </w:pPr>
+    </w:p>
+    <w:p>
+      <w:pPr>
+        <w:spacing w:before="0" w:after="0"/>
+      </w:pPr>
+    </w:p>
+    <w:p>
+      <w:pPr>
+        <w:spacing w:before="0" w:after="0"/>
+      </w:pPr>
+    </w:p>
+    <w:p>
+      <w:pPr>
+        <w:spacing w:before="0" w:after="0"/>
+      </w:pPr>
+    </w:p>
+    <w:p>
+      <w:pPr>
+        <w:spacing w:before="0" w:after="0"/>
+      </w:pPr>
+    </w:p>
+    <w:p>
+      <w:pPr>
+        <w:spacing w:before="0" w:after="0"/>
+      </w:pPr>
+    </w:p>
+    <w:p>
+      <w:pPr>
+        <w:spacing w:before="0" w:after="0"/>
+      </w:pPr>
     </w:p>
     <w:p>
       <w:pPr>

--- a/00-首页/题组Word/习题书/第三篇-有机化学/9-杂环化合物与含杂原子有机物-学生版-打印版.docx
+++ b/00-首页/题组Word/习题书/第三篇-有机化学/9-杂环化合物与含杂原子有机物-学生版-打印版.docx
@@ -6,9 +6,8 @@
     <w:p>
       <w:pPr>
         <w:pStyle w:val="Heading1"/>
-        <w:spacing w:before="0" w:after="240"/>
+        <w:spacing w:before="280" w:after="120"/>
         <w:jc w:val="center"/>
-        <w:keepNext/>
       </w:pPr>
       <w:r>
         <w:rPr>
@@ -55,8 +54,7 @@
     <w:p>
       <w:pPr>
         <w:pStyle w:val="Heading2"/>
-        <w:spacing w:before="280" w:after="80"/>
-        <w:keepNext/>
+        <w:spacing w:before="280" w:after="120"/>
       </w:pPr>
       <w:r>
         <w:rPr>
@@ -70,8 +68,7 @@
     <w:p>
       <w:pPr>
         <w:pStyle w:val="Heading2"/>
-        <w:spacing w:before="280" w:after="80"/>
-        <w:keepNext/>
+        <w:spacing w:before="280" w:after="120"/>
       </w:pPr>
       <w:r>
         <w:rPr>
@@ -232,8 +229,7 @@
     <w:p>
       <w:pPr>
         <w:pStyle w:val="Heading2"/>
-        <w:spacing w:before="280" w:after="80"/>
-        <w:keepNext/>
+        <w:spacing w:before="280" w:after="120"/>
       </w:pPr>
       <w:r>
         <w:rPr>
@@ -391,8 +387,7 @@
     <w:p>
       <w:pPr>
         <w:pStyle w:val="Heading2"/>
-        <w:spacing w:before="280" w:after="80"/>
-        <w:keepNext/>
+        <w:spacing w:before="280" w:after="120"/>
       </w:pPr>
       <w:r>
         <w:rPr>
@@ -550,8 +545,7 @@
     <w:p>
       <w:pPr>
         <w:pStyle w:val="Heading2"/>
-        <w:spacing w:before="280" w:after="80"/>
-        <w:keepNext/>
+        <w:spacing w:before="280" w:after="120"/>
       </w:pPr>
       <w:r>
         <w:rPr>
@@ -2863,8 +2857,7 @@
     <w:p>
       <w:pPr>
         <w:pStyle w:val="Heading2"/>
-        <w:spacing w:before="280" w:after="80"/>
-        <w:keepNext/>
+        <w:spacing w:before="280" w:after="120"/>
       </w:pPr>
       <w:r>
         <w:rPr>
@@ -3101,6 +3094,170 @@
     <w:p>
       <w:pPr>
         <w:pStyle w:val="BodyText"/>
+      </w:pPr>
+      <w:r>
+        <w:rPr>
+          <w:rFonts w:ascii="Times New Roman" w:hAnsi="Times New Roman" w:eastAsia="Times New Roman" w:cs="Times New Roman"/>
+        </w:rPr>
+        <w:t xml:space="preserve">A. </w:t>
+      </w:r>
+      <w:r>
+        <w:rPr>
+          <w:rFonts w:hint="eastAsia" w:ascii="Times New Roman" w:hAnsi="Times New Roman" w:eastAsia="FangSong" w:cs="Times New Roman"/>
+        </w:rPr>
+        <w:t xml:space="preserve">与葡萄糖互为同分异构体</w:t>
+      </w:r>
+      <w:r>
+        <w:rPr>
+          <w:rFonts w:ascii="Times New Roman" w:hAnsi="Times New Roman" w:eastAsia="Times New Roman" w:cs="Times New Roman"/>
+        </w:rPr>
+        <w:t xml:space="preserve"> </w:t>
+      </w:r>
+      <w:r>
+        <w:rPr>
+          <w:rFonts w:ascii="Times New Roman" w:hAnsi="Times New Roman" w:eastAsia="Times New Roman" w:cs="Times New Roman"/>
+        </w:rPr>
+        <w:t xml:space="preserve">B. </w:t>
+      </w:r>
+      <w:r>
+        <w:rPr>
+          <w:rFonts w:hint="eastAsia" w:ascii="Times New Roman" w:hAnsi="Times New Roman" w:eastAsia="FangSong" w:cs="Times New Roman"/>
+        </w:rPr>
+        <w:t xml:space="preserve">可以与银氨溶液作用形成银镜</w:t>
+      </w:r>
+      <w:r>
+        <w:rPr>
+          <w:rFonts w:ascii="Times New Roman" w:hAnsi="Times New Roman" w:eastAsia="Times New Roman" w:cs="Times New Roman"/>
+        </w:rPr>
+        <w:t xml:space="preserve"> </w:t>
+      </w:r>
+      <w:r>
+        <w:rPr>
+          <w:rFonts w:ascii="Times New Roman" w:hAnsi="Times New Roman" w:eastAsia="Times New Roman" w:cs="Times New Roman"/>
+        </w:rPr>
+        <w:t xml:space="preserve">C. </w:t>
+      </w:r>
+      <w:r>
+        <w:rPr>
+          <w:rFonts w:hint="eastAsia" w:ascii="Times New Roman" w:hAnsi="Times New Roman" w:eastAsia="FangSong" w:cs="Times New Roman"/>
+        </w:rPr>
+        <w:t xml:space="preserve">可以跟氯化铁溶液作用显色</w:t>
+      </w:r>
+      <w:r>
+        <w:rPr>
+          <w:rFonts w:ascii="Times New Roman" w:hAnsi="Times New Roman" w:eastAsia="Times New Roman" w:cs="Times New Roman"/>
+        </w:rPr>
+        <w:t xml:space="preserve"> </w:t>
+      </w:r>
+      <w:r>
+        <w:rPr>
+          <w:rFonts w:ascii="Times New Roman" w:hAnsi="Times New Roman" w:eastAsia="Times New Roman" w:cs="Times New Roman"/>
+        </w:rPr>
+        <w:t xml:space="preserve">D. </w:t>
+      </w:r>
+      <w:r>
+        <w:rPr>
+          <w:rFonts w:hint="eastAsia" w:ascii="Times New Roman" w:hAnsi="Times New Roman" w:eastAsia="FangSong" w:cs="Times New Roman"/>
+        </w:rPr>
+        <w:t xml:space="preserve">可以使紫色石蕊试液变红</w:t>
+      </w:r>
+    </w:p>
+    <w:p>
+      <w:pPr>
+        <w:spacing w:before="0" w:after="0"/>
+      </w:pPr>
+    </w:p>
+    <w:p>
+      <w:pPr>
+        <w:spacing w:before="0" w:after="0"/>
+      </w:pPr>
+    </w:p>
+    <w:p>
+      <w:pPr>
+        <w:spacing w:before="160" w:after="80"/>
+      </w:pPr>
+      <w:r>
+        <w:pict>
+          <v:rect style="width:0;height:1.5pt" o:hralign="center" o:hrstd="t" o:hr="t"/>
+        </w:pict>
+      </w:r>
+    </w:p>
+    <w:bookmarkEnd w:id="32"/>
+    <w:bookmarkStart w:id="33" w:name="三大营养物质判断"/>
+    <w:p>
+      <w:pPr>
+        <w:pStyle w:val="Heading2"/>
+        <w:spacing w:before="280" w:after="120"/>
+      </w:pPr>
+      <w:r>
+        <w:rPr>
+          <w:rFonts w:ascii="Times New Roman" w:hAnsi="Times New Roman" w:eastAsia="Times New Roman" w:cs="Times New Roman"/>
+        </w:rPr>
+        <w:t xml:space="preserve">9.6 </w:t>
+      </w:r>
+      <w:r>
+        <w:rPr>
+          <w:rFonts w:hint="eastAsia" w:ascii="Times New Roman" w:hAnsi="Times New Roman" w:eastAsia="SimHei" w:cs="Times New Roman"/>
+        </w:rPr>
+        <w:t xml:space="preserve">三大营养物质判断</w:t>
+      </w:r>
+    </w:p>
+    <w:p>
+      <w:pPr>
+        <w:pStyle w:val="FirstParagraph"/>
+      </w:pPr>
+      <w:r>
+        <w:rPr>
+          <w:rFonts w:hint="eastAsia" w:ascii="Times New Roman" w:hAnsi="Times New Roman" w:eastAsia="FangSong" w:cs="Times New Roman"/>
+        </w:rPr>
+        <w:t>糖类</w:t>
+      </w:r>
+      <w:r>
+        <w:rPr>
+          <w:rFonts w:hint="eastAsia" w:ascii="Times New Roman" w:hAnsi="Times New Roman" w:eastAsia="Times New Roman" w:cs="Times New Roman"/>
+        </w:rPr>
+        <w:t>、</w:t>
+      </w:r>
+      <w:r>
+        <w:rPr>
+          <w:rFonts w:hint="eastAsia" w:ascii="Times New Roman" w:hAnsi="Times New Roman" w:eastAsia="FangSong" w:cs="Times New Roman"/>
+        </w:rPr>
+        <w:t>脂肪和蛋白质是维持人体生命活动所必须的三大营养物质</w:t>
+      </w:r>
+      <w:r>
+        <w:rPr>
+          <w:rFonts w:hint="eastAsia" w:ascii="Times New Roman" w:hAnsi="Times New Roman" w:eastAsia="Times New Roman" w:cs="Times New Roman"/>
+        </w:rPr>
+        <w:t>，</w:t>
+      </w:r>
+      <w:r>
+        <w:rPr>
+          <w:rFonts w:hint="eastAsia" w:ascii="Times New Roman" w:hAnsi="Times New Roman" w:eastAsia="FangSong" w:cs="Times New Roman"/>
+        </w:rPr>
+        <w:t>以下叙述正确的是</w:t>
+      </w:r>
+      <w:r>
+        <w:rPr>
+          <w:rFonts w:hint="eastAsia" w:ascii="Times New Roman" w:hAnsi="Times New Roman" w:eastAsia="Times New Roman" w:cs="Times New Roman"/>
+        </w:rPr>
+        <w:t>（</w:t>
+      </w:r>
+      <w:r>
+        <w:rPr>
+          <w:rFonts w:ascii="Times New Roman" w:hAnsi="Times New Roman" w:eastAsia="Times New Roman" w:cs="Times New Roman"/>
+        </w:rPr>
+        <w:t xml:space="preserve">　</w:t>
+      </w:r>
+      <w:r>
+        <w:rPr>
+          <w:rFonts w:hint="eastAsia" w:ascii="Times New Roman" w:hAnsi="Times New Roman" w:eastAsia="Times New Roman" w:cs="Times New Roman"/>
+        </w:rPr>
+        <w:t xml:space="preserve">）。</w:t>
+      </w:r>
+    </w:p>
+    <w:p>
+      <w:pPr>
+        <w:pStyle w:val="BodyText"/>
         <w:ind w:left="480" w:hanging="480"/>
         <w:spacing w:after="0"/>
       </w:pPr>
@@ -3114,7 +3271,7 @@
         <w:rPr>
           <w:rFonts w:hint="eastAsia" w:ascii="Times New Roman" w:hAnsi="Times New Roman" w:eastAsia="FangSong" w:cs="Times New Roman"/>
         </w:rPr>
-        <w:t xml:space="preserve">与葡萄糖互为同分异构体</w:t>
+        <w:t xml:space="preserve">植物油不能使溴的四氯化碳溶液褪色</w:t>
       </w:r>
       <w:r>
         <w:rPr>
@@ -3139,7 +3296,7 @@
         <w:rPr>
           <w:rFonts w:hint="eastAsia" w:ascii="Times New Roman" w:hAnsi="Times New Roman" w:eastAsia="FangSong" w:cs="Times New Roman"/>
         </w:rPr>
-        <w:t xml:space="preserve">可以与银氨溶液作用形成银镜</w:t>
+        <w:t xml:space="preserve">淀粉水解的最终产物是葡萄糖</w:t>
       </w:r>
       <w:r>
         <w:rPr>
@@ -3164,7 +3321,7 @@
         <w:rPr>
           <w:rFonts w:hint="eastAsia" w:ascii="Times New Roman" w:hAnsi="Times New Roman" w:eastAsia="FangSong" w:cs="Times New Roman"/>
         </w:rPr>
-        <w:t xml:space="preserve">可以跟氯化铁溶液作用显色</w:t>
+        <w:t xml:space="preserve">葡萄糖能发生氧化反应和水解反应</w:t>
       </w:r>
       <w:r>
         <w:rPr>
@@ -3189,7 +3346,7 @@
         <w:rPr>
           <w:rFonts w:hint="eastAsia" w:ascii="Times New Roman" w:hAnsi="Times New Roman" w:eastAsia="FangSong" w:cs="Times New Roman"/>
         </w:rPr>
-        <w:t xml:space="preserve">可以使紫色石蕊试液变红</w:t>
+        <w:t xml:space="preserve">蛋白质溶液遇硫酸铜后产生的沉淀能重新溶解于水</w:t>
       </w:r>
     </w:p>
     <w:p>
@@ -3212,201 +3369,12 @@
         </w:pict>
       </w:r>
     </w:p>
-    <w:bookmarkEnd w:id="32"/>
-    <w:bookmarkStart w:id="33" w:name="三大营养物质判断"/>
-    <w:p>
-      <w:pPr>
-        <w:pStyle w:val="Heading2"/>
-        <w:spacing w:before="280" w:after="80"/>
-        <w:keepNext/>
-      </w:pPr>
-      <w:r>
-        <w:rPr>
-          <w:rFonts w:ascii="Times New Roman" w:hAnsi="Times New Roman" w:eastAsia="Times New Roman" w:cs="Times New Roman"/>
-        </w:rPr>
-        <w:t xml:space="preserve">9.6 </w:t>
-      </w:r>
-      <w:r>
-        <w:rPr>
-          <w:rFonts w:hint="eastAsia" w:ascii="Times New Roman" w:hAnsi="Times New Roman" w:eastAsia="SimHei" w:cs="Times New Roman"/>
-        </w:rPr>
-        <w:t xml:space="preserve">三大营养物质判断</w:t>
-      </w:r>
-    </w:p>
-    <w:p>
-      <w:pPr>
-        <w:pStyle w:val="FirstParagraph"/>
-      </w:pPr>
-      <w:r>
-        <w:rPr>
-          <w:rFonts w:hint="eastAsia" w:ascii="Times New Roman" w:hAnsi="Times New Roman" w:eastAsia="FangSong" w:cs="Times New Roman"/>
-        </w:rPr>
-        <w:t>糖类</w:t>
-      </w:r>
-      <w:r>
-        <w:rPr>
-          <w:rFonts w:hint="eastAsia" w:ascii="Times New Roman" w:hAnsi="Times New Roman" w:eastAsia="Times New Roman" w:cs="Times New Roman"/>
-        </w:rPr>
-        <w:t>、</w:t>
-      </w:r>
-      <w:r>
-        <w:rPr>
-          <w:rFonts w:hint="eastAsia" w:ascii="Times New Roman" w:hAnsi="Times New Roman" w:eastAsia="FangSong" w:cs="Times New Roman"/>
-        </w:rPr>
-        <w:t>脂肪和蛋白质是维持人体生命活动所必须的三大营养物质</w:t>
-      </w:r>
-      <w:r>
-        <w:rPr>
-          <w:rFonts w:hint="eastAsia" w:ascii="Times New Roman" w:hAnsi="Times New Roman" w:eastAsia="Times New Roman" w:cs="Times New Roman"/>
-        </w:rPr>
-        <w:t>，</w:t>
-      </w:r>
-      <w:r>
-        <w:rPr>
-          <w:rFonts w:hint="eastAsia" w:ascii="Times New Roman" w:hAnsi="Times New Roman" w:eastAsia="FangSong" w:cs="Times New Roman"/>
-        </w:rPr>
-        <w:t>以下叙述正确的是</w:t>
-      </w:r>
-      <w:r>
-        <w:rPr>
-          <w:rFonts w:hint="eastAsia" w:ascii="Times New Roman" w:hAnsi="Times New Roman" w:eastAsia="Times New Roman" w:cs="Times New Roman"/>
-        </w:rPr>
-        <w:t>（</w:t>
-      </w:r>
-      <w:r>
-        <w:rPr>
-          <w:rFonts w:ascii="Times New Roman" w:hAnsi="Times New Roman" w:eastAsia="Times New Roman" w:cs="Times New Roman"/>
-        </w:rPr>
-        <w:t xml:space="preserve">　</w:t>
-      </w:r>
-      <w:r>
-        <w:rPr>
-          <w:rFonts w:hint="eastAsia" w:ascii="Times New Roman" w:hAnsi="Times New Roman" w:eastAsia="Times New Roman" w:cs="Times New Roman"/>
-        </w:rPr>
-        <w:t xml:space="preserve">）。</w:t>
-      </w:r>
-    </w:p>
-    <w:p>
-      <w:pPr>
-        <w:pStyle w:val="BodyText"/>
-        <w:ind w:left="480" w:hanging="480"/>
-        <w:spacing w:after="0"/>
-      </w:pPr>
-      <w:r>
-        <w:rPr>
-          <w:rFonts w:ascii="Times New Roman" w:hAnsi="Times New Roman" w:eastAsia="Times New Roman" w:cs="Times New Roman"/>
-        </w:rPr>
-        <w:t xml:space="preserve">A. </w:t>
-      </w:r>
-      <w:r>
-        <w:rPr>
-          <w:rFonts w:hint="eastAsia" w:ascii="Times New Roman" w:hAnsi="Times New Roman" w:eastAsia="FangSong" w:cs="Times New Roman"/>
-        </w:rPr>
-        <w:t xml:space="preserve">植物油不能使溴的四氯化碳溶液褪色</w:t>
-      </w:r>
-      <w:r>
-        <w:rPr>
-          <w:rFonts w:ascii="Times New Roman" w:hAnsi="Times New Roman" w:eastAsia="Times New Roman" w:cs="Times New Roman"/>
-        </w:rPr>
-        <w:t xml:space="preserve"> </w:t>
-      </w:r>
-    </w:p>
-    <w:p>
-      <w:pPr>
-        <w:pStyle w:val="BodyText"/>
-        <w:ind w:left="480" w:hanging="480"/>
-        <w:spacing w:before="0" w:after="0"/>
-      </w:pPr>
-      <w:r>
-        <w:rPr>
-          <w:rFonts w:ascii="Times New Roman" w:hAnsi="Times New Roman" w:eastAsia="Times New Roman" w:cs="Times New Roman"/>
-        </w:rPr>
-        <w:t xml:space="preserve">B. </w:t>
-      </w:r>
-      <w:r>
-        <w:rPr>
-          <w:rFonts w:hint="eastAsia" w:ascii="Times New Roman" w:hAnsi="Times New Roman" w:eastAsia="FangSong" w:cs="Times New Roman"/>
-        </w:rPr>
-        <w:t xml:space="preserve">淀粉水解的最终产物是葡萄糖</w:t>
-      </w:r>
-      <w:r>
-        <w:rPr>
-          <w:rFonts w:ascii="Times New Roman" w:hAnsi="Times New Roman" w:eastAsia="Times New Roman" w:cs="Times New Roman"/>
-        </w:rPr>
-        <w:t xml:space="preserve"> </w:t>
-      </w:r>
-    </w:p>
-    <w:p>
-      <w:pPr>
-        <w:pStyle w:val="BodyText"/>
-        <w:ind w:left="480" w:hanging="480"/>
-        <w:spacing w:before="0" w:after="0"/>
-      </w:pPr>
-      <w:r>
-        <w:rPr>
-          <w:rFonts w:ascii="Times New Roman" w:hAnsi="Times New Roman" w:eastAsia="Times New Roman" w:cs="Times New Roman"/>
-        </w:rPr>
-        <w:t xml:space="preserve">C. </w:t>
-      </w:r>
-      <w:r>
-        <w:rPr>
-          <w:rFonts w:hint="eastAsia" w:ascii="Times New Roman" w:hAnsi="Times New Roman" w:eastAsia="FangSong" w:cs="Times New Roman"/>
-        </w:rPr>
-        <w:t xml:space="preserve">葡萄糖能发生氧化反应和水解反应</w:t>
-      </w:r>
-      <w:r>
-        <w:rPr>
-          <w:rFonts w:ascii="Times New Roman" w:hAnsi="Times New Roman" w:eastAsia="Times New Roman" w:cs="Times New Roman"/>
-        </w:rPr>
-        <w:t xml:space="preserve"> </w:t>
-      </w:r>
-    </w:p>
-    <w:p>
-      <w:pPr>
-        <w:pStyle w:val="BodyText"/>
-        <w:ind w:left="480" w:hanging="480"/>
-        <w:spacing w:before="0" w:after="180"/>
-      </w:pPr>
-      <w:r>
-        <w:rPr>
-          <w:rFonts w:ascii="Times New Roman" w:hAnsi="Times New Roman" w:eastAsia="Times New Roman" w:cs="Times New Roman"/>
-        </w:rPr>
-        <w:t xml:space="preserve">D. </w:t>
-      </w:r>
-      <w:r>
-        <w:rPr>
-          <w:rFonts w:hint="eastAsia" w:ascii="Times New Roman" w:hAnsi="Times New Roman" w:eastAsia="FangSong" w:cs="Times New Roman"/>
-        </w:rPr>
-        <w:t xml:space="preserve">蛋白质溶液遇硫酸铜后产生的沉淀能重新溶解于水</w:t>
-      </w:r>
-    </w:p>
-    <w:p>
-      <w:pPr>
-        <w:spacing w:before="0" w:after="0"/>
-      </w:pPr>
-    </w:p>
-    <w:p>
-      <w:pPr>
-        <w:spacing w:before="0" w:after="0"/>
-      </w:pPr>
-    </w:p>
-    <w:p>
-      <w:pPr>
-        <w:spacing w:before="160" w:after="80"/>
-      </w:pPr>
-      <w:r>
-        <w:pict>
-          <v:rect style="width:0;height:1.5pt" o:hralign="center" o:hrstd="t" o:hr="t"/>
-        </w:pict>
-      </w:r>
-    </w:p>
     <w:bookmarkEnd w:id="33"/>
     <w:bookmarkStart w:id="34" w:name="喹啉酸最低构型第26届初赛"/>
     <w:p>
       <w:pPr>
         <w:pStyle w:val="Heading2"/>
-        <w:spacing w:before="280" w:after="80"/>
-        <w:keepNext/>
+        <w:spacing w:before="280" w:after="120"/>
       </w:pPr>
       <w:r>
         <w:rPr>
@@ -3639,8 +3607,7 @@
     <w:p>
       <w:pPr>
         <w:pStyle w:val="Heading2"/>
-        <w:spacing w:before="280" w:after="80"/>
-        <w:keepNext/>
+        <w:spacing w:before="280" w:after="120"/>
       </w:pPr>
       <w:r>
         <w:rPr>
@@ -4148,8 +4115,7 @@
     <w:p>
       <w:pPr>
         <w:pStyle w:val="Heading2"/>
-        <w:spacing w:before="280" w:after="80"/>
-        <w:keepNext/>
+        <w:spacing w:before="280" w:after="120"/>
       </w:pPr>
       <w:r>
         <w:rPr>
@@ -4163,8 +4129,7 @@
     <w:p>
       <w:pPr>
         <w:pStyle w:val="Heading2"/>
-        <w:spacing w:before="280" w:after="80"/>
-        <w:keepNext/>
+        <w:spacing w:before="280" w:after="120"/>
       </w:pPr>
       <w:r>
         <w:rPr>
@@ -4452,8 +4417,7 @@
     <w:p>
       <w:pPr>
         <w:pStyle w:val="Heading2"/>
-        <w:spacing w:before="280" w:after="80"/>
-        <w:keepNext/>
+        <w:spacing w:before="280" w:after="120"/>
       </w:pPr>
       <w:r>
         <w:rPr>
@@ -4669,8 +4633,7 @@
     <w:p>
       <w:pPr>
         <w:pStyle w:val="Heading2"/>
-        <w:spacing w:before="280" w:after="80"/>
-        <w:keepNext/>
+        <w:spacing w:before="280" w:after="120"/>
       </w:pPr>
       <w:r>
         <w:rPr>
@@ -4901,8 +4864,7 @@
     <w:p>
       <w:pPr>
         <w:pStyle w:val="Heading2"/>
-        <w:spacing w:before="280" w:after="80"/>
-        <w:keepNext/>
+        <w:spacing w:before="280" w:after="120"/>
       </w:pPr>
       <w:r>
         <w:rPr>
@@ -5167,8 +5129,7 @@
     <w:p>
       <w:pPr>
         <w:pStyle w:val="Heading2"/>
-        <w:spacing w:before="280" w:after="80"/>
-        <w:keepNext/>
+        <w:spacing w:before="280" w:after="120"/>
       </w:pPr>
       <w:r>
         <w:rPr>
@@ -5403,8 +5364,7 @@
     <w:p>
       <w:pPr>
         <w:pStyle w:val="Heading2"/>
-        <w:spacing w:before="280" w:after="80"/>
-        <w:keepNext/>
+        <w:spacing w:before="280" w:after="120"/>
       </w:pPr>
       <w:r>
         <w:rPr>
@@ -5698,8 +5658,7 @@
     <w:p>
       <w:pPr>
         <w:pStyle w:val="Heading2"/>
-        <w:spacing w:before="280" w:after="80"/>
-        <w:keepNext/>
+        <w:spacing w:before="280" w:after="120"/>
       </w:pPr>
       <w:r>
         <w:rPr>
@@ -5933,8 +5892,7 @@
     <w:p>
       <w:pPr>
         <w:pStyle w:val="Heading2"/>
-        <w:spacing w:before="280" w:after="80"/>
-        <w:keepNext/>
+        <w:spacing w:before="280" w:after="120"/>
       </w:pPr>
       <w:r>
         <w:rPr>
@@ -6129,7 +6087,7 @@
         </w:rPr>
         <w:drawing>
           <wp:inline>
-            <wp:extent cx="3595310" cy="707812"/>
+            <wp:extent cx="3590622" cy="707812"/>
             <wp:effectExtent b="0" l="0" r="0" t="0"/>
             <wp:docPr descr="" title="" id="66" name="Picture"/>
             <a:graphic>
@@ -6150,7 +6108,7 @@
                   <pic:spPr bwMode="auto">
                     <a:xfrm>
                       <a:off x="0" y="0"/>
-                      <a:ext cx="3595310" cy="707812"/>
+                      <a:ext cx="3590622" cy="707812"/>
                     </a:xfrm>
                     <a:prstGeom prst="rect">
                       <a:avLst/>
@@ -6466,8 +6424,7 @@
     <w:p>
       <w:pPr>
         <w:pStyle w:val="Heading2"/>
-        <w:spacing w:before="280" w:after="80"/>
-        <w:keepNext/>
+        <w:spacing w:before="280" w:after="120"/>
       </w:pPr>
       <w:r>
         <w:rPr>
@@ -6655,8 +6612,7 @@
     <w:p>
       <w:pPr>
         <w:pStyle w:val="Heading2"/>
-        <w:spacing w:before="280" w:after="80"/>
-        <w:keepNext/>
+        <w:spacing w:before="280" w:after="120"/>
       </w:pPr>
       <w:r>
         <w:rPr>
@@ -6956,8 +6912,7 @@
     <w:p>
       <w:pPr>
         <w:pStyle w:val="Heading2"/>
-        <w:spacing w:before="280" w:after="80"/>
-        <w:keepNext/>
+        <w:spacing w:before="280" w:after="120"/>
       </w:pPr>
       <w:r>
         <w:rPr>
@@ -7989,8 +7944,7 @@
     <w:p>
       <w:pPr>
         <w:pStyle w:val="Heading2"/>
-        <w:spacing w:before="280" w:after="80"/>
-        <w:keepNext/>
+        <w:spacing w:before="280" w:after="120"/>
       </w:pPr>
       <w:r>
         <w:rPr>
@@ -8511,8 +8465,7 @@
     <w:p>
       <w:pPr>
         <w:pStyle w:val="Heading2"/>
-        <w:spacing w:before="280" w:after="80"/>
-        <w:keepNext/>
+        <w:spacing w:before="280" w:after="120"/>
       </w:pPr>
       <w:r>
         <w:rPr>
@@ -9579,8 +9532,7 @@
     <w:p>
       <w:pPr>
         <w:pStyle w:val="Heading2"/>
-        <w:spacing w:before="280" w:after="80"/>
-        <w:keepNext/>
+        <w:spacing w:before="280" w:after="120"/>
       </w:pPr>
       <w:r>
         <w:rPr>
@@ -9898,8 +9850,7 @@
     <w:p>
       <w:pPr>
         <w:pStyle w:val="Heading2"/>
-        <w:spacing w:before="280" w:after="80"/>
-        <w:keepNext/>
+        <w:spacing w:before="280" w:after="120"/>
       </w:pPr>
       <w:r>
         <w:rPr>
@@ -10342,8 +10293,7 @@
     <w:p>
       <w:pPr>
         <w:pStyle w:val="Heading2"/>
-        <w:spacing w:before="280" w:after="80"/>
-        <w:keepNext/>
+        <w:spacing w:before="280" w:after="120"/>
       </w:pPr>
       <w:r>
         <w:rPr>
@@ -10667,8 +10617,7 @@
     <w:p>
       <w:pPr>
         <w:pStyle w:val="Heading2"/>
-        <w:spacing w:before="280" w:after="80"/>
-        <w:keepNext/>
+        <w:spacing w:before="280" w:after="120"/>
       </w:pPr>
       <w:r>
         <w:rPr>
@@ -11023,8 +10972,7 @@
     <w:p>
       <w:pPr>
         <w:pStyle w:val="Heading2"/>
-        <w:spacing w:before="280" w:after="80"/>
-        <w:keepNext/>
+        <w:spacing w:before="280" w:after="120"/>
       </w:pPr>
       <w:r>
         <w:rPr>
@@ -11620,8 +11568,7 @@
     <w:p>
       <w:pPr>
         <w:pStyle w:val="Heading2"/>
-        <w:spacing w:before="280" w:after="80"/>
-        <w:keepNext/>
+        <w:spacing w:before="280" w:after="120"/>
       </w:pPr>
       <w:r>
         <w:rPr>
@@ -12404,8 +12351,7 @@
     <w:p>
       <w:pPr>
         <w:pStyle w:val="Heading2"/>
-        <w:spacing w:before="280" w:after="80"/>
-        <w:keepNext/>
+        <w:spacing w:before="280" w:after="120"/>
       </w:pPr>
       <w:r>
         <w:rPr>
@@ -13132,8 +13078,7 @@
     <w:p>
       <w:pPr>
         <w:pStyle w:val="Heading2"/>
-        <w:spacing w:before="280" w:after="80"/>
-        <w:keepNext/>
+        <w:spacing w:before="280" w:after="120"/>
       </w:pPr>
       <w:r>
         <w:rPr>
@@ -14437,8 +14382,7 @@
     <w:p>
       <w:pPr>
         <w:pStyle w:val="Heading2"/>
-        <w:spacing w:before="280" w:after="80"/>
-        <w:keepNext/>
+        <w:spacing w:before="280" w:after="120"/>
       </w:pPr>
       <w:r>
         <w:rPr>
@@ -14945,8 +14889,7 @@
     <w:p>
       <w:pPr>
         <w:pStyle w:val="Heading2"/>
-        <w:spacing w:before="280" w:after="80"/>
-        <w:keepNext/>
+        <w:spacing w:before="280" w:after="120"/>
       </w:pPr>
       <w:r>
         <w:rPr>
@@ -15459,8 +15402,7 @@
     <w:p>
       <w:pPr>
         <w:pStyle w:val="Heading2"/>
-        <w:spacing w:before="280" w:after="80"/>
-        <w:keepNext/>
+        <w:spacing w:before="280" w:after="120"/>
       </w:pPr>
       <w:r>
         <w:rPr>
@@ -16244,8 +16186,7 @@
     <w:p>
       <w:pPr>
         <w:pStyle w:val="Heading2"/>
-        <w:spacing w:before="280" w:after="80"/>
-        <w:keepNext/>
+        <w:spacing w:before="280" w:after="120"/>
       </w:pPr>
       <w:r>
         <w:rPr>
@@ -17525,8 +17466,7 @@
     <w:p>
       <w:pPr>
         <w:pStyle w:val="Heading2"/>
-        <w:spacing w:before="280" w:after="80"/>
-        <w:keepNext/>
+        <w:spacing w:before="280" w:after="120"/>
       </w:pPr>
       <w:r>
         <w:rPr>
@@ -18213,8 +18153,7 @@
     <w:p>
       <w:pPr>
         <w:pStyle w:val="Heading2"/>
-        <w:spacing w:before="280" w:after="80"/>
-        <w:keepNext/>
+        <w:spacing w:before="280" w:after="120"/>
       </w:pPr>
       <w:r>
         <w:rPr>
@@ -19449,8 +19388,7 @@
     <w:p>
       <w:pPr>
         <w:pStyle w:val="Heading2"/>
-        <w:spacing w:before="280" w:after="80"/>
-        <w:keepNext/>
+        <w:spacing w:before="280" w:after="120"/>
       </w:pPr>
       <w:r>
         <w:rPr>
@@ -20258,8 +20196,8 @@
     <w:bookmarkEnd w:id="136"/>
     <w:bookmarkEnd w:id="137"/>
     <w:sectPr>
+      <w:headerReference w:type="default" r:id="rId134"/>
       <w:footerReference w:type="default" r:id="rId9"/>
-      <w:headerReference w:type="default" r:id="rId11"/>
       <w:footnotePr>
         <w:numRestart w:val="eachSect"/>
       </w:footnotePr>
@@ -20278,88 +20216,123 @@
 <w:ftr xmlns:m="http://schemas.openxmlformats.org/officeDocument/2006/math" xmlns:mc="http://schemas.openxmlformats.org/markup-compatibility/2006" xmlns:mo="http://schemas.microsoft.com/office/mac/office/2008/main" xmlns:mv="urn:schemas-microsoft-com:mac:vml" xmlns:o="urn:schemas-microsoft-com:office:office" xmlns:r="http://schemas.openxmlformats.org/officeDocument/2006/relationships" xmlns:v="urn:schemas-microsoft-com:vml" xmlns:w10="urn:schemas-microsoft-com:office:word" xmlns:w14="http://schemas.microsoft.com/office/word/2010/wordml" xmlns:w="http://schemas.openxmlformats.org/wordprocessingml/2006/main" xmlns:wne="http://schemas.microsoft.com/office/word/2006/wordml" xmlns:wp14="http://schemas.microsoft.com/office/word/2010/wordprocessingDrawing" xmlns:wp="http://schemas.openxmlformats.org/drawingml/2006/wordprocessingDrawing" xmlns:wpc="http://schemas.microsoft.com/office/word/2010/wordprocessingCanvas" xmlns:wpg="http://schemas.microsoft.com/office/word/2010/wordprocessingGroup" xmlns:wpi="http://schemas.microsoft.com/office/word/2010/wordprocessingInk" xmlns:wps="http://schemas.microsoft.com/office/word/2010/wordprocessingShape" mc:Ignorable="w14 wp14">
   <w:p>
     <w:pPr>
+      <w:pStyle w:val="Footer"/>
       <w:jc w:val="center"/>
     </w:pPr>
     <w:r>
       <w:rPr>
+        <w:rFonts w:ascii="Times New Roman" w:hAnsi="Times New Roman" w:eastAsia="Times New Roman" w:cs="Times New Roman"/>
+        <w:b w:val="0"/>
         <w:color w:val="000000"/>
-        <w:sz w:val="18"/>
+        <w:sz w:val="20"/>
       </w:rPr>
       <w:t xml:space="preserve">第 </w:t>
     </w:r>
     <w:r>
       <w:rPr>
+        <w:rFonts w:ascii="Times New Roman" w:hAnsi="Times New Roman" w:eastAsia="Times New Roman" w:cs="Times New Roman"/>
+        <w:b w:val="0"/>
         <w:color w:val="000000"/>
-        <w:sz w:val="18"/>
+        <w:sz w:val="20"/>
       </w:rPr>
       <w:fldChar w:fldCharType="begin"/>
     </w:r>
     <w:r>
       <w:rPr>
-        <w:sz w:val="18"/>
+        <w:rFonts w:ascii="Times New Roman" w:hAnsi="Times New Roman" w:eastAsia="Times New Roman" w:cs="Times New Roman"/>
+        <w:b w:val="0"/>
+        <w:color w:val="000000"/>
+        <w:sz w:val="20"/>
       </w:rPr>
       <w:instrText xml:space="preserve"> PAGE </w:instrText>
     </w:r>
     <w:r>
       <w:rPr>
-        <w:sz w:val="18"/>
+        <w:rFonts w:ascii="Times New Roman" w:hAnsi="Times New Roman" w:eastAsia="Times New Roman" w:cs="Times New Roman"/>
+        <w:b w:val="0"/>
+        <w:color w:val="000000"/>
+        <w:sz w:val="20"/>
       </w:rPr>
       <w:fldChar w:fldCharType="separate"/>
     </w:r>
     <w:r>
       <w:rPr>
-        <w:sz w:val="18"/>
+        <w:rFonts w:ascii="Times New Roman" w:hAnsi="Times New Roman" w:eastAsia="Times New Roman" w:cs="Times New Roman"/>
+        <w:b w:val="0"/>
+        <w:color w:val="000000"/>
+        <w:sz w:val="20"/>
       </w:rPr>
       <w:t>1</w:t>
     </w:r>
     <w:r>
       <w:rPr>
-        <w:sz w:val="18"/>
+        <w:rFonts w:ascii="Times New Roman" w:hAnsi="Times New Roman" w:eastAsia="Times New Roman" w:cs="Times New Roman"/>
+        <w:b w:val="0"/>
+        <w:color w:val="000000"/>
+        <w:sz w:val="20"/>
       </w:rPr>
       <w:fldChar w:fldCharType="end"/>
     </w:r>
     <w:r>
       <w:rPr>
+        <w:rFonts w:ascii="Times New Roman" w:hAnsi="Times New Roman" w:eastAsia="Times New Roman" w:cs="Times New Roman"/>
+        <w:b w:val="0"/>
         <w:color w:val="000000"/>
-        <w:sz w:val="18"/>
+        <w:sz w:val="20"/>
       </w:rPr>
       <w:t xml:space="preserve"> 页 / 共 </w:t>
     </w:r>
     <w:r>
       <w:rPr>
+        <w:rFonts w:ascii="Times New Roman" w:hAnsi="Times New Roman" w:eastAsia="Times New Roman" w:cs="Times New Roman"/>
+        <w:b w:val="0"/>
         <w:color w:val="000000"/>
-        <w:sz w:val="18"/>
+        <w:sz w:val="20"/>
       </w:rPr>
       <w:fldChar w:fldCharType="begin"/>
     </w:r>
     <w:r>
       <w:rPr>
-        <w:sz w:val="18"/>
+        <w:rFonts w:ascii="Times New Roman" w:hAnsi="Times New Roman" w:eastAsia="Times New Roman" w:cs="Times New Roman"/>
+        <w:b w:val="0"/>
+        <w:color w:val="000000"/>
+        <w:sz w:val="20"/>
       </w:rPr>
       <w:instrText xml:space="preserve"> NUMPAGES </w:instrText>
     </w:r>
     <w:r>
       <w:rPr>
-        <w:sz w:val="18"/>
+        <w:rFonts w:ascii="Times New Roman" w:hAnsi="Times New Roman" w:eastAsia="Times New Roman" w:cs="Times New Roman"/>
+        <w:b w:val="0"/>
+        <w:color w:val="000000"/>
+        <w:sz w:val="20"/>
       </w:rPr>
       <w:fldChar w:fldCharType="separate"/>
     </w:r>
     <w:r>
       <w:rPr>
-        <w:sz w:val="18"/>
+        <w:rFonts w:ascii="Times New Roman" w:hAnsi="Times New Roman" w:eastAsia="Times New Roman" w:cs="Times New Roman"/>
+        <w:b w:val="0"/>
+        <w:color w:val="000000"/>
+        <w:sz w:val="20"/>
       </w:rPr>
       <w:t>1</w:t>
     </w:r>
     <w:r>
       <w:rPr>
-        <w:sz w:val="18"/>
+        <w:rFonts w:ascii="Times New Roman" w:hAnsi="Times New Roman" w:eastAsia="Times New Roman" w:cs="Times New Roman"/>
+        <w:b w:val="0"/>
+        <w:color w:val="000000"/>
+        <w:sz w:val="20"/>
       </w:rPr>
       <w:fldChar w:fldCharType="end"/>
     </w:r>
     <w:r>
       <w:rPr>
+        <w:rFonts w:ascii="Times New Roman" w:hAnsi="Times New Roman" w:eastAsia="Times New Roman" w:cs="Times New Roman"/>
+        <w:b w:val="0"/>
         <w:color w:val="000000"/>
-        <w:sz w:val="18"/>
+        <w:sz w:val="20"/>
       </w:rPr>
       <w:t xml:space="preserve"> 页</w:t>
     </w:r>
@@ -20397,10 +20370,12 @@
     </w:pPr>
     <w:r>
       <w:rPr>
+        <w:rFonts w:ascii="Times New Roman" w:hAnsi="Times New Roman" w:eastAsia="Times New Roman" w:cs="Times New Roman"/>
+        <w:b w:val="0"/>
         <w:color w:val="000000"/>
         <w:sz w:val="18"/>
       </w:rPr>
-      <w:t>第三篇 有机化学 · 第9章 杂环化合物与含杂原子有机物-学生版</w:t>
+      <w:t xml:space="preserve">第 9 章 杂环化合物与含杂原子有机物</w:t>
     </w:r>
   </w:p>
 </w:hdr>
@@ -21615,7 +21590,7 @@
     <ns0:rPr>
       <ns0:rFonts ns0:ascii="Times New Roman" ns0:cs="Times New Roman" ns0:eastAsia="SimHei" ns0:hAnsi="Times New Roman"/>
       <ns0:b/>
-      <ns0:color ns0:val="17324D"/>
+      <ns0:color ns0:val="000000"/>
       <ns0:sz ns0:val="44"/>
       <ns0:szCs ns0:val="56"/>
     </ns0:rPr>
@@ -21757,7 +21732,7 @@
     <ns0:rPr>
       <ns0:rFonts ns0:ascii="Times New Roman" ns0:cs="Times New Roman" ns0:eastAsia="SimHei" ns0:hAnsi="Times New Roman"/>
       <ns0:b/>
-      <ns0:color ns0:val="17324D"/>
+      <ns0:color ns0:val="000000"/>
       <ns0:sz ns0:val="32"/>
       <ns0:szCs ns0:val="40"/>
     </ns0:rPr>
@@ -21781,7 +21756,7 @@
     <ns0:rPr>
       <ns0:rFonts ns0:ascii="Times New Roman" ns0:cs="Times New Roman" ns0:eastAsia="SimHei" ns0:hAnsi="Times New Roman"/>
       <ns0:b/>
-      <ns0:color ns0:val="17324D"/>
+      <ns0:color ns0:val="000000"/>
       <ns0:sz ns0:val="28"/>
       <ns0:szCs ns0:val="32"/>
     </ns0:rPr>
@@ -21805,7 +21780,7 @@
     <ns0:rPr>
       <ns0:rFonts ns0:ascii="Times New Roman" ns0:cs="Times New Roman" ns0:eastAsia="SimHei" ns0:hAnsi="Times New Roman"/>
       <ns0:b/>
-      <ns0:color ns0:val="17324D"/>
+      <ns0:color ns0:val="000000"/>
       <ns0:sz ns0:val="25"/>
       <ns0:szCs ns0:val="28"/>
     </ns0:rPr>
@@ -22281,7 +22256,7 @@
     <w:rPr>
       <w:rFonts w:ascii="Times New Roman" w:hAnsi="Times New Roman" w:eastAsia="FangSong" w:cs="Times New Roman"/>
       <w:b/>
-      <w:color w:val="000000"/>
+      <w:color w:val="007020"/>
     </w:rPr>
   </w:style>
   <w:style w:type="character" w:customStyle="1" w:styleId="DataTypeTok">
@@ -22289,7 +22264,7 @@
     <w:basedOn w:val="VerbatimChar"/>
     <w:rPr>
       <w:rFonts w:ascii="Times New Roman" w:hAnsi="Times New Roman" w:eastAsia="FangSong" w:cs="Times New Roman"/>
-      <w:color w:val="000000"/>
+      <w:color w:val="902000"/>
     </w:rPr>
   </w:style>
   <w:style w:type="character" w:customStyle="1" w:styleId="DecValTok">
@@ -22297,7 +22272,7 @@
     <w:basedOn w:val="VerbatimChar"/>
     <w:rPr>
       <w:rFonts w:ascii="Times New Roman" w:hAnsi="Times New Roman" w:eastAsia="FangSong" w:cs="Times New Roman"/>
-      <w:color w:val="000000"/>
+      <w:color w:val="40a070"/>
     </w:rPr>
   </w:style>
   <w:style w:type="character" w:customStyle="1" w:styleId="BaseNTok">
@@ -22305,7 +22280,7 @@
     <w:basedOn w:val="VerbatimChar"/>
     <w:rPr>
       <w:rFonts w:ascii="Times New Roman" w:hAnsi="Times New Roman" w:eastAsia="FangSong" w:cs="Times New Roman"/>
-      <w:color w:val="000000"/>
+      <w:color w:val="40a070"/>
     </w:rPr>
   </w:style>
   <w:style w:type="character" w:customStyle="1" w:styleId="FloatTok">
@@ -22313,7 +22288,7 @@
     <w:basedOn w:val="VerbatimChar"/>
     <w:rPr>
       <w:rFonts w:ascii="Times New Roman" w:hAnsi="Times New Roman" w:eastAsia="FangSong" w:cs="Times New Roman"/>
-      <w:color w:val="000000"/>
+      <w:color w:val="40a070"/>
     </w:rPr>
   </w:style>
   <w:style w:type="character" w:customStyle="1" w:styleId="ConstantTok">
@@ -22321,7 +22296,7 @@
     <w:basedOn w:val="VerbatimChar"/>
     <w:rPr>
       <w:rFonts w:ascii="Times New Roman" w:hAnsi="Times New Roman" w:eastAsia="FangSong" w:cs="Times New Roman"/>
-      <w:color w:val="000000"/>
+      <w:color w:val="880000"/>
     </w:rPr>
   </w:style>
   <w:style w:type="character" w:customStyle="1" w:styleId="CharTok">
@@ -22329,7 +22304,7 @@
     <w:basedOn w:val="VerbatimChar"/>
     <w:rPr>
       <w:rFonts w:ascii="Times New Roman" w:hAnsi="Times New Roman" w:eastAsia="FangSong" w:cs="Times New Roman"/>
-      <w:color w:val="000000"/>
+      <w:color w:val="4070a0"/>
     </w:rPr>
   </w:style>
   <w:style w:type="character" w:customStyle="1" w:styleId="SpecialCharTok">
@@ -22337,7 +22312,7 @@
     <w:basedOn w:val="VerbatimChar"/>
     <w:rPr>
       <w:rFonts w:ascii="Times New Roman" w:hAnsi="Times New Roman" w:eastAsia="FangSong" w:cs="Times New Roman"/>
-      <w:color w:val="000000"/>
+      <w:color w:val="4070a0"/>
     </w:rPr>
   </w:style>
   <w:style w:type="character" w:customStyle="1" w:styleId="StringTok">
@@ -22345,7 +22320,7 @@
     <w:basedOn w:val="VerbatimChar"/>
     <w:rPr>
       <w:rFonts w:ascii="Times New Roman" w:hAnsi="Times New Roman" w:eastAsia="FangSong" w:cs="Times New Roman"/>
-      <w:color w:val="000000"/>
+      <w:color w:val="4070a0"/>
     </w:rPr>
   </w:style>
   <w:style w:type="character" w:customStyle="1" w:styleId="VerbatimStringTok">
@@ -22353,7 +22328,7 @@
     <w:basedOn w:val="VerbatimChar"/>
     <w:rPr>
       <w:rFonts w:ascii="Times New Roman" w:hAnsi="Times New Roman" w:eastAsia="FangSong" w:cs="Times New Roman"/>
-      <w:color w:val="000000"/>
+      <w:color w:val="4070a0"/>
     </w:rPr>
   </w:style>
   <w:style w:type="character" w:customStyle="1" w:styleId="SpecialStringTok">
@@ -22361,7 +22336,7 @@
     <w:basedOn w:val="VerbatimChar"/>
     <w:rPr>
       <w:rFonts w:ascii="Times New Roman" w:hAnsi="Times New Roman" w:eastAsia="FangSong" w:cs="Times New Roman"/>
-      <w:color w:val="000000"/>
+      <w:color w:val="bb6688"/>
     </w:rPr>
   </w:style>
   <w:style w:type="character" w:customStyle="1" w:styleId="ImportTok">
@@ -22370,7 +22345,7 @@
     <w:rPr>
       <w:rFonts w:ascii="Times New Roman" w:hAnsi="Times New Roman" w:eastAsia="FangSong" w:cs="Times New Roman"/>
       <w:b/>
-      <w:color w:val="000000"/>
+      <w:color w:val="008000"/>
     </w:rPr>
   </w:style>
   <w:style w:type="character" w:customStyle="1" w:styleId="CommentTok">
@@ -22379,7 +22354,7 @@
     <w:rPr>
       <w:rFonts w:ascii="Times New Roman" w:hAnsi="Times New Roman" w:eastAsia="FangSong" w:cs="Times New Roman"/>
       <w:i/>
-      <w:color w:val="000000"/>
+      <w:color w:val="60a0b0"/>
     </w:rPr>
   </w:style>
   <w:style w:type="character" w:customStyle="1" w:styleId="DocumentationTok">
@@ -22388,7 +22363,7 @@
     <w:rPr>
       <w:rFonts w:ascii="Times New Roman" w:hAnsi="Times New Roman" w:eastAsia="FangSong" w:cs="Times New Roman"/>
       <w:i/>
-      <w:color w:val="000000"/>
+      <w:color w:val="ba2121"/>
     </w:rPr>
   </w:style>
   <w:style w:type="character" w:customStyle="1" w:styleId="AnnotationTok">
@@ -22398,7 +22373,7 @@
       <w:rFonts w:ascii="Times New Roman" w:hAnsi="Times New Roman" w:eastAsia="FangSong" w:cs="Times New Roman"/>
       <w:b/>
       <w:i/>
-      <w:color w:val="000000"/>
+      <w:color w:val="60a0b0"/>
     </w:rPr>
   </w:style>
   <w:style w:type="character" w:customStyle="1" w:styleId="CommentVarTok">
@@ -22408,7 +22383,7 @@
       <w:rFonts w:ascii="Times New Roman" w:hAnsi="Times New Roman" w:eastAsia="FangSong" w:cs="Times New Roman"/>
       <w:b/>
       <w:i/>
-      <w:color w:val="000000"/>
+      <w:color w:val="60a0b0"/>
     </w:rPr>
   </w:style>
   <w:style w:type="character" w:customStyle="1" w:styleId="OtherTok">
@@ -22416,7 +22391,7 @@
     <w:basedOn w:val="VerbatimChar"/>
     <w:rPr>
       <w:rFonts w:ascii="Times New Roman" w:hAnsi="Times New Roman" w:eastAsia="FangSong" w:cs="Times New Roman"/>
-      <w:color w:val="000000"/>
+      <w:color w:val="007020"/>
     </w:rPr>
   </w:style>
   <w:style w:type="character" w:customStyle="1" w:styleId="FunctionTok">
@@ -22424,7 +22399,7 @@
     <w:basedOn w:val="VerbatimChar"/>
     <w:rPr>
       <w:rFonts w:ascii="Times New Roman" w:hAnsi="Times New Roman" w:eastAsia="FangSong" w:cs="Times New Roman"/>
-      <w:color w:val="000000"/>
+      <w:color w:val="06287e"/>
     </w:rPr>
   </w:style>
   <w:style w:type="character" w:customStyle="1" w:styleId="VariableTok">
@@ -22432,7 +22407,7 @@
     <w:basedOn w:val="VerbatimChar"/>
     <w:rPr>
       <w:rFonts w:ascii="Times New Roman" w:hAnsi="Times New Roman" w:eastAsia="FangSong" w:cs="Times New Roman"/>
-      <w:color w:val="000000"/>
+      <w:color w:val="19177c"/>
     </w:rPr>
   </w:style>
   <w:style w:type="character" w:customStyle="1" w:styleId="ControlFlowTok">
@@ -22441,7 +22416,7 @@
     <w:rPr>
       <w:rFonts w:ascii="Times New Roman" w:hAnsi="Times New Roman" w:eastAsia="FangSong" w:cs="Times New Roman"/>
       <w:b/>
-      <w:color w:val="000000"/>
+      <w:color w:val="007020"/>
     </w:rPr>
   </w:style>
   <w:style w:type="character" w:customStyle="1" w:styleId="OperatorTok">
@@ -22449,7 +22424,7 @@
     <w:basedOn w:val="VerbatimChar"/>
     <w:rPr>
       <w:rFonts w:ascii="Times New Roman" w:hAnsi="Times New Roman" w:eastAsia="FangSong" w:cs="Times New Roman"/>
-      <w:color w:val="000000"/>
+      <w:color w:val="666666"/>
     </w:rPr>
   </w:style>
   <w:style w:type="character" w:customStyle="1" w:styleId="BuiltInTok">
@@ -22457,7 +22432,7 @@
     <w:basedOn w:val="VerbatimChar"/>
     <w:rPr>
       <w:rFonts w:ascii="Times New Roman" w:hAnsi="Times New Roman" w:eastAsia="FangSong" w:cs="Times New Roman"/>
-      <w:color w:val="000000"/>
+      <w:color w:val="008000"/>
     </w:rPr>
   </w:style>
   <w:style w:type="character" w:customStyle="1" w:styleId="ExtensionTok">
@@ -22472,7 +22447,7 @@
     <w:basedOn w:val="VerbatimChar"/>
     <w:rPr>
       <w:rFonts w:ascii="Times New Roman" w:hAnsi="Times New Roman" w:eastAsia="FangSong" w:cs="Times New Roman"/>
-      <w:color w:val="000000"/>
+      <w:color w:val="bc7a00"/>
     </w:rPr>
   </w:style>
   <w:style w:type="character" w:customStyle="1" w:styleId="AttributeTok">
@@ -22480,7 +22455,7 @@
     <w:basedOn w:val="VerbatimChar"/>
     <w:rPr>
       <w:rFonts w:ascii="Times New Roman" w:hAnsi="Times New Roman" w:eastAsia="FangSong" w:cs="Times New Roman"/>
-      <w:color w:val="000000"/>
+      <w:color w:val="7d9029"/>
     </w:rPr>
   </w:style>
   <w:style w:type="character" w:customStyle="1" w:styleId="RegionMarkerTok">
@@ -22497,7 +22472,7 @@
       <w:rFonts w:ascii="Times New Roman" w:hAnsi="Times New Roman" w:eastAsia="FangSong" w:cs="Times New Roman"/>
       <w:b/>
       <w:i/>
-      <w:color w:val="000000"/>
+      <w:color w:val="60a0b0"/>
     </w:rPr>
   </w:style>
   <w:style w:type="character" w:customStyle="1" w:styleId="WarningTok">
@@ -22507,7 +22482,7 @@
       <w:rFonts w:ascii="Times New Roman" w:hAnsi="Times New Roman" w:eastAsia="FangSong" w:cs="Times New Roman"/>
       <w:b/>
       <w:i/>
-      <w:color w:val="000000"/>
+      <w:color w:val="60a0b0"/>
     </w:rPr>
   </w:style>
   <w:style w:type="character" w:customStyle="1" w:styleId="AlertTok">
@@ -22516,7 +22491,7 @@
     <w:rPr>
       <w:rFonts w:ascii="Times New Roman" w:hAnsi="Times New Roman" w:eastAsia="FangSong" w:cs="Times New Roman"/>
       <w:b/>
-      <w:color w:val="000000"/>
+      <w:color w:val="ff0000"/>
     </w:rPr>
   </w:style>
   <w:style w:type="character" w:customStyle="1" w:styleId="ErrorTok">
@@ -22525,7 +22500,7 @@
     <w:rPr>
       <w:rFonts w:ascii="Times New Roman" w:hAnsi="Times New Roman" w:eastAsia="FangSong" w:cs="Times New Roman"/>
       <w:b/>
-      <w:color w:val="000000"/>
+      <w:color w:val="ff0000"/>
     </w:rPr>
   </w:style>
   <w:style w:type="character" w:customStyle="1" w:styleId="NormalTok">

--- a/00-首页/题组Word/习题书/第三篇-有机化学/9-杂环化合物与含杂原子有机物-学生版-打印版.docx
+++ b/00-首页/题组Word/习题书/第三篇-有机化学/9-杂环化合物与含杂原子有机物-学生版-打印版.docx
@@ -3094,6 +3094,7 @@
     <w:p>
       <w:pPr>
         <w:pStyle w:val="BodyText"/>
+        <w:spacing w:before="0" w:after="0"/>
       </w:pPr>
       <w:r>
         <w:rPr>
@@ -3258,8 +3259,8 @@
     <w:p>
       <w:pPr>
         <w:pStyle w:val="BodyText"/>
+        <w:spacing w:before="0" w:after="0"/>
         <w:ind w:left="480" w:hanging="480"/>
-        <w:spacing w:after="0"/>
       </w:pPr>
       <w:r>
         <w:rPr>
@@ -3283,8 +3284,8 @@
     <w:p>
       <w:pPr>
         <w:pStyle w:val="BodyText"/>
+        <w:spacing w:before="0" w:after="0"/>
         <w:ind w:left="480" w:hanging="480"/>
-        <w:spacing w:before="0" w:after="0"/>
       </w:pPr>
       <w:r>
         <w:rPr>
@@ -3308,8 +3309,8 @@
     <w:p>
       <w:pPr>
         <w:pStyle w:val="BodyText"/>
+        <w:spacing w:before="0" w:after="0"/>
         <w:ind w:left="480" w:hanging="480"/>
-        <w:spacing w:before="0" w:after="0"/>
       </w:pPr>
       <w:r>
         <w:rPr>
@@ -3333,8 +3334,8 @@
     <w:p>
       <w:pPr>
         <w:pStyle w:val="BodyText"/>
+        <w:spacing w:before="0" w:after="0"/>
         <w:ind w:left="480" w:hanging="480"/>
-        <w:spacing w:before="0" w:after="180"/>
       </w:pPr>
       <w:r>
         <w:rPr>
@@ -8536,8 +8537,8 @@
     <w:p>
       <w:pPr>
         <w:pStyle w:val="BodyText"/>
+        <w:spacing w:before="0" w:after="0"/>
         <w:ind w:left="480" w:hanging="480"/>
-        <w:spacing w:after="0"/>
       </w:pPr>
       <w:r>
         <w:rPr>
@@ -8757,8 +8758,8 @@
     <w:p>
       <w:pPr>
         <w:pStyle w:val="BodyText"/>
+        <w:spacing w:before="0" w:after="0"/>
         <w:ind w:left="480" w:hanging="480"/>
-        <w:spacing w:before="0" w:after="0"/>
       </w:pPr>
       <w:r>
         <w:rPr>
@@ -9023,8 +9024,8 @@
     <w:p>
       <w:pPr>
         <w:pStyle w:val="BodyText"/>
+        <w:spacing w:before="0" w:after="0"/>
         <w:ind w:left="480" w:hanging="480"/>
-        <w:spacing w:before="0" w:after="0"/>
       </w:pPr>
       <w:r>
         <w:rPr>
@@ -9292,8 +9293,8 @@
     <w:p>
       <w:pPr>
         <w:pStyle w:val="BodyText"/>
+        <w:spacing w:before="0" w:after="0"/>
         <w:ind w:left="480" w:hanging="480"/>
-        <w:spacing w:before="0" w:after="180"/>
       </w:pPr>
       <w:r>
         <w:rPr>
@@ -9770,8 +9771,8 @@
     <w:p>
       <w:pPr>
         <w:pStyle w:val="BodyText"/>
+        <w:spacing w:before="0" w:after="0"/>
         <w:ind w:left="480" w:hanging="480"/>
-        <w:spacing w:after="0"/>
       </w:pPr>
       <w:r>
         <w:rPr>
@@ -9783,8 +9784,8 @@
     <w:p>
       <w:pPr>
         <w:pStyle w:val="BodyText"/>
+        <w:spacing w:before="0" w:after="0"/>
         <w:ind w:left="480" w:hanging="480"/>
-        <w:spacing w:before="0" w:after="0"/>
       </w:pPr>
       <w:r>
         <w:rPr>
@@ -9796,8 +9797,8 @@
     <w:p>
       <w:pPr>
         <w:pStyle w:val="BodyText"/>
+        <w:spacing w:before="0" w:after="0"/>
         <w:ind w:left="480" w:hanging="480"/>
-        <w:spacing w:before="0" w:after="0"/>
       </w:pPr>
       <w:r>
         <w:rPr>
@@ -9809,8 +9810,8 @@
     <w:p>
       <w:pPr>
         <w:pStyle w:val="BodyText"/>
+        <w:spacing w:before="0" w:after="0"/>
         <w:ind w:left="480" w:hanging="480"/>
-        <w:spacing w:before="0" w:after="180"/>
       </w:pPr>
       <w:r>
         <w:rPr>
@@ -10107,7 +10108,9 @@
       </w:r>
     </w:p>
     <w:p>
-      <w:pPr/>
+      <w:pPr>
+        <w:spacing w:before="0" w:after="0"/>
+      </w:pPr>
       <w:r>
         <w:rPr>
           <w:rFonts w:ascii="Times New Roman" w:hAnsi="Times New Roman" w:eastAsia="Times New Roman" w:cs="Times New Roman"/>
@@ -14550,8 +14553,8 @@
     <w:p>
       <w:pPr>
         <w:pStyle w:val="BodyText"/>
+        <w:spacing w:before="0" w:after="0"/>
         <w:ind w:left="480" w:hanging="480"/>
-        <w:spacing w:after="0"/>
       </w:pPr>
       <w:r>
         <w:rPr>
@@ -14645,8 +14648,8 @@
     <w:p>
       <w:pPr>
         <w:pStyle w:val="BodyText"/>
+        <w:spacing w:before="0" w:after="0"/>
         <w:ind w:left="480" w:hanging="480"/>
-        <w:spacing w:before="0" w:after="0"/>
       </w:pPr>
       <w:r>
         <w:rPr>
@@ -14719,8 +14722,8 @@
     <w:p>
       <w:pPr>
         <w:pStyle w:val="BodyText"/>
+        <w:spacing w:before="0" w:after="0"/>
         <w:ind w:left="480" w:hanging="480"/>
-        <w:spacing w:before="0" w:after="0"/>
       </w:pPr>
       <w:r>
         <w:rPr>
@@ -14799,8 +14802,8 @@
     <w:p>
       <w:pPr>
         <w:pStyle w:val="BodyText"/>
+        <w:spacing w:before="0" w:after="0"/>
         <w:ind w:left="480" w:hanging="480"/>
-        <w:spacing w:before="0" w:after="180"/>
       </w:pPr>
       <w:r>
         <w:rPr>
@@ -17231,8 +17234,8 @@
     <w:p>
       <w:pPr>
         <w:pStyle w:val="BodyText"/>
+        <w:spacing w:before="0" w:after="0"/>
         <w:ind w:left="480" w:hanging="480"/>
-        <w:spacing w:after="0"/>
       </w:pPr>
       <w:r>
         <w:rPr>
@@ -17256,8 +17259,8 @@
     <w:p>
       <w:pPr>
         <w:pStyle w:val="BodyText"/>
+        <w:spacing w:before="0" w:after="0"/>
         <w:ind w:left="480" w:hanging="480"/>
-        <w:spacing w:before="0" w:after="0"/>
       </w:pPr>
       <w:r>
         <w:rPr>
@@ -17299,8 +17302,8 @@
     <w:p>
       <w:pPr>
         <w:pStyle w:val="BodyText"/>
+        <w:spacing w:before="0" w:after="0"/>
         <w:ind w:left="480" w:hanging="480"/>
-        <w:spacing w:before="0" w:after="0"/>
       </w:pPr>
       <w:r>
         <w:rPr>
@@ -17324,8 +17327,8 @@
     <w:p>
       <w:pPr>
         <w:pStyle w:val="BodyText"/>
+        <w:spacing w:before="0" w:after="0"/>
         <w:ind w:left="480" w:hanging="480"/>
-        <w:spacing w:before="0" w:after="180"/>
       </w:pPr>
       <w:r>
         <w:rPr>
@@ -20196,7 +20199,6 @@
     <w:bookmarkEnd w:id="136"/>
     <w:bookmarkEnd w:id="137"/>
     <w:sectPr>
-      <w:headerReference w:type="default" r:id="rId134"/>
       <w:footerReference w:type="default" r:id="rId9"/>
       <w:footnotePr>
         <w:numRestart w:val="eachSect"/>
@@ -20223,16 +20225,6 @@
       <w:rPr>
         <w:rFonts w:ascii="Times New Roman" w:hAnsi="Times New Roman" w:eastAsia="Times New Roman" w:cs="Times New Roman"/>
         <w:b w:val="0"/>
-        <w:color w:val="000000"/>
-        <w:sz w:val="20"/>
-      </w:rPr>
-      <w:t xml:space="preserve">第 </w:t>
-    </w:r>
-    <w:r>
-      <w:rPr>
-        <w:rFonts w:ascii="Times New Roman" w:hAnsi="Times New Roman" w:eastAsia="Times New Roman" w:cs="Times New Roman"/>
-        <w:b w:val="0"/>
-        <w:color w:val="000000"/>
         <w:sz w:val="20"/>
       </w:rPr>
       <w:fldChar w:fldCharType="begin"/>
@@ -20241,7 +20233,6 @@
       <w:rPr>
         <w:rFonts w:ascii="Times New Roman" w:hAnsi="Times New Roman" w:eastAsia="Times New Roman" w:cs="Times New Roman"/>
         <w:b w:val="0"/>
-        <w:color w:val="000000"/>
         <w:sz w:val="20"/>
       </w:rPr>
       <w:instrText xml:space="preserve"> PAGE </w:instrText>
@@ -20250,91 +20241,9 @@
       <w:rPr>
         <w:rFonts w:ascii="Times New Roman" w:hAnsi="Times New Roman" w:eastAsia="Times New Roman" w:cs="Times New Roman"/>
         <w:b w:val="0"/>
-        <w:color w:val="000000"/>
-        <w:sz w:val="20"/>
-      </w:rPr>
-      <w:fldChar w:fldCharType="separate"/>
-    </w:r>
-    <w:r>
-      <w:rPr>
-        <w:rFonts w:ascii="Times New Roman" w:hAnsi="Times New Roman" w:eastAsia="Times New Roman" w:cs="Times New Roman"/>
-        <w:b w:val="0"/>
-        <w:color w:val="000000"/>
-        <w:sz w:val="20"/>
-      </w:rPr>
-      <w:t>1</w:t>
-    </w:r>
-    <w:r>
-      <w:rPr>
-        <w:rFonts w:ascii="Times New Roman" w:hAnsi="Times New Roman" w:eastAsia="Times New Roman" w:cs="Times New Roman"/>
-        <w:b w:val="0"/>
-        <w:color w:val="000000"/>
         <w:sz w:val="20"/>
       </w:rPr>
       <w:fldChar w:fldCharType="end"/>
-    </w:r>
-    <w:r>
-      <w:rPr>
-        <w:rFonts w:ascii="Times New Roman" w:hAnsi="Times New Roman" w:eastAsia="Times New Roman" w:cs="Times New Roman"/>
-        <w:b w:val="0"/>
-        <w:color w:val="000000"/>
-        <w:sz w:val="20"/>
-      </w:rPr>
-      <w:t xml:space="preserve"> 页 / 共 </w:t>
-    </w:r>
-    <w:r>
-      <w:rPr>
-        <w:rFonts w:ascii="Times New Roman" w:hAnsi="Times New Roman" w:eastAsia="Times New Roman" w:cs="Times New Roman"/>
-        <w:b w:val="0"/>
-        <w:color w:val="000000"/>
-        <w:sz w:val="20"/>
-      </w:rPr>
-      <w:fldChar w:fldCharType="begin"/>
-    </w:r>
-    <w:r>
-      <w:rPr>
-        <w:rFonts w:ascii="Times New Roman" w:hAnsi="Times New Roman" w:eastAsia="Times New Roman" w:cs="Times New Roman"/>
-        <w:b w:val="0"/>
-        <w:color w:val="000000"/>
-        <w:sz w:val="20"/>
-      </w:rPr>
-      <w:instrText xml:space="preserve"> NUMPAGES </w:instrText>
-    </w:r>
-    <w:r>
-      <w:rPr>
-        <w:rFonts w:ascii="Times New Roman" w:hAnsi="Times New Roman" w:eastAsia="Times New Roman" w:cs="Times New Roman"/>
-        <w:b w:val="0"/>
-        <w:color w:val="000000"/>
-        <w:sz w:val="20"/>
-      </w:rPr>
-      <w:fldChar w:fldCharType="separate"/>
-    </w:r>
-    <w:r>
-      <w:rPr>
-        <w:rFonts w:ascii="Times New Roman" w:hAnsi="Times New Roman" w:eastAsia="Times New Roman" w:cs="Times New Roman"/>
-        <w:b w:val="0"/>
-        <w:color w:val="000000"/>
-        <w:sz w:val="20"/>
-      </w:rPr>
-      <w:t>1</w:t>
-    </w:r>
-    <w:r>
-      <w:rPr>
-        <w:rFonts w:ascii="Times New Roman" w:hAnsi="Times New Roman" w:eastAsia="Times New Roman" w:cs="Times New Roman"/>
-        <w:b w:val="0"/>
-        <w:color w:val="000000"/>
-        <w:sz w:val="20"/>
-      </w:rPr>
-      <w:fldChar w:fldCharType="end"/>
-    </w:r>
-    <w:r>
-      <w:rPr>
-        <w:rFonts w:ascii="Times New Roman" w:hAnsi="Times New Roman" w:eastAsia="Times New Roman" w:cs="Times New Roman"/>
-        <w:b w:val="0"/>
-        <w:color w:val="000000"/>
-        <w:sz w:val="20"/>
-      </w:rPr>
-      <w:t xml:space="preserve"> 页</w:t>
     </w:r>
   </w:p>
 </w:ftr>
@@ -20357,28 +20266,6 @@
     </w:p>
   </w:footnote>
 </w:footnotes>
-</file>
-
-<file path=word/header1.xml><?xml version="1.0" encoding="utf-8"?>
-<w:hdr xmlns:m="http://schemas.openxmlformats.org/officeDocument/2006/math" xmlns:mc="http://schemas.openxmlformats.org/markup-compatibility/2006" xmlns:mo="http://schemas.microsoft.com/office/mac/office/2008/main" xmlns:mv="urn:schemas-microsoft-com:mac:vml" xmlns:o="urn:schemas-microsoft-com:office:office" xmlns:r="http://schemas.openxmlformats.org/officeDocument/2006/relationships" xmlns:v="urn:schemas-microsoft-com:vml" xmlns:w10="urn:schemas-microsoft-com:office:word" xmlns:w14="http://schemas.microsoft.com/office/word/2010/wordml" xmlns:w="http://schemas.openxmlformats.org/wordprocessingml/2006/main" xmlns:wne="http://schemas.microsoft.com/office/word/2006/wordml" xmlns:wp14="http://schemas.microsoft.com/office/word/2010/wordprocessingDrawing" xmlns:wp="http://schemas.openxmlformats.org/drawingml/2006/wordprocessingDrawing" xmlns:wpc="http://schemas.microsoft.com/office/word/2010/wordprocessingCanvas" xmlns:wpg="http://schemas.microsoft.com/office/word/2010/wordprocessingGroup" xmlns:wpi="http://schemas.microsoft.com/office/word/2010/wordprocessingInk" xmlns:wps="http://schemas.microsoft.com/office/word/2010/wordprocessingShape" mc:Ignorable="w14 wp14">
-  <w:p>
-    <w:pPr>
-      <w:jc w:val="right"/>
-      <w:pBdr>
-        <w:bottom w:val="single" w:sz="4" w:space="2" w:color="000000"/>
-      </w:pBdr>
-    </w:pPr>
-    <w:r>
-      <w:rPr>
-        <w:rFonts w:ascii="Times New Roman" w:hAnsi="Times New Roman" w:eastAsia="Times New Roman" w:cs="Times New Roman"/>
-        <w:b w:val="0"/>
-        <w:color w:val="000000"/>
-        <w:sz w:val="18"/>
-      </w:rPr>
-      <w:t xml:space="preserve">第 9 章 杂环化合物与含杂原子有机物</w:t>
-    </w:r>
-  </w:p>
-</w:hdr>
 </file>
 
 <file path=word/numbering.xml><?xml version="1.0" encoding="utf-8"?>
